--- a/diagrams/use-case-description/ResBack Use Case Descriptions.docx
+++ b/diagrams/use-case-description/ResBack Use Case Descriptions.docx
@@ -1076,7 +1076,7 @@
                 <w:rFonts w:ascii="Arial" w:hAnsi="Arial"/>
                 <w:sz w:val="20"/>
               </w:rPr>
-              <w:t>Student, Faculty/Staff, Admin or Super Admin</w:t>
+              <w:t>Student, Faculty, Admin or Super Admin</w:t>
             </w:r>
           </w:p>
         </w:tc>
@@ -1513,7 +1513,7 @@
                 <w:rFonts w:ascii="Arial" w:hAnsi="Arial"/>
                 <w:sz w:val="20"/>
               </w:rPr>
-              <w:t>8. Opens the Student feedback form or the Faculty/Staff, Admin or Super Admin dashboard according to the account role.</w:t>
+              <w:t>8. Opens the Student feedback form or the Faculty, Admin or Super Admin dashboard according to the account role.</w:t>
             </w:r>
           </w:p>
         </w:tc>
@@ -1857,7 +1857,7 @@
                 <w:rFonts w:ascii="Arial" w:hAnsi="Arial"/>
                 <w:sz w:val="20"/>
               </w:rPr>
-              <w:t>Allows a Student or Faculty/Staff member to submit confidential CCIS feedback for screening and, when accepted, automatic analysis.</w:t>
+              <w:t>Allows a Student or Faculty member to submit confidential CCIS feedback for screening and, when accepted, automatic analysis.</w:t>
             </w:r>
           </w:p>
         </w:tc>
@@ -1909,7 +1909,7 @@
                 <w:rFonts w:ascii="Arial" w:hAnsi="Arial"/>
                 <w:sz w:val="20"/>
               </w:rPr>
-              <w:t>Student or Faculty/Staff</w:t>
+              <w:t>Student or Faculty</w:t>
             </w:r>
           </w:p>
         </w:tc>
@@ -2742,7 +2742,7 @@
                 <w:rFonts w:ascii="Arial" w:hAnsi="Arial"/>
                 <w:sz w:val="20"/>
               </w:rPr>
-              <w:t>Student or Faculty/Staff through Submit Feedback (UC-03)</w:t>
+              <w:t>Student or Faculty through Submit Feedback (UC-03)</w:t>
             </w:r>
           </w:p>
         </w:tc>
@@ -3575,7 +3575,7 @@
                 <w:rFonts w:ascii="Arial" w:hAnsi="Arial"/>
                 <w:sz w:val="20"/>
               </w:rPr>
-              <w:t>Student, Faculty/Staff, Admin or Super Admin</w:t>
+              <w:t>Student, Faculty, Admin or Super Admin</w:t>
             </w:r>
           </w:p>
         </w:tc>
@@ -4408,7 +4408,7 @@
                 <w:rFonts w:ascii="Arial" w:hAnsi="Arial"/>
                 <w:sz w:val="20"/>
               </w:rPr>
-              <w:t>Student or Faculty/Staff through Submit Feedback (UC-03)</w:t>
+              <w:t>Student or Faculty through Submit Feedback (UC-03)</w:t>
             </w:r>
           </w:p>
         </w:tc>
@@ -4460,7 +4460,7 @@
                 <w:rFonts w:ascii="Arial" w:hAnsi="Arial"/>
                 <w:sz w:val="20"/>
               </w:rPr>
-              <w:t>None</w:t>
+              <w:t>Google Gemini API (hosted Gemma inference service)</w:t>
             </w:r>
           </w:p>
         </w:tc>
@@ -5241,7 +5241,7 @@
                 <w:rFonts w:ascii="Arial" w:hAnsi="Arial"/>
                 <w:sz w:val="20"/>
               </w:rPr>
-              <w:t>Student or Faculty/Staff</w:t>
+              <w:t>Student or Faculty</w:t>
             </w:r>
           </w:p>
         </w:tc>
@@ -5345,7 +5345,7 @@
                 <w:rFonts w:ascii="Arial" w:hAnsi="Arial"/>
                 <w:sz w:val="20"/>
               </w:rPr>
-              <w:t>The Student or Faculty/Staff member is signed in with an active account. Feedback history is restricted to the account owner.</w:t>
+              <w:t>The Student or Faculty member is signed in with an active account. Feedback history is restricted to the account owner.</w:t>
             </w:r>
           </w:p>
         </w:tc>
@@ -6074,7 +6074,7 @@
                 <w:rFonts w:ascii="Arial" w:hAnsi="Arial"/>
                 <w:sz w:val="20"/>
               </w:rPr>
-              <w:t>Faculty/Staff, Admin or Super Admin</w:t>
+              <w:t>Faculty, Admin or Super Admin</w:t>
             </w:r>
           </w:p>
         </w:tc>
@@ -6907,7 +6907,7 @@
                 <w:rFonts w:ascii="Arial" w:hAnsi="Arial"/>
                 <w:sz w:val="20"/>
               </w:rPr>
-              <w:t>Faculty/Staff, Admin or Super Admin</w:t>
+              <w:t>Faculty, Admin or Super Admin</w:t>
             </w:r>
           </w:p>
         </w:tc>
@@ -7740,7 +7740,7 @@
                 <w:rFonts w:ascii="Arial" w:hAnsi="Arial"/>
                 <w:sz w:val="20"/>
               </w:rPr>
-              <w:t>Faculty/Staff, Admin or Super Admin</w:t>
+              <w:t>Faculty, Admin or Super Admin</w:t>
             </w:r>
           </w:p>
         </w:tc>
@@ -8573,7 +8573,7 @@
                 <w:rFonts w:ascii="Arial" w:hAnsi="Arial"/>
                 <w:sz w:val="20"/>
               </w:rPr>
-              <w:t>Faculty/Staff, Admin or Super Admin</w:t>
+              <w:t>Faculty, Admin or Super Admin</w:t>
             </w:r>
           </w:p>
         </w:tc>
@@ -9936,7 +9936,7 @@
                 <w:rFonts w:ascii="Arial" w:hAnsi="Arial"/>
                 <w:sz w:val="20"/>
               </w:rPr>
-              <w:t>6a. A Faculty/Staff or Student user cannot delete feedback. A missing record or database failure prevents successful deletion.</w:t>
+              <w:t>6a. A Faculty or Student user cannot delete feedback. A missing record or database failure prevents successful deletion.</w:t>
             </w:r>
           </w:p>
         </w:tc>
@@ -13571,7 +13571,7 @@
                 <w:rFonts w:ascii="Arial" w:hAnsi="Arial"/>
                 <w:sz w:val="20"/>
               </w:rPr>
-              <w:t>Student, Faculty/Staff, Admin or Super Admin</w:t>
+              <w:t>Student, Faculty, Admin or Super Admin</w:t>
             </w:r>
           </w:p>
         </w:tc>

--- a/diagrams/use-case-description/ResBack Use Case Descriptions.docx
+++ b/diagrams/use-case-description/ResBack Use Case Descriptions.docx
@@ -614,7 +614,7 @@
                 <w:rFonts w:ascii="Arial" w:hAnsi="Arial"/>
                 <w:sz w:val="20"/>
               </w:rPr>
-              <w:t>5. None</w:t>
+              <w:t/>
             </w:r>
           </w:p>
         </w:tc>
@@ -632,7 +632,7 @@
                 <w:rFonts w:ascii="Arial" w:hAnsi="Arial"/>
                 <w:sz w:val="20"/>
               </w:rPr>
-              <w:t>6. Saves the account with the Student role and a hashed password.</w:t>
+              <w:t>5. Saves the account with the Student role and a hashed password.</w:t>
             </w:r>
           </w:p>
         </w:tc>
@@ -662,7 +662,7 @@
                 <w:rFonts w:ascii="Arial" w:hAnsi="Arial"/>
                 <w:sz w:val="20"/>
               </w:rPr>
-              <w:t>7. None</w:t>
+              <w:t/>
             </w:r>
           </w:p>
         </w:tc>
@@ -680,7 +680,7 @@
                 <w:rFonts w:ascii="Arial" w:hAnsi="Arial"/>
                 <w:sz w:val="20"/>
               </w:rPr>
-              <w:t>8. Starts an authenticated session and displays the feedback form.</w:t>
+              <w:t>6. Starts an authenticated session and displays the feedback form.</w:t>
             </w:r>
           </w:p>
         </w:tc>
@@ -1447,7 +1447,7 @@
                 <w:rFonts w:ascii="Arial" w:hAnsi="Arial"/>
                 <w:sz w:val="20"/>
               </w:rPr>
-              <w:t>5. None</w:t>
+              <w:t/>
             </w:r>
           </w:p>
         </w:tc>
@@ -1465,7 +1465,7 @@
                 <w:rFonts w:ascii="Arial" w:hAnsi="Arial"/>
                 <w:sz w:val="20"/>
               </w:rPr>
-              <w:t>6. Starts an authenticated session and regenerates the session identifier.</w:t>
+              <w:t>5. Starts an authenticated session and regenerates the session identifier.</w:t>
             </w:r>
           </w:p>
         </w:tc>
@@ -1495,7 +1495,7 @@
                 <w:rFonts w:ascii="Arial" w:hAnsi="Arial"/>
                 <w:sz w:val="20"/>
               </w:rPr>
-              <w:t>7. None</w:t>
+              <w:t/>
             </w:r>
           </w:p>
         </w:tc>
@@ -1513,7 +1513,7 @@
                 <w:rFonts w:ascii="Arial" w:hAnsi="Arial"/>
                 <w:sz w:val="20"/>
               </w:rPr>
-              <w:t>8. Opens the Student feedback form or the Faculty, Admin or Super Admin dashboard according to the account role.</w:t>
+              <w:t>6. Opens the Student feedback form or the Faculty, Admin or Super Admin dashboard according to the account role.</w:t>
             </w:r>
           </w:p>
         </w:tc>
@@ -2280,7 +2280,7 @@
                 <w:rFonts w:ascii="Arial" w:hAnsi="Arial"/>
                 <w:sz w:val="20"/>
               </w:rPr>
-              <w:t>5. None</w:t>
+              <w:t/>
             </w:r>
           </w:p>
         </w:tc>
@@ -2298,7 +2298,7 @@
                 <w:rFonts w:ascii="Arial" w:hAnsi="Arial"/>
                 <w:sz w:val="20"/>
               </w:rPr>
-              <w:t>6. Performs Screen Feedback (UC-04) and saves accepted feedback as pending.</w:t>
+              <w:t>5. Performs Screen Feedback (UC-04) and saves accepted feedback as pending.</w:t>
             </w:r>
           </w:p>
         </w:tc>
@@ -2328,7 +2328,7 @@
                 <w:rFonts w:ascii="Arial" w:hAnsi="Arial"/>
                 <w:sz w:val="20"/>
               </w:rPr>
-              <w:t>7. None</w:t>
+              <w:t/>
             </w:r>
           </w:p>
         </w:tc>
@@ -2346,7 +2346,7 @@
                 <w:rFonts w:ascii="Arial" w:hAnsi="Arial"/>
                 <w:sz w:val="20"/>
               </w:rPr>
-              <w:t>8. Performs Analyze Accepted Feedback (UC-06) and displays the stored status and available analysis.</w:t>
+              <w:t>6. Performs Analyze Accepted Feedback (UC-06) and displays the stored status and available analysis.</w:t>
             </w:r>
           </w:p>
         </w:tc>
@@ -2388,7 +2388,7 @@
                 <w:rFonts w:ascii="Arial" w:hAnsi="Arial"/>
                 <w:sz w:val="20"/>
               </w:rPr>
-              <w:t>6a. If screening detects prohibited content, the system saves the feedback as rejected, displays the rejection result and skips UC-06.</w:t>
+              <w:t>5a. If screening detects prohibited content, the system saves the feedback as rejected, displays the rejection result and skips UC-06.</w:t>
             </w:r>
           </w:p>
         </w:tc>
@@ -2439,7 +2439,7 @@
                 <w:rFonts w:ascii="Arial" w:hAnsi="Arial"/>
                 <w:sz w:val="20"/>
               </w:rPr>
-              <w:t>4a. Invalid content/category, duplicate feedback or exceeding the submission limit prevents saving. 8a. Analysis failure leaves the saved feedback marked failed.</w:t>
+              <w:t>4a. Invalid content/category, duplicate feedback or exceeding the submission limit prevents saving. 6a. Analysis failure leaves the saved feedback marked failed.</w:t>
             </w:r>
           </w:p>
         </w:tc>
@@ -3017,7 +3017,7 @@
                 <w:rFonts w:ascii="Arial" w:hAnsi="Arial"/>
                 <w:sz w:val="20"/>
               </w:rPr>
-              <w:t>1. None</w:t>
+              <w:t/>
             </w:r>
           </w:p>
         </w:tc>
@@ -3035,7 +3035,7 @@
                 <w:rFonts w:ascii="Arial" w:hAnsi="Arial"/>
                 <w:sz w:val="20"/>
               </w:rPr>
-              <w:t>2. Receives the validated feedback text from Submit Feedback (UC-03).</w:t>
+              <w:t>1. Receives the validated feedback text from Submit Feedback (UC-03).</w:t>
             </w:r>
           </w:p>
         </w:tc>
@@ -3065,7 +3065,7 @@
                 <w:rFonts w:ascii="Arial" w:hAnsi="Arial"/>
                 <w:sz w:val="20"/>
               </w:rPr>
-              <w:t>3. None</w:t>
+              <w:t/>
             </w:r>
           </w:p>
         </w:tc>
@@ -3083,7 +3083,7 @@
                 <w:rFonts w:ascii="Arial" w:hAnsi="Arial"/>
                 <w:sz w:val="20"/>
               </w:rPr>
-              <w:t>4. Normalizes the text and configured blocked terms and their variants.</w:t>
+              <w:t>2. Normalizes the text and configured blocked terms and their variants.</w:t>
             </w:r>
           </w:p>
         </w:tc>
@@ -3113,7 +3113,7 @@
                 <w:rFonts w:ascii="Arial" w:hAnsi="Arial"/>
                 <w:sz w:val="20"/>
               </w:rPr>
-              <w:t>5. None</w:t>
+              <w:t/>
             </w:r>
           </w:p>
         </w:tc>
@@ -3131,7 +3131,7 @@
                 <w:rFonts w:ascii="Arial" w:hAnsi="Arial"/>
                 <w:sz w:val="20"/>
               </w:rPr>
-              <w:t>6. Checks the normalized text for prohibited matches.</w:t>
+              <w:t>3. Checks the normalized text for prohibited matches.</w:t>
             </w:r>
           </w:p>
         </w:tc>
@@ -3161,7 +3161,7 @@
                 <w:rFonts w:ascii="Arial" w:hAnsi="Arial"/>
                 <w:sz w:val="20"/>
               </w:rPr>
-              <w:t>7. None</w:t>
+              <w:t/>
             </w:r>
           </w:p>
         </w:tc>
@@ -3179,7 +3179,7 @@
                 <w:rFonts w:ascii="Arial" w:hAnsi="Arial"/>
                 <w:sz w:val="20"/>
               </w:rPr>
-              <w:t>8. Returns an accepted decision to UC-03 when no prohibited match is found; UC-03 saves the feedback as pending and continues to UC-06.</w:t>
+              <w:t>4. Returns an accepted decision to UC-03 when no prohibited match is found; UC-03 saves the feedback as pending and continues to UC-06.</w:t>
             </w:r>
           </w:p>
         </w:tc>
@@ -3221,7 +3221,7 @@
                 <w:rFonts w:ascii="Arial" w:hAnsi="Arial"/>
                 <w:sz w:val="20"/>
               </w:rPr>
-              <w:t>6a. A prohibited match returns a rejected decision to UC-03. The system saves the record as rejected, displays the rejection result and skips UC-06.</w:t>
+              <w:t>3a. A prohibited match returns a rejected decision to UC-03. The system saves the record as rejected, displays the rejection result and skips UC-06.</w:t>
             </w:r>
           </w:p>
         </w:tc>
@@ -3272,7 +3272,7 @@
                 <w:rFonts w:ascii="Arial" w:hAnsi="Arial"/>
                 <w:sz w:val="20"/>
               </w:rPr>
-              <w:t>4a/6a. A screening error prevents successful completion; the system must not report the submission as successfully analyzed.</w:t>
+              <w:t>2a/3a. A screening error prevents successful completion; the system must not report the submission as successfully analyzed.</w:t>
             </w:r>
           </w:p>
         </w:tc>
@@ -3946,7 +3946,7 @@
                 <w:rFonts w:ascii="Arial" w:hAnsi="Arial"/>
                 <w:sz w:val="20"/>
               </w:rPr>
-              <w:t>5. None</w:t>
+              <w:t/>
             </w:r>
           </w:p>
         </w:tc>
@@ -3964,7 +3964,7 @@
                 <w:rFonts w:ascii="Arial" w:hAnsi="Arial"/>
                 <w:sz w:val="20"/>
               </w:rPr>
-              <w:t>6. Stores or removes the profile photo as requested and updates only the signed-in user's profile.</w:t>
+              <w:t>5. Stores or removes the profile photo as requested and updates only the signed-in user's profile.</w:t>
             </w:r>
           </w:p>
         </w:tc>
@@ -3994,7 +3994,7 @@
                 <w:rFonts w:ascii="Arial" w:hAnsi="Arial"/>
                 <w:sz w:val="20"/>
               </w:rPr>
-              <w:t>7. None</w:t>
+              <w:t/>
             </w:r>
           </w:p>
         </w:tc>
@@ -4012,7 +4012,7 @@
                 <w:rFonts w:ascii="Arial" w:hAnsi="Arial"/>
                 <w:sz w:val="20"/>
               </w:rPr>
-              <w:t>8. Displays the updated profile and a confirmation message.</w:t>
+              <w:t>6. Displays the updated profile and a confirmation message.</w:t>
             </w:r>
           </w:p>
         </w:tc>
@@ -4105,7 +4105,7 @@
                 <w:rFonts w:ascii="Arial" w:hAnsi="Arial"/>
                 <w:sz w:val="20"/>
               </w:rPr>
-              <w:t>4a. A duplicate/invalid nickname or an invalid photo prevents the update. 6a. A photo-storage failure prevents successful completion.</w:t>
+              <w:t>4a. A duplicate/invalid nickname or an invalid photo prevents the update. 5a. A photo-storage failure prevents successful completion.</w:t>
             </w:r>
           </w:p>
         </w:tc>
@@ -4683,7 +4683,7 @@
                 <w:rFonts w:ascii="Arial" w:hAnsi="Arial"/>
                 <w:sz w:val="20"/>
               </w:rPr>
-              <w:t>1. None</w:t>
+              <w:t/>
             </w:r>
           </w:p>
         </w:tc>
@@ -4701,7 +4701,7 @@
                 <w:rFonts w:ascii="Arial" w:hAnsi="Arial"/>
                 <w:sz w:val="20"/>
               </w:rPr>
-              <w:t>2. Starts analysis for the accepted feedback record saved as pending by UC-03.</w:t>
+              <w:t>1. Starts analysis for the accepted feedback record saved as pending by UC-03.</w:t>
             </w:r>
           </w:p>
         </w:tc>
@@ -4731,7 +4731,7 @@
                 <w:rFonts w:ascii="Arial" w:hAnsi="Arial"/>
                 <w:sz w:val="20"/>
               </w:rPr>
-              <w:t>3. None</w:t>
+              <w:t/>
             </w:r>
           </w:p>
         </w:tc>
@@ -4749,7 +4749,7 @@
                 <w:rFonts w:ascii="Arial" w:hAnsi="Arial"/>
                 <w:sz w:val="20"/>
               </w:rPr>
-              <w:t>4. Sends the feedback to the Gemini API with the required classification instructions.</w:t>
+              <w:t>2. Sends the feedback to the Gemini API with the required classification instructions.</w:t>
             </w:r>
           </w:p>
         </w:tc>
@@ -4779,7 +4779,7 @@
                 <w:rFonts w:ascii="Arial" w:hAnsi="Arial"/>
                 <w:sz w:val="20"/>
               </w:rPr>
-              <w:t>5. None</w:t>
+              <w:t/>
             </w:r>
           </w:p>
         </w:tc>
@@ -4797,7 +4797,7 @@
                 <w:rFonts w:ascii="Arial" w:hAnsi="Arial"/>
                 <w:sz w:val="20"/>
               </w:rPr>
-              <w:t>6. Receives and validates the returned sentiment, confidence, keywords, topics and language data.</w:t>
+              <w:t>3. Receives and validates the returned sentiment, confidence, keywords, topics and language data.</w:t>
             </w:r>
           </w:p>
         </w:tc>
@@ -4827,7 +4827,7 @@
                 <w:rFonts w:ascii="Arial" w:hAnsi="Arial"/>
                 <w:sz w:val="20"/>
               </w:rPr>
-              <w:t>7. None</w:t>
+              <w:t/>
             </w:r>
           </w:p>
         </w:tc>
@@ -4845,7 +4845,7 @@
                 <w:rFonts w:ascii="Arial" w:hAnsi="Arial"/>
                 <w:sz w:val="20"/>
               </w:rPr>
-              <w:t>8. Saves the result, marks the feedback analyzed and rebuilds the concern rankings; returns control to UC-03 to display the result.</w:t>
+              <w:t>4. Saves the result, marks the feedback analyzed and rebuilds the concern rankings; returns control to UC-03 to display the result.</w:t>
             </w:r>
           </w:p>
         </w:tc>
@@ -4887,7 +4887,7 @@
                 <w:rFonts w:ascii="Arial" w:hAnsi="Arial"/>
                 <w:sz w:val="20"/>
               </w:rPr>
-              <w:t>4a. A temporary request failure may trigger a retry before the final result is determined.</w:t>
+              <w:t>2a. A temporary request failure may trigger a retry before the final result is determined.</w:t>
             </w:r>
           </w:p>
         </w:tc>
@@ -4938,7 +4938,7 @@
                 <w:rFonts w:ascii="Arial" w:hAnsi="Arial"/>
                 <w:sz w:val="20"/>
               </w:rPr>
-              <w:t>4a/6a. Missing configuration, connection failure, API error or unusable output marks the saved feedback failed; it does not create a successful analysis result.</w:t>
+              <w:t>2a/3a. Missing configuration, connection failure, API error or unusable output marks the saved feedback failed; it does not create a successful analysis result.</w:t>
             </w:r>
           </w:p>
         </w:tc>
@@ -5564,7 +5564,7 @@
                 <w:rFonts w:ascii="Arial" w:hAnsi="Arial"/>
                 <w:sz w:val="20"/>
               </w:rPr>
-              <w:t>3. None</w:t>
+              <w:t/>
             </w:r>
           </w:p>
         </w:tc>
@@ -5582,7 +5582,7 @@
                 <w:rFonts w:ascii="Arial" w:hAnsi="Arial"/>
                 <w:sz w:val="20"/>
               </w:rPr>
-              <w:t>4. Retrieves only the user's feedback records with their categories and available analysis, newest first.</w:t>
+              <w:t>3. Retrieves only the user's feedback records with their categories and available analysis, newest first.</w:t>
             </w:r>
           </w:p>
         </w:tc>
@@ -5612,7 +5612,7 @@
                 <w:rFonts w:ascii="Arial" w:hAnsi="Arial"/>
                 <w:sz w:val="20"/>
               </w:rPr>
-              <w:t>5. None</w:t>
+              <w:t/>
             </w:r>
           </w:p>
         </w:tc>
@@ -5630,7 +5630,7 @@
                 <w:rFonts w:ascii="Arial" w:hAnsi="Arial"/>
                 <w:sz w:val="20"/>
               </w:rPr>
-              <w:t>6. Displays the personal feedback history, processing statuses and available analysis in a paginated list.</w:t>
+              <w:t>4. Displays the personal feedback history, processing statuses and available analysis in a paginated list.</w:t>
             </w:r>
           </w:p>
         </w:tc>
@@ -5660,7 +5660,7 @@
                 <w:rFonts w:ascii="Arial" w:hAnsi="Arial"/>
                 <w:sz w:val="20"/>
               </w:rPr>
-              <w:t>7. Selects the next or previous history page when available.</w:t>
+              <w:t>5. Selects the next or previous history page when available.</w:t>
             </w:r>
           </w:p>
         </w:tc>
@@ -5678,7 +5678,7 @@
                 <w:rFonts w:ascii="Arial" w:hAnsi="Arial"/>
                 <w:sz w:val="20"/>
               </w:rPr>
-              <w:t>8. Displays the requested page of the same user's records.</w:t>
+              <w:t>6. Displays the requested page of the same user's records.</w:t>
             </w:r>
           </w:p>
         </w:tc>
@@ -5720,7 +5720,7 @@
                 <w:rFonts w:ascii="Arial" w:hAnsi="Arial"/>
                 <w:sz w:val="20"/>
               </w:rPr>
-              <w:t>4a. If the user has no submissions, the system displays an empty history. 6a. Records without analysis show their current status.</w:t>
+              <w:t>3a. If the user has no submissions, the system displays an empty history. 4a. Records without analysis show their current status.</w:t>
             </w:r>
           </w:p>
         </w:tc>
@@ -6397,7 +6397,7 @@
                 <w:rFonts w:ascii="Arial" w:hAnsi="Arial"/>
                 <w:sz w:val="20"/>
               </w:rPr>
-              <w:t>3. None</w:t>
+              <w:t/>
             </w:r>
           </w:p>
         </w:tc>
@@ -6415,7 +6415,7 @@
                 <w:rFonts w:ascii="Arial" w:hAnsi="Arial"/>
                 <w:sz w:val="20"/>
               </w:rPr>
-              <w:t>4. Calculates feedback counts, sentiment and language distributions and trends.</w:t>
+              <w:t>3. Calculates feedback counts, sentiment and language distributions and trends.</w:t>
             </w:r>
           </w:p>
         </w:tc>
@@ -6445,7 +6445,7 @@
                 <w:rFonts w:ascii="Arial" w:hAnsi="Arial"/>
                 <w:sz w:val="20"/>
               </w:rPr>
-              <w:t>5. None</w:t>
+              <w:t/>
             </w:r>
           </w:p>
         </w:tc>
@@ -6463,7 +6463,7 @@
                 <w:rFonts w:ascii="Arial" w:hAnsi="Arial"/>
                 <w:sz w:val="20"/>
               </w:rPr>
-              <w:t>6. Builds the leading concern rankings and retrieves the paginated feedback list.</w:t>
+              <w:t>4. Builds the leading concern rankings and retrieves the paginated feedback list.</w:t>
             </w:r>
           </w:p>
         </w:tc>
@@ -6493,7 +6493,7 @@
                 <w:rFonts w:ascii="Arial" w:hAnsi="Arial"/>
                 <w:sz w:val="20"/>
               </w:rPr>
-              <w:t>7. None</w:t>
+              <w:t/>
             </w:r>
           </w:p>
         </w:tc>
@@ -6511,7 +6511,7 @@
                 <w:rFonts w:ascii="Arial" w:hAnsi="Arial"/>
                 <w:sz w:val="20"/>
               </w:rPr>
-              <w:t>8. Displays the dashboard summaries, charts, concerns and feedback, with Filter Feedback (UC-09), Download PDF Report (UC-10) and Export Feedback (UC-11).</w:t>
+              <w:t>5. Displays the dashboard summaries, charts, concerns and feedback, with Filter Feedback (UC-09), Download PDF Report (UC-10) and Export Feedback (UC-11).</w:t>
             </w:r>
           </w:p>
         </w:tc>
@@ -6553,7 +6553,7 @@
                 <w:rFonts w:ascii="Arial" w:hAnsi="Arial"/>
                 <w:sz w:val="20"/>
               </w:rPr>
-              <w:t>2a. With no reportable records, the dashboard shows zero totals and an empty list. After step 8, the user may activate UC-09, UC-10 or UC-11.</w:t>
+              <w:t>2a. With no reportable records, the dashboard shows zero totals and an empty list. After step 5, the user may activate UC-09, UC-10 or UC-11.</w:t>
             </w:r>
           </w:p>
         </w:tc>
@@ -7278,7 +7278,7 @@
                 <w:rFonts w:ascii="Arial" w:hAnsi="Arial"/>
                 <w:sz w:val="20"/>
               </w:rPr>
-              <w:t>5. None</w:t>
+              <w:t/>
             </w:r>
           </w:p>
         </w:tc>
@@ -7296,7 +7296,7 @@
                 <w:rFonts w:ascii="Arial" w:hAnsi="Arial"/>
                 <w:sz w:val="20"/>
               </w:rPr>
-              <w:t>6. Retrieves matching reportable feedback and recalculates analytics for the selected scope.</w:t>
+              <w:t>5. Retrieves matching reportable feedback and recalculates analytics for the selected scope.</w:t>
             </w:r>
           </w:p>
         </w:tc>
@@ -7326,7 +7326,7 @@
                 <w:rFonts w:ascii="Arial" w:hAnsi="Arial"/>
                 <w:sz w:val="20"/>
               </w:rPr>
-              <w:t>7. None</w:t>
+              <w:t/>
             </w:r>
           </w:p>
         </w:tc>
@@ -7344,7 +7344,7 @@
                 <w:rFonts w:ascii="Arial" w:hAnsi="Arial"/>
                 <w:sz w:val="20"/>
               </w:rPr>
-              <w:t>8. Displays the filtered feedback and analytics; retains the scope for PDF and spreadsheet downloads.</w:t>
+              <w:t>6. Displays the filtered feedback and analytics; retains the scope for PDF and spreadsheet downloads.</w:t>
             </w:r>
           </w:p>
         </w:tc>
@@ -7386,7 +7386,7 @@
                 <w:rFonts w:ascii="Arial" w:hAnsi="Arial"/>
                 <w:sz w:val="20"/>
               </w:rPr>
-              <w:t>3a. The user clears optional filters to restore the default CCIS view. 6a. No matching records produces an empty result.</w:t>
+              <w:t>3a. The user clears optional filters to restore the default CCIS view. 5a. No matching records produces an empty result.</w:t>
             </w:r>
           </w:p>
         </w:tc>
@@ -8063,7 +8063,7 @@
                 <w:rFonts w:ascii="Arial" w:hAnsi="Arial"/>
                 <w:sz w:val="20"/>
               </w:rPr>
-              <w:t>3. None</w:t>
+              <w:t/>
             </w:r>
           </w:p>
         </w:tc>
@@ -8081,7 +8081,7 @@
                 <w:rFonts w:ascii="Arial" w:hAnsi="Arial"/>
                 <w:sz w:val="20"/>
               </w:rPr>
-              <w:t>4. Retrieves matching reportable CCIS feedback and calculates summaries and concern rankings.</w:t>
+              <w:t>3. Retrieves matching reportable CCIS feedback and calculates summaries and concern rankings.</w:t>
             </w:r>
           </w:p>
         </w:tc>
@@ -8111,7 +8111,7 @@
                 <w:rFonts w:ascii="Arial" w:hAnsi="Arial"/>
                 <w:sz w:val="20"/>
               </w:rPr>
-              <w:t>5. None</w:t>
+              <w:t/>
             </w:r>
           </w:p>
         </w:tc>
@@ -8129,7 +8129,7 @@
                 <w:rFonts w:ascii="Arial" w:hAnsi="Arial"/>
                 <w:sz w:val="20"/>
               </w:rPr>
-              <w:t>6. Renders the PDF report with the selected scope and page numbering.</w:t>
+              <w:t>4. Renders the PDF report with the selected scope and page numbering.</w:t>
             </w:r>
           </w:p>
         </w:tc>
@@ -8159,7 +8159,7 @@
                 <w:rFonts w:ascii="Arial" w:hAnsi="Arial"/>
                 <w:sz w:val="20"/>
               </w:rPr>
-              <w:t>7. None</w:t>
+              <w:t/>
             </w:r>
           </w:p>
         </w:tc>
@@ -8177,7 +8177,7 @@
                 <w:rFonts w:ascii="Arial" w:hAnsi="Arial"/>
                 <w:sz w:val="20"/>
               </w:rPr>
-              <w:t>8. Returns the PDF for download with a descriptive filename.</w:t>
+              <w:t>5. Returns the PDF for download with a descriptive filename.</w:t>
             </w:r>
           </w:p>
         </w:tc>
@@ -8219,7 +8219,7 @@
                 <w:rFonts w:ascii="Arial" w:hAnsi="Arial"/>
                 <w:sz w:val="20"/>
               </w:rPr>
-              <w:t>1a. With no optional filters, the report uses the default CCIS scope. 4a. With no matching feedback, the report contains the available zero/empty summaries.</w:t>
+              <w:t>1a. With no optional filters, the report uses the default CCIS scope. 3a. With no matching feedback, the report contains the available zero/empty summaries.</w:t>
             </w:r>
           </w:p>
         </w:tc>
@@ -8270,7 +8270,7 @@
                 <w:rFonts w:ascii="Arial" w:hAnsi="Arial"/>
                 <w:sz w:val="20"/>
               </w:rPr>
-              <w:t>2a. Invalid filters or unauthorized access prevents download. 4a/6a. A retrieval or PDF-generation failure prevents a completed report.</w:t>
+              <w:t>2a. Invalid filters or unauthorized access prevents download. 3a/4a. A retrieval or PDF-generation failure prevents a completed report.</w:t>
             </w:r>
           </w:p>
         </w:tc>
@@ -8896,7 +8896,7 @@
                 <w:rFonts w:ascii="Arial" w:hAnsi="Arial"/>
                 <w:sz w:val="20"/>
               </w:rPr>
-              <w:t>3. None</w:t>
+              <w:t/>
             </w:r>
           </w:p>
         </w:tc>
@@ -8914,7 +8914,7 @@
                 <w:rFonts w:ascii="Arial" w:hAnsi="Arial"/>
                 <w:sz w:val="20"/>
               </w:rPr>
-              <w:t>4. Retrieves matching reportable CCIS feedback and available analysis.</w:t>
+              <w:t>3. Retrieves matching reportable CCIS feedback and available analysis.</w:t>
             </w:r>
           </w:p>
         </w:tc>
@@ -8944,7 +8944,7 @@
                 <w:rFonts w:ascii="Arial" w:hAnsi="Arial"/>
                 <w:sz w:val="20"/>
               </w:rPr>
-              <w:t>5. None</w:t>
+              <w:t/>
             </w:r>
           </w:p>
         </w:tc>
@@ -8962,7 +8962,7 @@
                 <w:rFonts w:ascii="Arial" w:hAnsi="Arial"/>
                 <w:sz w:val="20"/>
               </w:rPr>
-              <w:t>6. Writes feedback, dates, statuses and analysis into an XLSX spreadsheet with column headings and formatted values.</w:t>
+              <w:t>4. Writes feedback, dates, statuses and analysis into an XLSX spreadsheet with column headings and formatted values.</w:t>
             </w:r>
           </w:p>
         </w:tc>
@@ -8992,7 +8992,7 @@
                 <w:rFonts w:ascii="Arial" w:hAnsi="Arial"/>
                 <w:sz w:val="20"/>
               </w:rPr>
-              <w:t>7. None</w:t>
+              <w:t/>
             </w:r>
           </w:p>
         </w:tc>
@@ -9010,7 +9010,7 @@
                 <w:rFonts w:ascii="Arial" w:hAnsi="Arial"/>
                 <w:sz w:val="20"/>
               </w:rPr>
-              <w:t>8. Returns the XLSX file for download with a descriptive filename.</w:t>
+              <w:t>5. Returns the XLSX file for download with a descriptive filename.</w:t>
             </w:r>
           </w:p>
         </w:tc>
@@ -9052,7 +9052,7 @@
                 <w:rFonts w:ascii="Arial" w:hAnsi="Arial"/>
                 <w:sz w:val="20"/>
               </w:rPr>
-              <w:t>1a. With no optional filters, the export uses the default CCIS scope. 4a. No matching feedback produces a spreadsheet containing the column headings.</w:t>
+              <w:t>1a. With no optional filters, the export uses the default CCIS scope. 3a. No matching feedback produces a spreadsheet containing the column headings.</w:t>
             </w:r>
           </w:p>
         </w:tc>
@@ -9103,7 +9103,7 @@
                 <w:rFonts w:ascii="Arial" w:hAnsi="Arial"/>
                 <w:sz w:val="20"/>
               </w:rPr>
-              <w:t>2a. Invalid filters or unauthorized access prevents export. 4a/6a. A retrieval or spreadsheet-generation failure prevents a completed download.</w:t>
+              <w:t>2a. Invalid filters or unauthorized access prevents export. 3a/4a. A retrieval or spreadsheet-generation failure prevents a completed download.</w:t>
             </w:r>
           </w:p>
         </w:tc>
@@ -9825,7 +9825,7 @@
                 <w:rFonts w:ascii="Arial" w:hAnsi="Arial"/>
                 <w:sz w:val="20"/>
               </w:rPr>
-              <w:t>7. None</w:t>
+              <w:t/>
             </w:r>
           </w:p>
         </w:tc>
@@ -9843,7 +9843,7 @@
                 <w:rFonts w:ascii="Arial" w:hAnsi="Arial"/>
                 <w:sz w:val="20"/>
               </w:rPr>
-              <w:t>8. Displays confirmation and the remaining feedback records.</w:t>
+              <w:t>7. Displays confirmation and the remaining feedback records.</w:t>
             </w:r>
           </w:p>
         </w:tc>
@@ -10610,7 +10610,7 @@
                 <w:rFonts w:ascii="Arial" w:hAnsi="Arial"/>
                 <w:sz w:val="20"/>
               </w:rPr>
-              <w:t>5. None</w:t>
+              <w:t/>
             </w:r>
           </w:p>
         </w:tc>
@@ -10628,7 +10628,7 @@
                 <w:rFonts w:ascii="Arial" w:hAnsi="Arial"/>
                 <w:sz w:val="20"/>
               </w:rPr>
-              <w:t>6. Retrieves accounts matching the nickname search.</w:t>
+              <w:t>5. Retrieves accounts matching the nickname search.</w:t>
             </w:r>
           </w:p>
         </w:tc>
@@ -10658,7 +10658,7 @@
                 <w:rFonts w:ascii="Arial" w:hAnsi="Arial"/>
                 <w:sz w:val="20"/>
               </w:rPr>
-              <w:t>7. None</w:t>
+              <w:t/>
             </w:r>
           </w:p>
         </w:tc>
@@ -10676,7 +10676,7 @@
                 <w:rFonts w:ascii="Arial" w:hAnsi="Arial"/>
                 <w:sz w:val="20"/>
               </w:rPr>
-              <w:t>8. Displays the paginated results while retaining the search criteria.</w:t>
+              <w:t>6. Displays the paginated results while retaining the search criteria.</w:t>
             </w:r>
           </w:p>
         </w:tc>
@@ -10718,7 +10718,7 @@
                 <w:rFonts w:ascii="Arial" w:hAnsi="Arial"/>
                 <w:sz w:val="20"/>
               </w:rPr>
-              <w:t>3a. An empty search displays the full paginated list. 6a. No matching nickname displays an empty result. After step 8, the administrator may select another result page or an authorized account action (UC-14, UC-15 or UC-16).</w:t>
+              <w:t>3a. An empty search displays the full paginated list. 5a. No matching nickname displays an empty result. After step 6, the administrator may select another result page or an authorized account action (UC-14, UC-15 or UC-16).</w:t>
             </w:r>
           </w:p>
         </w:tc>
@@ -11491,7 +11491,7 @@
                 <w:rFonts w:ascii="Arial" w:hAnsi="Arial"/>
                 <w:sz w:val="20"/>
               </w:rPr>
-              <w:t>7. None</w:t>
+              <w:t/>
             </w:r>
           </w:p>
         </w:tc>
@@ -11509,7 +11509,7 @@
                 <w:rFonts w:ascii="Arial" w:hAnsi="Arial"/>
                 <w:sz w:val="20"/>
               </w:rPr>
-              <w:t>8. Deletes the target account and displays the updated account list with a success message.</w:t>
+              <w:t>7. Deletes the target account and displays the updated account list with a success message.</w:t>
             </w:r>
           </w:p>
         </w:tc>
@@ -12276,7 +12276,7 @@
                 <w:rFonts w:ascii="Arial" w:hAnsi="Arial"/>
                 <w:sz w:val="20"/>
               </w:rPr>
-              <w:t>5. None</w:t>
+              <w:t/>
             </w:r>
           </w:p>
         </w:tc>
@@ -12294,7 +12294,7 @@
                 <w:rFonts w:ascii="Arial" w:hAnsi="Arial"/>
                 <w:sz w:val="20"/>
               </w:rPr>
-              <w:t>6. Validates the selected role. Admin may assign Student or Faculty; Super Admin may also assign Admin or Super Admin.</w:t>
+              <w:t>5. Validates the selected role. Admin may assign Student or Faculty; Super Admin may also assign Admin or Super Admin.</w:t>
             </w:r>
           </w:p>
         </w:tc>
@@ -12324,7 +12324,7 @@
                 <w:rFonts w:ascii="Arial" w:hAnsi="Arial"/>
                 <w:sz w:val="20"/>
               </w:rPr>
-              <w:t>7. None</w:t>
+              <w:t/>
             </w:r>
           </w:p>
         </w:tc>
@@ -12342,7 +12342,7 @@
                 <w:rFonts w:ascii="Arial" w:hAnsi="Arial"/>
                 <w:sz w:val="20"/>
               </w:rPr>
-              <w:t>8. Updates the target account role and displays confirmation.</w:t>
+              <w:t>6. Updates the target account role and displays confirmation.</w:t>
             </w:r>
           </w:p>
         </w:tc>
@@ -12435,7 +12435,7 @@
                 <w:rFonts w:ascii="Arial" w:hAnsi="Arial"/>
                 <w:sz w:val="20"/>
               </w:rPr>
-              <w:t>4a. Self-role changes or unauthorized management of an administrator account are blocked. 6a. An invalid or disallowed role prevents the update. A missing target or database failure prevents successful completion.</w:t>
+              <w:t>4a. Self-role changes or unauthorized management of an administrator account are blocked. 5a. An invalid or disallowed role prevents the update. A missing target or database failure prevents successful completion.</w:t>
             </w:r>
           </w:p>
         </w:tc>
@@ -13109,7 +13109,7 @@
                 <w:rFonts w:ascii="Arial" w:hAnsi="Arial"/>
                 <w:sz w:val="20"/>
               </w:rPr>
-              <w:t>5. None</w:t>
+              <w:t/>
             </w:r>
           </w:p>
         </w:tc>
@@ -13127,7 +13127,7 @@
                 <w:rFonts w:ascii="Arial" w:hAnsi="Arial"/>
                 <w:sz w:val="20"/>
               </w:rPr>
-              <w:t>6. Changes the target's active status to the opposite state and saves it.</w:t>
+              <w:t>5. Changes the target's active status to the opposite state and saves it.</w:t>
             </w:r>
           </w:p>
         </w:tc>
@@ -13157,7 +13157,7 @@
                 <w:rFonts w:ascii="Arial" w:hAnsi="Arial"/>
                 <w:sz w:val="20"/>
               </w:rPr>
-              <w:t>7. None</w:t>
+              <w:t/>
             </w:r>
           </w:p>
         </w:tc>
@@ -13175,7 +13175,7 @@
                 <w:rFonts w:ascii="Arial" w:hAnsi="Arial"/>
                 <w:sz w:val="20"/>
               </w:rPr>
-              <w:t>8. Displays the updated status and a confirmation message.</w:t>
+              <w:t>6. Displays the updated status and a confirmation message.</w:t>
             </w:r>
           </w:p>
         </w:tc>
@@ -13894,7 +13894,7 @@
                 <w:rFonts w:ascii="Arial" w:hAnsi="Arial"/>
                 <w:sz w:val="20"/>
               </w:rPr>
-              <w:t>3. None</w:t>
+              <w:t/>
             </w:r>
           </w:p>
         </w:tc>
@@ -13912,7 +13912,7 @@
                 <w:rFonts w:ascii="Arial" w:hAnsi="Arial"/>
                 <w:sz w:val="20"/>
               </w:rPr>
-              <w:t>4. Invalidates the session and clears its stored data.</w:t>
+              <w:t>3. Invalidates the session and clears its stored data.</w:t>
             </w:r>
           </w:p>
         </w:tc>
@@ -13942,7 +13942,7 @@
                 <w:rFonts w:ascii="Arial" w:hAnsi="Arial"/>
                 <w:sz w:val="20"/>
               </w:rPr>
-              <w:t>5. None</w:t>
+              <w:t/>
             </w:r>
           </w:p>
         </w:tc>
@@ -13960,7 +13960,7 @@
                 <w:rFonts w:ascii="Arial" w:hAnsi="Arial"/>
                 <w:sz w:val="20"/>
               </w:rPr>
-              <w:t>6. Regenerates the request-protection token.</w:t>
+              <w:t>4. Regenerates the request-protection token.</w:t>
             </w:r>
           </w:p>
         </w:tc>
@@ -13990,7 +13990,7 @@
                 <w:rFonts w:ascii="Arial" w:hAnsi="Arial"/>
                 <w:sz w:val="20"/>
               </w:rPr>
-              <w:t>7. None</w:t>
+              <w:t/>
             </w:r>
           </w:p>
         </w:tc>
@@ -14008,7 +14008,7 @@
                 <w:rFonts w:ascii="Arial" w:hAnsi="Arial"/>
                 <w:sz w:val="20"/>
               </w:rPr>
-              <w:t>8. Redirects the actor to Login (UC-02).</w:t>
+              <w:t>5. Redirects the actor to Login (UC-02).</w:t>
             </w:r>
           </w:p>
         </w:tc>

--- a/diagrams/use-case-description/ResBack Use Case Descriptions.docx
+++ b/diagrams/use-case-description/ResBack Use Case Descriptions.docx
@@ -1857,7 +1857,7 @@
                 <w:rFonts w:ascii="Arial" w:hAnsi="Arial"/>
                 <w:sz w:val="20"/>
               </w:rPr>
-              <w:t>Allows a Student or Faculty member to submit confidential CCIS feedback for screening and, when accepted, automatic analysis.</w:t>
+              <w:t>Allows a Student or Faculty member to submit confidential CCIS feedback. Submission includes prohibited-content screening; accepted feedback proceeds to analysis.</w:t>
             </w:r>
           </w:p>
         </w:tc>
@@ -2065,7 +2065,7 @@
                 <w:rFonts w:ascii="Arial" w:hAnsi="Arial"/>
                 <w:sz w:val="20"/>
               </w:rPr>
-              <w:t>The feedback is saved with its screening and analysis result. The submitter receives the submission result.</w:t>
+              <w:t>The feedback is saved as rejected, pending, analyzed or failed, as applicable. The submitter receives its stored status and available analysis.</w:t>
             </w:r>
           </w:p>
         </w:tc>
@@ -2298,7 +2298,7 @@
                 <w:rFonts w:ascii="Arial" w:hAnsi="Arial"/>
                 <w:sz w:val="20"/>
               </w:rPr>
-              <w:t>5. Performs Screen Feedback (UC-04) and saves accepted feedback as pending.</w:t>
+              <w:t>5. Normalizes the text and configured blocked terms, checks prohibited matches and saves accepted feedback as pending.</w:t>
             </w:r>
           </w:p>
         </w:tc>
@@ -2346,7 +2346,7 @@
                 <w:rFonts w:ascii="Arial" w:hAnsi="Arial"/>
                 <w:sz w:val="20"/>
               </w:rPr>
-              <w:t>6. Performs Analyze Accepted Feedback (UC-06) and displays the stored status and available analysis.</w:t>
+              <w:t>6. For accepted feedback, performs Analyze Accepted Feedback (UC-05) and displays the stored status and available analysis.</w:t>
             </w:r>
           </w:p>
         </w:tc>
@@ -2388,7 +2388,7 @@
                 <w:rFonts w:ascii="Arial" w:hAnsi="Arial"/>
                 <w:sz w:val="20"/>
               </w:rPr>
-              <w:t>5a. If screening detects prohibited content, the system saves the feedback as rejected, displays the rejection result and skips UC-06.</w:t>
+              <w:t>5a. Prohibited content is saved as rejected; the rejection result is displayed and UC-05 is skipped. Screening is part of submission, not a separate use case.</w:t>
             </w:r>
           </w:p>
         </w:tc>
@@ -2439,7 +2439,7 @@
                 <w:rFonts w:ascii="Arial" w:hAnsi="Arial"/>
                 <w:sz w:val="20"/>
               </w:rPr>
-              <w:t>4a. Invalid content/category, duplicate feedback or exceeding the submission limit prevents saving. 6a. Analysis failure leaves the saved feedback marked failed.</w:t>
+              <w:t>4a. Invalid content/category, duplicate feedback or exceeding the submission limit prevents saving. 5a. A screening error prevents successful completion. 6a. Analysis failure preserves the saved feedback with failed status.</w:t>
             </w:r>
           </w:p>
         </w:tc>
@@ -2490,7 +2490,7 @@
                 <w:rFonts w:ascii="Arial" w:hAnsi="Arial"/>
                 <w:sz w:val="20"/>
               </w:rPr>
-              <w:t>Feedback history must remain private to its owner. The result must distinguish an unsaved submission from a saved record whose analysis failed.</w:t>
+              <w:t>Screening must apply configured rules consistently and preserve the submitted text. History remains private to its owner. Results must distinguish an unsaved submission from a saved record whose analysis failed. Submission does not grant Student dashboard access.</w:t>
             </w:r>
           </w:p>
         </w:tc>
@@ -2586,7 +2586,7 @@
                 <w:rFonts w:ascii="Arial" w:hAnsi="Arial"/>
                 <w:sz w:val="20"/>
               </w:rPr>
-              <w:t>Screen Feedback</w:t>
+              <w:t>Edit Own Profile</w:t>
             </w:r>
           </w:p>
         </w:tc>
@@ -2690,7 +2690,7 @@
                 <w:rFonts w:ascii="Arial" w:hAnsi="Arial"/>
                 <w:sz w:val="20"/>
               </w:rPr>
-              <w:t>Checks submitted feedback against configured prohibited-content rules before analysis.</w:t>
+              <w:t>Allows a signed-in user to update the user's own nickname and optional profile photo.</w:t>
             </w:r>
           </w:p>
         </w:tc>
@@ -2742,7 +2742,7 @@
                 <w:rFonts w:ascii="Arial" w:hAnsi="Arial"/>
                 <w:sz w:val="20"/>
               </w:rPr>
-              <w:t>Student or Faculty through Submit Feedback (UC-03)</w:t>
+              <w:t>Student, Faculty, Admin or Super Admin</w:t>
             </w:r>
           </w:p>
         </w:tc>
@@ -2846,7 +2846,7 @@
                 <w:rFonts w:ascii="Arial" w:hAnsi="Arial"/>
                 <w:sz w:val="20"/>
               </w:rPr>
-              <w:t>Feedback has passed submission validation and duplicate and submission-limit checks.</w:t>
+              <w:t>The user is signed in with an active account.</w:t>
             </w:r>
           </w:p>
         </w:tc>
@@ -2898,7 +2898,7 @@
                 <w:rFonts w:ascii="Arial" w:hAnsi="Arial"/>
                 <w:sz w:val="20"/>
               </w:rPr>
-              <w:t>The screening decision is returned to Submit Feedback; rejected content is excluded from AI analysis.</w:t>
+              <w:t>Valid profile changes are saved and a confirmation is displayed.</w:t>
             </w:r>
           </w:p>
         </w:tc>
@@ -3017,7 +3017,7 @@
                 <w:rFonts w:ascii="Arial" w:hAnsi="Arial"/>
                 <w:sz w:val="20"/>
               </w:rPr>
-              <w:t/>
+              <w:t>1. Opens the profile page.</w:t>
             </w:r>
           </w:p>
         </w:tc>
@@ -3035,7 +3035,7 @@
                 <w:rFonts w:ascii="Arial" w:hAnsi="Arial"/>
                 <w:sz w:val="20"/>
               </w:rPr>
-              <w:t>1. Receives the validated feedback text from Submit Feedback (UC-03).</w:t>
+              <w:t>2. Displays the current nickname and profile photo.</w:t>
             </w:r>
           </w:p>
         </w:tc>
@@ -3065,7 +3065,7 @@
                 <w:rFonts w:ascii="Arial" w:hAnsi="Arial"/>
                 <w:sz w:val="20"/>
               </w:rPr>
-              <w:t/>
+              <w:t>3. Changes the nickname or selects a new photo; selects Save.</w:t>
             </w:r>
           </w:p>
         </w:tc>
@@ -3083,7 +3083,7 @@
                 <w:rFonts w:ascii="Arial" w:hAnsi="Arial"/>
                 <w:sz w:val="20"/>
               </w:rPr>
-              <w:t>2. Normalizes the text and configured blocked terms and their variants.</w:t>
+              <w:t>4. Validates nickname uniqueness and the permitted photo type and size.</w:t>
             </w:r>
           </w:p>
         </w:tc>
@@ -3131,7 +3131,7 @@
                 <w:rFonts w:ascii="Arial" w:hAnsi="Arial"/>
                 <w:sz w:val="20"/>
               </w:rPr>
-              <w:t>3. Checks the normalized text for prohibited matches.</w:t>
+              <w:t>5. Stores or removes the profile photo as requested and updates only the signed-in user's profile.</w:t>
             </w:r>
           </w:p>
         </w:tc>
@@ -3179,7 +3179,7 @@
                 <w:rFonts w:ascii="Arial" w:hAnsi="Arial"/>
                 <w:sz w:val="20"/>
               </w:rPr>
-              <w:t>4. Returns an accepted decision to UC-03 when no prohibited match is found; UC-03 saves the feedback as pending and continues to UC-06.</w:t>
+              <w:t>6. Displays the updated profile and a confirmation message.</w:t>
             </w:r>
           </w:p>
         </w:tc>
@@ -3221,7 +3221,7 @@
                 <w:rFonts w:ascii="Arial" w:hAnsi="Arial"/>
                 <w:sz w:val="20"/>
               </w:rPr>
-              <w:t>3a. A prohibited match returns a rejected decision to UC-03. The system saves the record as rejected, displays the rejection result and skips UC-06.</w:t>
+              <w:t>3a. The user chooses to remove the existing photo before selecting Save. The user may leave the page without saving; existing details remain.</w:t>
             </w:r>
           </w:p>
         </w:tc>
@@ -3272,7 +3272,7 @@
                 <w:rFonts w:ascii="Arial" w:hAnsi="Arial"/>
                 <w:sz w:val="20"/>
               </w:rPr>
-              <w:t>2a/3a. A screening error prevents successful completion; the system must not report the submission as successfully analyzed.</w:t>
+              <w:t>4a. A duplicate/invalid nickname or an invalid photo prevents the update. 5a. A photo-storage failure prevents successful completion.</w:t>
             </w:r>
           </w:p>
         </w:tc>
@@ -3323,7 +3323,7 @@
                 <w:rFonts w:ascii="Arial" w:hAnsi="Arial"/>
                 <w:sz w:val="20"/>
               </w:rPr>
-              <w:t>Screening must apply the configured rules consistently. It must preserve the original feedback text and keep rejected content out of dashboard reports.</w:t>
+              <w:t>Users must only edit their own profiles. Nicknames protect real-name privacy. Photo uploads must be validated before storage.</w:t>
             </w:r>
           </w:p>
         </w:tc>
@@ -3419,7 +3419,7 @@
                 <w:rFonts w:ascii="Arial" w:hAnsi="Arial"/>
                 <w:sz w:val="20"/>
               </w:rPr>
-              <w:t>Edit Own Profile</w:t>
+              <w:t>Analyze Accepted Feedback</w:t>
             </w:r>
           </w:p>
         </w:tc>
@@ -3523,7 +3523,7 @@
                 <w:rFonts w:ascii="Arial" w:hAnsi="Arial"/>
                 <w:sz w:val="20"/>
               </w:rPr>
-              <w:t>Allows a signed-in user to update the user's own nickname and optional profile photo.</w:t>
+              <w:t>Classifies accepted feedback by sentiment, language and concern topics using Gemma through the Gemini API. It extends Submit Feedback (UC-03) when screening accepts the content.</w:t>
             </w:r>
           </w:p>
         </w:tc>
@@ -3575,7 +3575,7 @@
                 <w:rFonts w:ascii="Arial" w:hAnsi="Arial"/>
                 <w:sz w:val="20"/>
               </w:rPr>
-              <w:t>Student, Faculty, Admin or Super Admin</w:t>
+              <w:t>Student or Faculty through Submit Feedback (UC-03)</w:t>
             </w:r>
           </w:p>
         </w:tc>
@@ -3627,7 +3627,7 @@
                 <w:rFonts w:ascii="Arial" w:hAnsi="Arial"/>
                 <w:sz w:val="20"/>
               </w:rPr>
-              <w:t>None</w:t>
+              <w:t>Google Gemini API (hosted Gemma inference service)</w:t>
             </w:r>
           </w:p>
         </w:tc>
@@ -3679,7 +3679,7 @@
                 <w:rFonts w:ascii="Arial" w:hAnsi="Arial"/>
                 <w:sz w:val="20"/>
               </w:rPr>
-              <w:t>The user is signed in with an active account.</w:t>
+              <w:t>Submission screening within Submit Feedback (UC-03) accepted the content; the feedback is saved as pending and the analysis service is configured.</w:t>
             </w:r>
           </w:p>
         </w:tc>
@@ -3731,7 +3731,7 @@
                 <w:rFonts w:ascii="Arial" w:hAnsi="Arial"/>
                 <w:sz w:val="20"/>
               </w:rPr>
-              <w:t>Valid profile changes are saved and a confirmation is displayed.</w:t>
+              <w:t>A valid analysis result is saved, the feedback is marked analyzed and its category concern rankings are rebuilt.</w:t>
             </w:r>
           </w:p>
         </w:tc>
@@ -3850,7 +3850,7 @@
                 <w:rFonts w:ascii="Arial" w:hAnsi="Arial"/>
                 <w:sz w:val="20"/>
               </w:rPr>
-              <w:t>1. Opens the profile page.</w:t>
+              <w:t/>
             </w:r>
           </w:p>
         </w:tc>
@@ -3868,7 +3868,7 @@
                 <w:rFonts w:ascii="Arial" w:hAnsi="Arial"/>
                 <w:sz w:val="20"/>
               </w:rPr>
-              <w:t>2. Displays the current nickname and profile photo.</w:t>
+              <w:t>1. Starts analysis for the accepted feedback record saved as pending by UC-03.</w:t>
             </w:r>
           </w:p>
         </w:tc>
@@ -3898,7 +3898,7 @@
                 <w:rFonts w:ascii="Arial" w:hAnsi="Arial"/>
                 <w:sz w:val="20"/>
               </w:rPr>
-              <w:t>3. Changes the nickname or selects a new photo; selects Save.</w:t>
+              <w:t/>
             </w:r>
           </w:p>
         </w:tc>
@@ -3916,7 +3916,7 @@
                 <w:rFonts w:ascii="Arial" w:hAnsi="Arial"/>
                 <w:sz w:val="20"/>
               </w:rPr>
-              <w:t>4. Validates nickname uniqueness and the permitted photo type and size.</w:t>
+              <w:t>2. Sends the feedback to the Gemini API with the required classification instructions.</w:t>
             </w:r>
           </w:p>
         </w:tc>
@@ -3964,7 +3964,7 @@
                 <w:rFonts w:ascii="Arial" w:hAnsi="Arial"/>
                 <w:sz w:val="20"/>
               </w:rPr>
-              <w:t>5. Stores or removes the profile photo as requested and updates only the signed-in user's profile.</w:t>
+              <w:t>3. Receives and validates the returned sentiment, confidence, keywords, topics and language data.</w:t>
             </w:r>
           </w:p>
         </w:tc>
@@ -4012,7 +4012,7 @@
                 <w:rFonts w:ascii="Arial" w:hAnsi="Arial"/>
                 <w:sz w:val="20"/>
               </w:rPr>
-              <w:t>6. Displays the updated profile and a confirmation message.</w:t>
+              <w:t>4. Saves the result, marks the feedback analyzed and rebuilds the concern rankings; returns control to UC-03 to display the result.</w:t>
             </w:r>
           </w:p>
         </w:tc>
@@ -4054,7 +4054,7 @@
                 <w:rFonts w:ascii="Arial" w:hAnsi="Arial"/>
                 <w:sz w:val="20"/>
               </w:rPr>
-              <w:t>3a. The user chooses to remove the existing photo before selecting Save. The user may leave the page without saving; existing details remain.</w:t>
+              <w:t>2a. A temporary request failure may trigger a retry before the final result is determined.</w:t>
             </w:r>
           </w:p>
         </w:tc>
@@ -4105,7 +4105,7 @@
                 <w:rFonts w:ascii="Arial" w:hAnsi="Arial"/>
                 <w:sz w:val="20"/>
               </w:rPr>
-              <w:t>4a. A duplicate/invalid nickname or an invalid photo prevents the update. 5a. A photo-storage failure prevents successful completion.</w:t>
+              <w:t>2a/3a. Missing configuration, connection failure, API error or unusable output marks the saved feedback failed; it does not create a successful analysis result.</w:t>
             </w:r>
           </w:p>
         </w:tc>
@@ -4156,7 +4156,7 @@
                 <w:rFonts w:ascii="Arial" w:hAnsi="Arial"/>
                 <w:sz w:val="20"/>
               </w:rPr>
-              <w:t>Users must only edit their own profiles. Nicknames protect real-name privacy. Photo uploads must be validated before storage.</w:t>
+              <w:t>API credentials must remain confidential and transport must use TLS. Returned data must be validated. A service failure must preserve the submitted record.</w:t>
             </w:r>
           </w:p>
         </w:tc>
@@ -4252,7 +4252,7 @@
                 <w:rFonts w:ascii="Arial" w:hAnsi="Arial"/>
                 <w:sz w:val="20"/>
               </w:rPr>
-              <w:t>Analyze Accepted Feedback</w:t>
+              <w:t>View My Feedback</w:t>
             </w:r>
           </w:p>
         </w:tc>
@@ -4356,7 +4356,7 @@
                 <w:rFonts w:ascii="Arial" w:hAnsi="Arial"/>
                 <w:sz w:val="20"/>
               </w:rPr>
-              <w:t>Classifies accepted feedback by sentiment, language and concern topics using Gemma through the Gemini API.</w:t>
+              <w:t>Allows a submitter to review only the feedback records belonging to the signed-in account.</w:t>
             </w:r>
           </w:p>
         </w:tc>
@@ -4408,7 +4408,7 @@
                 <w:rFonts w:ascii="Arial" w:hAnsi="Arial"/>
                 <w:sz w:val="20"/>
               </w:rPr>
-              <w:t>Student or Faculty through Submit Feedback (UC-03)</w:t>
+              <w:t>Student or Faculty</w:t>
             </w:r>
           </w:p>
         </w:tc>
@@ -4460,7 +4460,7 @@
                 <w:rFonts w:ascii="Arial" w:hAnsi="Arial"/>
                 <w:sz w:val="20"/>
               </w:rPr>
-              <w:t>Google Gemini API (hosted Gemma inference service)</w:t>
+              <w:t>None</w:t>
             </w:r>
           </w:p>
         </w:tc>
@@ -4512,7 +4512,7 @@
                 <w:rFonts w:ascii="Arial" w:hAnsi="Arial"/>
                 <w:sz w:val="20"/>
               </w:rPr>
-              <w:t>Screen Feedback (UC-04) accepted the content; the feedback is saved as pending and the analysis service is configured.</w:t>
+              <w:t>The Student or Faculty member is signed in with an active account. Feedback history is restricted to the account owner.</w:t>
             </w:r>
           </w:p>
         </w:tc>
@@ -4564,7 +4564,7 @@
                 <w:rFonts w:ascii="Arial" w:hAnsi="Arial"/>
                 <w:sz w:val="20"/>
               </w:rPr>
-              <w:t>A valid analysis result is saved, the feedback is marked analyzed and its category concern rankings are rebuilt.</w:t>
+              <w:t>The user sees the personal feedback history with processing status and available analysis.</w:t>
             </w:r>
           </w:p>
         </w:tc>
@@ -4683,7 +4683,7 @@
                 <w:rFonts w:ascii="Arial" w:hAnsi="Arial"/>
                 <w:sz w:val="20"/>
               </w:rPr>
-              <w:t/>
+              <w:t>1. Selects View My Feedback.</w:t>
             </w:r>
           </w:p>
         </w:tc>
@@ -4701,7 +4701,7 @@
                 <w:rFonts w:ascii="Arial" w:hAnsi="Arial"/>
                 <w:sz w:val="20"/>
               </w:rPr>
-              <w:t>1. Starts analysis for the accepted feedback record saved as pending by UC-03.</w:t>
+              <w:t>2. Checks that the signed-in user is permitted to access personal feedback history.</w:t>
             </w:r>
           </w:p>
         </w:tc>
@@ -4749,7 +4749,7 @@
                 <w:rFonts w:ascii="Arial" w:hAnsi="Arial"/>
                 <w:sz w:val="20"/>
               </w:rPr>
-              <w:t>2. Sends the feedback to the Gemini API with the required classification instructions.</w:t>
+              <w:t>3. Retrieves only the user's feedback records with their categories and available analysis, newest first.</w:t>
             </w:r>
           </w:p>
         </w:tc>
@@ -4797,7 +4797,7 @@
                 <w:rFonts w:ascii="Arial" w:hAnsi="Arial"/>
                 <w:sz w:val="20"/>
               </w:rPr>
-              <w:t>3. Receives and validates the returned sentiment, confidence, keywords, topics and language data.</w:t>
+              <w:t>4. Displays the personal feedback history, processing statuses and available analysis in a paginated list.</w:t>
             </w:r>
           </w:p>
         </w:tc>
@@ -4827,7 +4827,7 @@
                 <w:rFonts w:ascii="Arial" w:hAnsi="Arial"/>
                 <w:sz w:val="20"/>
               </w:rPr>
-              <w:t/>
+              <w:t>5. Selects the next or previous history page when available.</w:t>
             </w:r>
           </w:p>
         </w:tc>
@@ -4845,7 +4845,7 @@
                 <w:rFonts w:ascii="Arial" w:hAnsi="Arial"/>
                 <w:sz w:val="20"/>
               </w:rPr>
-              <w:t>4. Saves the result, marks the feedback analyzed and rebuilds the concern rankings; returns control to UC-03 to display the result.</w:t>
+              <w:t>6. Displays the requested page of the same user's records.</w:t>
             </w:r>
           </w:p>
         </w:tc>
@@ -4887,7 +4887,7 @@
                 <w:rFonts w:ascii="Arial" w:hAnsi="Arial"/>
                 <w:sz w:val="20"/>
               </w:rPr>
-              <w:t>2a. A temporary request failure may trigger a retry before the final result is determined.</w:t>
+              <w:t>3a. If the user has no submissions, the system displays an empty history. 4a. Records without analysis show their current status.</w:t>
             </w:r>
           </w:p>
         </w:tc>
@@ -4938,7 +4938,7 @@
                 <w:rFonts w:ascii="Arial" w:hAnsi="Arial"/>
                 <w:sz w:val="20"/>
               </w:rPr>
-              <w:t>2a/3a. Missing configuration, connection failure, API error or unusable output marks the saved feedback failed; it does not create a successful analysis result.</w:t>
+              <w:t>1a. An expired session requires Login (UC-02). A retrieval failure prevents the history from being displayed.</w:t>
             </w:r>
           </w:p>
         </w:tc>
@@ -4989,7 +4989,7 @@
                 <w:rFonts w:ascii="Arial" w:hAnsi="Arial"/>
                 <w:sz w:val="20"/>
               </w:rPr>
-              <w:t>API credentials must remain confidential and transport must use TLS. Returned data must be validated. A service failure must preserve the submitted record.</w:t>
+              <w:t>History queries must enforce ownership. Pagination must not expose another user's records. Status labels must distinguish rejected, pending, failed and analyzed feedback.</w:t>
             </w:r>
           </w:p>
         </w:tc>
@@ -5085,7 +5085,7 @@
                 <w:rFonts w:ascii="Arial" w:hAnsi="Arial"/>
                 <w:sz w:val="20"/>
               </w:rPr>
-              <w:t>View My Feedback</w:t>
+              <w:t>View Dashboard</w:t>
             </w:r>
           </w:p>
         </w:tc>
@@ -5189,7 +5189,7 @@
                 <w:rFonts w:ascii="Arial" w:hAnsi="Arial"/>
                 <w:sz w:val="20"/>
               </w:rPr>
-              <w:t>Allows a submitter to review only the feedback records belonging to the signed-in account.</w:t>
+              <w:t>Allows authorized users to review CCIS feedback summaries, sentiment and language distributions, trends and ranked concerns.</w:t>
             </w:r>
           </w:p>
         </w:tc>
@@ -5241,7 +5241,7 @@
                 <w:rFonts w:ascii="Arial" w:hAnsi="Arial"/>
                 <w:sz w:val="20"/>
               </w:rPr>
-              <w:t>Student or Faculty</w:t>
+              <w:t>Faculty, Admin or Super Admin</w:t>
             </w:r>
           </w:p>
         </w:tc>
@@ -5345,7 +5345,7 @@
                 <w:rFonts w:ascii="Arial" w:hAnsi="Arial"/>
                 <w:sz w:val="20"/>
               </w:rPr>
-              <w:t>The Student or Faculty member is signed in with an active account. Feedback history is restricted to the account owner.</w:t>
+              <w:t>The user is signed in with an active account and a role permitted to access the dashboard.</w:t>
             </w:r>
           </w:p>
         </w:tc>
@@ -5397,7 +5397,7 @@
                 <w:rFonts w:ascii="Arial" w:hAnsi="Arial"/>
                 <w:sz w:val="20"/>
               </w:rPr>
-              <w:t>The user sees the personal feedback history with processing status and available analysis.</w:t>
+              <w:t>The dashboard displays the available reportable feedback and analytics for the current scope.</w:t>
             </w:r>
           </w:p>
         </w:tc>
@@ -5516,7 +5516,7 @@
                 <w:rFonts w:ascii="Arial" w:hAnsi="Arial"/>
                 <w:sz w:val="20"/>
               </w:rPr>
-              <w:t>1. Selects View My Feedback.</w:t>
+              <w:t>1. Opens View Dashboard.</w:t>
             </w:r>
           </w:p>
         </w:tc>
@@ -5534,7 +5534,7 @@
                 <w:rFonts w:ascii="Arial" w:hAnsi="Arial"/>
                 <w:sz w:val="20"/>
               </w:rPr>
-              <w:t>2. Checks that the signed-in user is permitted to access personal feedback history.</w:t>
+              <w:t>2. Checks dashboard access and retrieves reportable CCIS feedback.</w:t>
             </w:r>
           </w:p>
         </w:tc>
@@ -5582,7 +5582,7 @@
                 <w:rFonts w:ascii="Arial" w:hAnsi="Arial"/>
                 <w:sz w:val="20"/>
               </w:rPr>
-              <w:t>3. Retrieves only the user's feedback records with their categories and available analysis, newest first.</w:t>
+              <w:t>3. Calculates feedback counts, sentiment and language distributions and trends.</w:t>
             </w:r>
           </w:p>
         </w:tc>
@@ -5630,7 +5630,7 @@
                 <w:rFonts w:ascii="Arial" w:hAnsi="Arial"/>
                 <w:sz w:val="20"/>
               </w:rPr>
-              <w:t>4. Displays the personal feedback history, processing statuses and available analysis in a paginated list.</w:t>
+              <w:t>4. Builds the leading concern rankings and retrieves the paginated feedback list.</w:t>
             </w:r>
           </w:p>
         </w:tc>
@@ -5660,7 +5660,7 @@
                 <w:rFonts w:ascii="Arial" w:hAnsi="Arial"/>
                 <w:sz w:val="20"/>
               </w:rPr>
-              <w:t>5. Selects the next or previous history page when available.</w:t>
+              <w:t/>
             </w:r>
           </w:p>
         </w:tc>
@@ -5678,7 +5678,7 @@
                 <w:rFonts w:ascii="Arial" w:hAnsi="Arial"/>
                 <w:sz w:val="20"/>
               </w:rPr>
-              <w:t>6. Displays the requested page of the same user's records.</w:t>
+              <w:t>5. Displays summaries, charts, concerns and feedback, with Filter Feedback (UC-08) and Export Feedback (UC-09) for PDF or XLSX downloads.</w:t>
             </w:r>
           </w:p>
         </w:tc>
@@ -5720,7 +5720,7 @@
                 <w:rFonts w:ascii="Arial" w:hAnsi="Arial"/>
                 <w:sz w:val="20"/>
               </w:rPr>
-              <w:t>3a. If the user has no submissions, the system displays an empty history. 4a. Records without analysis show their current status.</w:t>
+              <w:t>2a. With no reportable records, the dashboard shows zero totals and an empty list. After step 5, the user may filter (UC-08), export (UC-09), or, if authorized, delete feedback (UC-10) or open Manage Account (UC-11). Faculty may open Submit Feedback (UC-03); Students submit through their feedback form.</w:t>
             </w:r>
           </w:p>
         </w:tc>
@@ -5771,7 +5771,7 @@
                 <w:rFonts w:ascii="Arial" w:hAnsi="Arial"/>
                 <w:sz w:val="20"/>
               </w:rPr>
-              <w:t>1a. An expired session requires Login (UC-02). A retrieval failure prevents the history from being displayed.</w:t>
+              <w:t>1a. A Student or other unauthorized user is denied dashboard access. Invalid scope values or a retrieval failure prevent the requested view.</w:t>
             </w:r>
           </w:p>
         </w:tc>
@@ -5822,7 +5822,7 @@
                 <w:rFonts w:ascii="Arial" w:hAnsi="Arial"/>
                 <w:sz w:val="20"/>
               </w:rPr>
-              <w:t>History queries must enforce ownership. Pagination must not expose another user's records. Status labels must distinguish rejected, pending, failed and analyzed feedback.</w:t>
+              <w:t>Access must be role controlled. Rejected feedback must be excluded from reports. Dashboard records must not disclose submitters' email addresses or real names.</w:t>
             </w:r>
           </w:p>
         </w:tc>
@@ -5918,7 +5918,7 @@
                 <w:rFonts w:ascii="Arial" w:hAnsi="Arial"/>
                 <w:sz w:val="20"/>
               </w:rPr>
-              <w:t>View Dashboard</w:t>
+              <w:t>Filter Feedback</w:t>
             </w:r>
           </w:p>
         </w:tc>
@@ -6022,7 +6022,7 @@
                 <w:rFonts w:ascii="Arial" w:hAnsi="Arial"/>
                 <w:sz w:val="20"/>
               </w:rPr>
-              <w:t>Allows authorized users to review CCIS feedback summaries, sentiment and language distributions, trends and ranked concerns.</w:t>
+              <w:t>Narrows dashboard feedback and analytics by supported language and date-range criteria.</w:t>
             </w:r>
           </w:p>
         </w:tc>
@@ -6178,7 +6178,7 @@
                 <w:rFonts w:ascii="Arial" w:hAnsi="Arial"/>
                 <w:sz w:val="20"/>
               </w:rPr>
-              <w:t>The user is signed in with an active account and a role permitted to access the dashboard.</w:t>
+              <w:t>View Dashboard (UC-07) is open and the user has dashboard permission.</w:t>
             </w:r>
           </w:p>
         </w:tc>
@@ -6230,7 +6230,7 @@
                 <w:rFonts w:ascii="Arial" w:hAnsi="Arial"/>
                 <w:sz w:val="20"/>
               </w:rPr>
-              <w:t>The dashboard displays the available reportable feedback and analytics for the current scope.</w:t>
+              <w:t>Dashboard records and analytics reflect the selected valid filter criteria.</w:t>
             </w:r>
           </w:p>
         </w:tc>
@@ -6349,7 +6349,7 @@
                 <w:rFonts w:ascii="Arial" w:hAnsi="Arial"/>
                 <w:sz w:val="20"/>
               </w:rPr>
-              <w:t>1. Opens View Dashboard.</w:t>
+              <w:t>1. Opens the dashboard filter controls.</w:t>
             </w:r>
           </w:p>
         </w:tc>
@@ -6367,7 +6367,7 @@
                 <w:rFonts w:ascii="Arial" w:hAnsi="Arial"/>
                 <w:sz w:val="20"/>
               </w:rPr>
-              <w:t>2. Checks dashboard access and retrieves reportable CCIS feedback.</w:t>
+              <w:t>2. Displays supported language and date-range options for CCIS.</w:t>
             </w:r>
           </w:p>
         </w:tc>
@@ -6397,7 +6397,7 @@
                 <w:rFonts w:ascii="Arial" w:hAnsi="Arial"/>
                 <w:sz w:val="20"/>
               </w:rPr>
-              <w:t/>
+              <w:t>3. Selects the desired criteria and applies the filters.</w:t>
             </w:r>
           </w:p>
         </w:tc>
@@ -6415,7 +6415,7 @@
                 <w:rFonts w:ascii="Arial" w:hAnsi="Arial"/>
                 <w:sz w:val="20"/>
               </w:rPr>
-              <w:t>3. Calculates feedback counts, sentiment and language distributions and trends.</w:t>
+              <w:t>4. Validates the selected criteria.</w:t>
             </w:r>
           </w:p>
         </w:tc>
@@ -6463,7 +6463,7 @@
                 <w:rFonts w:ascii="Arial" w:hAnsi="Arial"/>
                 <w:sz w:val="20"/>
               </w:rPr>
-              <w:t>4. Builds the leading concern rankings and retrieves the paginated feedback list.</w:t>
+              <w:t>5. Retrieves matching reportable feedback and recalculates analytics for the selected scope.</w:t>
             </w:r>
           </w:p>
         </w:tc>
@@ -6511,7 +6511,7 @@
                 <w:rFonts w:ascii="Arial" w:hAnsi="Arial"/>
                 <w:sz w:val="20"/>
               </w:rPr>
-              <w:t>5. Displays the dashboard summaries, charts, concerns and feedback, with Filter Feedback (UC-09), Download PDF Report (UC-10) and Export Feedback (UC-11).</w:t>
+              <w:t>6. Displays the filtered feedback and analytics; retains the scope for PDF and spreadsheet downloads.</w:t>
             </w:r>
           </w:p>
         </w:tc>
@@ -6553,7 +6553,7 @@
                 <w:rFonts w:ascii="Arial" w:hAnsi="Arial"/>
                 <w:sz w:val="20"/>
               </w:rPr>
-              <w:t>2a. With no reportable records, the dashboard shows zero totals and an empty list. After step 5, the user may activate UC-09, UC-10 or UC-11.</w:t>
+              <w:t>3a. The user clears optional filters to restore the default CCIS view. 5a. No matching records produces an empty result.</w:t>
             </w:r>
           </w:p>
         </w:tc>
@@ -6604,7 +6604,7 @@
                 <w:rFonts w:ascii="Arial" w:hAnsi="Arial"/>
                 <w:sz w:val="20"/>
               </w:rPr>
-              <w:t>1a. A Student or other unauthorized user is denied dashboard access. Invalid scope values or a retrieval failure prevent the requested view.</w:t>
+              <w:t>4a. Unsupported language/category values or invalid date ranges prevent applying the requested filter. A retrieval failure prevents refreshed results.</w:t>
             </w:r>
           </w:p>
         </w:tc>
@@ -6655,7 +6655,7 @@
                 <w:rFonts w:ascii="Arial" w:hAnsi="Arial"/>
                 <w:sz w:val="20"/>
               </w:rPr>
-              <w:t>Access must be role controlled. Rejected feedback must be excluded from reports. Dashboard records must not disclose submitters' email addresses or real names.</w:t>
+              <w:t>The same criteria must be applied consistently to records, analytics and downloads. Filter use must not bypass access restrictions.</w:t>
             </w:r>
           </w:p>
         </w:tc>
@@ -6751,7 +6751,7 @@
                 <w:rFonts w:ascii="Arial" w:hAnsi="Arial"/>
                 <w:sz w:val="20"/>
               </w:rPr>
-              <w:t>Filter Feedback</w:t>
+              <w:t>Export Feedback</w:t>
             </w:r>
           </w:p>
         </w:tc>
@@ -6855,7 +6855,7 @@
                 <w:rFonts w:ascii="Arial" w:hAnsi="Arial"/>
                 <w:sz w:val="20"/>
               </w:rPr>
-              <w:t>Narrows dashboard feedback and analytics by supported language and date-range criteria.</w:t>
+              <w:t>Exports the selected reportable CCIS feedback scope as a PDF report or XLSX spreadsheet. Both download features are covered by Export Feedback.</w:t>
             </w:r>
           </w:p>
         </w:tc>
@@ -7011,7 +7011,7 @@
                 <w:rFonts w:ascii="Arial" w:hAnsi="Arial"/>
                 <w:sz w:val="20"/>
               </w:rPr>
-              <w:t>View Dashboard (UC-08) is open and the user has dashboard permission.</w:t>
+              <w:t>View Dashboard (UC-07) is open; the user has dashboard permission and the requested language and date filters are valid.</w:t>
             </w:r>
           </w:p>
         </w:tc>
@@ -7063,7 +7063,7 @@
                 <w:rFonts w:ascii="Arial" w:hAnsi="Arial"/>
                 <w:sz w:val="20"/>
               </w:rPr>
-              <w:t>Dashboard records and analytics reflect the selected valid filter criteria.</w:t>
+              <w:t>The chosen PDF report or XLSX spreadsheet is generated and returned for download.</w:t>
             </w:r>
           </w:p>
         </w:tc>
@@ -7182,7 +7182,7 @@
                 <w:rFonts w:ascii="Arial" w:hAnsi="Arial"/>
                 <w:sz w:val="20"/>
               </w:rPr>
-              <w:t>1. Opens the dashboard filter controls.</w:t>
+              <w:t>1. Selects Download PDF Report or Export Feedback (XLSX) for the current dashboard scope.</w:t>
             </w:r>
           </w:p>
         </w:tc>
@@ -7200,7 +7200,7 @@
                 <w:rFonts w:ascii="Arial" w:hAnsi="Arial"/>
                 <w:sz w:val="20"/>
               </w:rPr>
-              <w:t>2. Displays supported language and date-range options for CCIS.</w:t>
+              <w:t>2. Checks dashboard access and validates the requested language and date filters.</w:t>
             </w:r>
           </w:p>
         </w:tc>
@@ -7230,7 +7230,7 @@
                 <w:rFonts w:ascii="Arial" w:hAnsi="Arial"/>
                 <w:sz w:val="20"/>
               </w:rPr>
-              <w:t>3. Selects the desired criteria and applies the filters.</w:t>
+              <w:t/>
             </w:r>
           </w:p>
         </w:tc>
@@ -7248,7 +7248,7 @@
                 <w:rFonts w:ascii="Arial" w:hAnsi="Arial"/>
                 <w:sz w:val="20"/>
               </w:rPr>
-              <w:t>4. Validates the selected criteria.</w:t>
+              <w:t>3. Retrieves matching reportable CCIS feedback and available analysis; calculates report summaries and concern rankings for PDF output.</w:t>
             </w:r>
           </w:p>
         </w:tc>
@@ -7296,7 +7296,7 @@
                 <w:rFonts w:ascii="Arial" w:hAnsi="Arial"/>
                 <w:sz w:val="20"/>
               </w:rPr>
-              <w:t>5. Retrieves matching reportable feedback and recalculates analytics for the selected scope.</w:t>
+              <w:t>4. Generates the selected PDF report with summaries, rankings, feedback and page numbers, or an XLSX spreadsheet with feedback, dates, statuses and analysis.</w:t>
             </w:r>
           </w:p>
         </w:tc>
@@ -7344,7 +7344,7 @@
                 <w:rFonts w:ascii="Arial" w:hAnsi="Arial"/>
                 <w:sz w:val="20"/>
               </w:rPr>
-              <w:t>6. Displays the filtered feedback and analytics; retains the scope for PDF and spreadsheet downloads.</w:t>
+              <w:t>5. Returns the chosen file for download with a descriptive filename.</w:t>
             </w:r>
           </w:p>
         </w:tc>
@@ -7386,7 +7386,7 @@
                 <w:rFonts w:ascii="Arial" w:hAnsi="Arial"/>
                 <w:sz w:val="20"/>
               </w:rPr>
-              <w:t>3a. The user clears optional filters to restore the default CCIS view. 5a. No matching records produces an empty result.</w:t>
+              <w:t>1a. No optional filters uses the default CCIS scope. 3a. No matching feedback produces a PDF with zero/empty summaries or an XLSX file with column headings. The user may select the other download format from the dashboard.</w:t>
             </w:r>
           </w:p>
         </w:tc>
@@ -7437,7 +7437,7 @@
                 <w:rFonts w:ascii="Arial" w:hAnsi="Arial"/>
                 <w:sz w:val="20"/>
               </w:rPr>
-              <w:t>4a. Unsupported language/category values or invalid date ranges prevent applying the requested filter. A retrieval failure prevents refreshed results.</w:t>
+              <w:t>2a. Invalid filters or unauthorized access prevents export. 3a/4a. Retrieval or PDF/spreadsheet generation failure prevents a completed download.</w:t>
             </w:r>
           </w:p>
         </w:tc>
@@ -7488,7 +7488,7 @@
                 <w:rFonts w:ascii="Arial" w:hAnsi="Arial"/>
                 <w:sz w:val="20"/>
               </w:rPr>
-              <w:t>The same criteria must be applied consistently to records, analytics and downloads. Filter use must not bypass access restrictions.</w:t>
+              <w:t>Both formats must preserve the selected scope, exclude rejected feedback and omit identifying account fields. PDF text and pagination must remain readable. XLSX feedback must be stored as text rather than executable formulas.</w:t>
             </w:r>
           </w:p>
         </w:tc>
@@ -7584,7 +7584,7 @@
                 <w:rFonts w:ascii="Arial" w:hAnsi="Arial"/>
                 <w:sz w:val="20"/>
               </w:rPr>
-              <w:t>Download PDF Report</w:t>
+              <w:t>Delete Feedback</w:t>
             </w:r>
           </w:p>
         </w:tc>
@@ -7688,7 +7688,7 @@
                 <w:rFonts w:ascii="Arial" w:hAnsi="Arial"/>
                 <w:sz w:val="20"/>
               </w:rPr>
-              <w:t>Produces a downloadable PDF containing CCIS feedback summaries, concern rankings and reportable feedback for the selected scope.</w:t>
+              <w:t>Allows an administrator to permanently remove a selected feedback record and its associated analysis.</w:t>
             </w:r>
           </w:p>
         </w:tc>
@@ -7740,7 +7740,7 @@
                 <w:rFonts w:ascii="Arial" w:hAnsi="Arial"/>
                 <w:sz w:val="20"/>
               </w:rPr>
-              <w:t>Faculty, Admin or Super Admin</w:t>
+              <w:t>Admin or Super Admin</w:t>
             </w:r>
           </w:p>
         </w:tc>
@@ -7844,7 +7844,7 @@
                 <w:rFonts w:ascii="Arial" w:hAnsi="Arial"/>
                 <w:sz w:val="20"/>
               </w:rPr>
-              <w:t>The user has dashboard permission and the requested language and date filters are valid.</w:t>
+              <w:t>The administrator is signed in with an active account and the selected feedback exists.</w:t>
             </w:r>
           </w:p>
         </w:tc>
@@ -7896,7 +7896,7 @@
                 <w:rFonts w:ascii="Arial" w:hAnsi="Arial"/>
                 <w:sz w:val="20"/>
               </w:rPr>
-              <w:t>A PDF report is generated and returned for download.</w:t>
+              <w:t>The feedback and associated analysis are removed; the dashboard displays a deletion confirmation.</w:t>
             </w:r>
           </w:p>
         </w:tc>
@@ -8015,7 +8015,7 @@
                 <w:rFonts w:ascii="Arial" w:hAnsi="Arial"/>
                 <w:sz w:val="20"/>
               </w:rPr>
-              <w:t>1. Selects Download PDF Report for the current dashboard scope.</w:t>
+              <w:t>1. Locates a feedback record on the dashboard.</w:t>
             </w:r>
           </w:p>
         </w:tc>
@@ -8033,7 +8033,7 @@
                 <w:rFonts w:ascii="Arial" w:hAnsi="Arial"/>
                 <w:sz w:val="20"/>
               </w:rPr>
-              <w:t>2. Checks access and validates the requested language and date filters.</w:t>
+              <w:t>2. Displays the record and the permitted delete control.</w:t>
             </w:r>
           </w:p>
         </w:tc>
@@ -8063,7 +8063,7 @@
                 <w:rFonts w:ascii="Arial" w:hAnsi="Arial"/>
                 <w:sz w:val="20"/>
               </w:rPr>
-              <w:t/>
+              <w:t>3. Selects Delete Feedback.</w:t>
             </w:r>
           </w:p>
         </w:tc>
@@ -8081,7 +8081,7 @@
                 <w:rFonts w:ascii="Arial" w:hAnsi="Arial"/>
                 <w:sz w:val="20"/>
               </w:rPr>
-              <w:t>3. Retrieves matching reportable CCIS feedback and calculates summaries and concern rankings.</w:t>
+              <w:t>4. Presents the deletion confirmation.</w:t>
             </w:r>
           </w:p>
         </w:tc>
@@ -8111,7 +8111,7 @@
                 <w:rFonts w:ascii="Arial" w:hAnsi="Arial"/>
                 <w:sz w:val="20"/>
               </w:rPr>
-              <w:t/>
+              <w:t>5. Confirms deletion.</w:t>
             </w:r>
           </w:p>
         </w:tc>
@@ -8129,7 +8129,7 @@
                 <w:rFonts w:ascii="Arial" w:hAnsi="Arial"/>
                 <w:sz w:val="20"/>
               </w:rPr>
-              <w:t>4. Renders the PDF report with the selected scope and page numbering.</w:t>
+              <w:t>6. Checks administrator permission and permanently deletes the record and associated analysis.</w:t>
             </w:r>
           </w:p>
         </w:tc>
@@ -8177,7 +8177,7 @@
                 <w:rFonts w:ascii="Arial" w:hAnsi="Arial"/>
                 <w:sz w:val="20"/>
               </w:rPr>
-              <w:t>5. Returns the PDF for download with a descriptive filename.</w:t>
+              <w:t>7. Displays confirmation and the remaining feedback records.</w:t>
             </w:r>
           </w:p>
         </w:tc>
@@ -8219,7 +8219,7 @@
                 <w:rFonts w:ascii="Arial" w:hAnsi="Arial"/>
                 <w:sz w:val="20"/>
               </w:rPr>
-              <w:t>1a. With no optional filters, the report uses the default CCIS scope. 3a. With no matching feedback, the report contains the available zero/empty summaries.</w:t>
+              <w:t>5a. The administrator cancels confirmation; the feedback remains unchanged.</w:t>
             </w:r>
           </w:p>
         </w:tc>
@@ -8270,7 +8270,7 @@
                 <w:rFonts w:ascii="Arial" w:hAnsi="Arial"/>
                 <w:sz w:val="20"/>
               </w:rPr>
-              <w:t>2a. Invalid filters or unauthorized access prevents download. 3a/4a. A retrieval or PDF-generation failure prevents a completed report.</w:t>
+              <w:t>6a. A Faculty or Student user cannot delete feedback. A missing record or database failure prevents successful deletion.</w:t>
             </w:r>
           </w:p>
         </w:tc>
@@ -8321,7 +8321,7 @@
                 <w:rFonts w:ascii="Arial" w:hAnsi="Arial"/>
                 <w:sz w:val="20"/>
               </w:rPr>
-              <w:t>The PDF must be readable with consistent pagination. It must reflect the selected scope, exclude rejected feedback and avoid submitters' identifying account data.</w:t>
+              <w:t>Deletion must enforce administrator authorization and request protection. Confirmation must make the permanent effect clear. Associated analysis must not remain orphaned.</w:t>
             </w:r>
           </w:p>
         </w:tc>
@@ -8417,7 +8417,7 @@
                 <w:rFonts w:ascii="Arial" w:hAnsi="Arial"/>
                 <w:sz w:val="20"/>
               </w:rPr>
-              <w:t>Export Feedback</w:t>
+              <w:t>Manage Account</w:t>
             </w:r>
           </w:p>
         </w:tc>
@@ -8521,7 +8521,7 @@
                 <w:rFonts w:ascii="Arial" w:hAnsi="Arial"/>
                 <w:sz w:val="20"/>
               </w:rPr>
-              <w:t>Exports matching reportable CCIS feedback and available analysis to an Excel spreadsheet.</w:t>
+              <w:t>Allows administrators to view/search accounts, change roles, deactivate/reactivate or delete accounts as permitted.</w:t>
             </w:r>
           </w:p>
         </w:tc>
@@ -8573,7 +8573,7 @@
                 <w:rFonts w:ascii="Arial" w:hAnsi="Arial"/>
                 <w:sz w:val="20"/>
               </w:rPr>
-              <w:t>Faculty, Admin or Super Admin</w:t>
+              <w:t>Admin or Super Admin</w:t>
             </w:r>
           </w:p>
         </w:tc>
@@ -8677,7 +8677,7 @@
                 <w:rFonts w:ascii="Arial" w:hAnsi="Arial"/>
                 <w:sz w:val="20"/>
               </w:rPr>
-              <w:t>The user has dashboard permission and the requested filters are valid.</w:t>
+              <w:t>Signed in, active Admin or Super Admin with account-management access. Changes/deletion require an existing target account.</w:t>
             </w:r>
           </w:p>
         </w:tc>
@@ -8729,7 +8729,7 @@
                 <w:rFonts w:ascii="Arial" w:hAnsi="Arial"/>
                 <w:sz w:val="20"/>
               </w:rPr>
-              <w:t>An XLSX spreadsheet is generated and returned for download.</w:t>
+              <w:t>The list/search results are displayed. A permitted action updates the role/status or deletes the target account, with confirmation.</w:t>
             </w:r>
           </w:p>
         </w:tc>
@@ -8848,7 +8848,7 @@
                 <w:rFonts w:ascii="Arial" w:hAnsi="Arial"/>
                 <w:sz w:val="20"/>
               </w:rPr>
-              <w:t>1. Selects Export Feedback for the current dashboard scope.</w:t>
+              <w:t>1. Opens Manage Account.</w:t>
             </w:r>
           </w:p>
         </w:tc>
@@ -8866,7 +8866,7 @@
                 <w:rFonts w:ascii="Arial" w:hAnsi="Arial"/>
                 <w:sz w:val="20"/>
               </w:rPr>
-              <w:t>2. Checks access and validates the requested language and date filters.</w:t>
+              <w:t>2. Checks access; lists nicknames, roles, statuses, registration dates and permitted controls.</w:t>
             </w:r>
           </w:p>
         </w:tc>
@@ -8896,7 +8896,7 @@
                 <w:rFonts w:ascii="Arial" w:hAnsi="Arial"/>
                 <w:sz w:val="20"/>
               </w:rPr>
-              <w:t/>
+              <w:t>3. Optionally searches by nickname or selects a result page.</w:t>
             </w:r>
           </w:p>
         </w:tc>
@@ -8914,7 +8914,7 @@
                 <w:rFonts w:ascii="Arial" w:hAnsi="Arial"/>
                 <w:sz w:val="20"/>
               </w:rPr>
-              <w:t>3. Retrieves matching reportable CCIS feedback and available analysis.</w:t>
+              <w:t>4. Validates search; displays matching pages and retains the criteria.</w:t>
             </w:r>
           </w:p>
         </w:tc>
@@ -8944,7 +8944,7 @@
                 <w:rFonts w:ascii="Arial" w:hAnsi="Arial"/>
                 <w:sz w:val="20"/>
               </w:rPr>
-              <w:t/>
+              <w:t>5. Selects another account and a role, status or deletion action.</w:t>
             </w:r>
           </w:p>
         </w:tc>
@@ -8962,7 +8962,7 @@
                 <w:rFonts w:ascii="Arial" w:hAnsi="Arial"/>
                 <w:sz w:val="20"/>
               </w:rPr>
-              <w:t>4. Writes feedback, dates, statuses and analysis into an XLSX spreadsheet with column headings and formatted values.</w:t>
+              <w:t>6. Checks authority and self-change restrictions; shows permitted controls or Super Admin deletion confirmation.</w:t>
             </w:r>
           </w:p>
         </w:tc>
@@ -8992,7 +8992,7 @@
                 <w:rFonts w:ascii="Arial" w:hAnsi="Arial"/>
                 <w:sz w:val="20"/>
               </w:rPr>
-              <w:t/>
+              <w:t>7. Saves a permitted role, selects Deactivate/Reactivate, or confirms deletion.</w:t>
             </w:r>
           </w:p>
         </w:tc>
@@ -9010,7 +9010,7 @@
                 <w:rFonts w:ascii="Arial" w:hAnsi="Arial"/>
                 <w:sz w:val="20"/>
               </w:rPr>
-              <w:t>5. Returns the XLSX file for download with a descriptive filename.</w:t>
+              <w:t>8. Rechecks authority/input, applies the role/status change or deletion, then refreshes the list with confirmation.</w:t>
             </w:r>
           </w:p>
         </w:tc>
@@ -9052,7 +9052,7 @@
                 <w:rFonts w:ascii="Arial" w:hAnsi="Arial"/>
                 <w:sz w:val="20"/>
               </w:rPr>
-              <w:t>1a. With no optional filters, the export uses the default CCIS scope. 3a. No matching feedback produces a spreadsheet containing the column headings.</w:t>
+              <w:t>3a. Empty search lists all accounts; no matches shows an empty result. 5a. View/search only leaves accounts unchanged. 7a. Admin assigns Student/Faculty roles; Super Admin may also assign Admin/Super Admin. 7b. Deactivate makes an account inactive; Reactivate restores active status. 7c. Only Super Admin confirms permanent deletion of another account; cancelling keeps it unchanged.</w:t>
             </w:r>
           </w:p>
         </w:tc>
@@ -9103,7 +9103,7 @@
                 <w:rFonts w:ascii="Arial" w:hAnsi="Arial"/>
                 <w:sz w:val="20"/>
               </w:rPr>
-              <w:t>2a. Invalid filters or unauthorized access prevents export. 3a/4a. A retrieval or spreadsheet-generation failure prevents a completed download.</w:t>
+              <w:t>2a. Deny unauthorized access. 4a. Search must be text, maximum 50 characters. 6a/8a. Block self-role/status changes and self-deletion. Admin cannot change administrator roles/status or delete accounts. Disallowed roles, missing targets or database failures prevent completion.</w:t>
             </w:r>
           </w:p>
         </w:tc>
@@ -9154,5005 +9154,7 @@
                 <w:rFonts w:ascii="Arial" w:hAnsi="Arial"/>
                 <w:sz w:val="20"/>
               </w:rPr>
-              <w:t>The export must preserve the selected scope and exclude rejected feedback and identifying account fields. Feedback text must be written as text rather than executable spreadsheet formulas.</w:t>
-            </w:r>
-          </w:p>
-        </w:tc>
-      </w:tr>
-    </w:tbl>
-    <w:p>
-      <w:r>
-        <w:br w:type="page"/>
-      </w:r>
-    </w:p>
-    <w:p>
-      <w:pPr>
-        <w:pStyle w:val="Title"/>
-        <w:spacing w:after="200"/>
-      </w:pPr>
-      <w:r>
-        <w:rPr>
-          <w:sz w:val="32"/>
-        </w:rPr>
-        <w:t>ResBack Use Case Descriptions</w:t>
-      </w:r>
-    </w:p>
-    <w:tbl>
-      <w:tblPr>
-        <w:tblW w:type="auto" w:w="0"/>
-        <w:jc w:val="center"/>
-        <w:tblLayout w:type="fixed"/>
-        <w:tblLook w:firstColumn="1" w:firstRow="1" w:lastColumn="0" w:lastRow="0" w:noHBand="0" w:noVBand="1" w:val="04A0"/>
-        <w:tblBorders>
-          <w:top w:val="single" w:sz="6" w:color="000000"/>
-          <w:left w:val="single" w:sz="6" w:color="000000"/>
-          <w:bottom w:val="single" w:sz="6" w:color="000000"/>
-          <w:right w:val="single" w:sz="6" w:color="000000"/>
-          <w:insideH w:val="single" w:sz="6" w:color="000000"/>
-          <w:insideV w:val="single" w:sz="6" w:color="000000"/>
-        </w:tblBorders>
-        <w:tblCellMar>
-          <w:top w:w="85" w:type="dxa"/>
-          <w:bottom w:w="85" w:type="dxa"/>
-          <w:left w:w="105" w:type="dxa"/>
-          <w:right w:w="105" w:type="dxa"/>
-        </w:tblCellMar>
-      </w:tblPr>
-      <w:tblGrid>
-        <w:gridCol w:w="3110"/>
-        <w:gridCol w:w="3485"/>
-        <w:gridCol w:w="3485"/>
-      </w:tblGrid>
-      <w:tr>
-        <w:trPr>
-          <w:cantSplit/>
-        </w:trPr>
-        <w:tc>
-          <w:tcPr>
-            <w:tcW w:type="dxa" w:w="3110"/>
-            <w:vAlign w:val="center"/>
-          </w:tcPr>
-          <w:p>
-            <w:pPr>
-              <w:keepNext w:val="0"/>
-              <w:spacing w:before="0" w:after="60" w:line="252" w:lineRule="auto"/>
-            </w:pPr>
-            <w:r>
-              <w:rPr>
-                <w:rFonts w:ascii="Arial" w:hAnsi="Arial"/>
-                <w:b w:val="0"/>
-                <w:sz w:val="20"/>
-              </w:rPr>
-            </w:r>
-            <w:r>
-              <w:rPr>
-                <w:rFonts w:ascii="Arial" w:hAnsi="Arial"/>
-                <w:b w:val="0"/>
-                <w:color w:val="000000"/>
-                <w:sz w:val="20"/>
-              </w:rPr>
-              <w:t>Use Case Name</w:t>
-            </w:r>
-          </w:p>
-        </w:tc>
-        <w:tc>
-          <w:tcPr>
-            <w:tcW w:type="dxa" w:w="6970"/>
-            <w:gridSpan w:val="2"/>
-            <w:vAlign w:val="center"/>
-          </w:tcPr>
-          <w:p>
-            <w:pPr>
-              <w:spacing w:before="0" w:after="60" w:line="252" w:lineRule="auto"/>
-            </w:pPr>
-            <w:r>
-              <w:rPr>
-                <w:rFonts w:ascii="Arial" w:hAnsi="Arial"/>
-                <w:sz w:val="20"/>
-              </w:rPr>
-              <w:t>Delete Feedback</w:t>
-            </w:r>
-          </w:p>
-        </w:tc>
-      </w:tr>
-      <w:tr>
-        <w:trPr>
-          <w:cantSplit/>
-        </w:trPr>
-        <w:tc>
-          <w:tcPr>
-            <w:tcW w:type="dxa" w:w="3110"/>
-            <w:vAlign w:val="center"/>
-          </w:tcPr>
-          <w:p>
-            <w:pPr>
-              <w:keepNext w:val="0"/>
-              <w:spacing w:before="0" w:after="60" w:line="252" w:lineRule="auto"/>
-            </w:pPr>
-            <w:r>
-              <w:rPr>
-                <w:rFonts w:ascii="Arial" w:hAnsi="Arial"/>
-                <w:b w:val="0"/>
-                <w:sz w:val="20"/>
-              </w:rPr>
-            </w:r>
-            <w:r>
-              <w:rPr>
-                <w:rFonts w:ascii="Arial" w:hAnsi="Arial"/>
-                <w:b w:val="0"/>
-                <w:color w:val="000000"/>
-                <w:sz w:val="20"/>
-              </w:rPr>
-              <w:t>Use Case ID</w:t>
-            </w:r>
-          </w:p>
-        </w:tc>
-        <w:tc>
-          <w:tcPr>
-            <w:tcW w:type="dxa" w:w="6970"/>
-            <w:gridSpan w:val="2"/>
-            <w:vAlign w:val="center"/>
-          </w:tcPr>
-          <w:p>
-            <w:pPr>
-              <w:spacing w:before="0" w:after="60" w:line="252" w:lineRule="auto"/>
-            </w:pPr>
-            <w:r>
-              <w:rPr>
-                <w:rFonts w:ascii="Arial" w:hAnsi="Arial"/>
-                <w:sz w:val="20"/>
-              </w:rPr>
-              <w:t>UC-12</w:t>
-            </w:r>
-          </w:p>
-        </w:tc>
-      </w:tr>
-      <w:tr>
-        <w:trPr>
-          <w:cantSplit/>
-        </w:trPr>
-        <w:tc>
-          <w:tcPr>
-            <w:tcW w:type="dxa" w:w="3110"/>
-            <w:vAlign w:val="center"/>
-          </w:tcPr>
-          <w:p>
-            <w:pPr>
-              <w:keepNext w:val="0"/>
-              <w:spacing w:before="0" w:after="60" w:line="252" w:lineRule="auto"/>
-            </w:pPr>
-            <w:r>
-              <w:rPr>
-                <w:rFonts w:ascii="Arial" w:hAnsi="Arial"/>
-                <w:b w:val="0"/>
-                <w:sz w:val="20"/>
-              </w:rPr>
-            </w:r>
-            <w:r>
-              <w:rPr>
-                <w:rFonts w:ascii="Arial" w:hAnsi="Arial"/>
-                <w:b w:val="0"/>
-                <w:color w:val="000000"/>
-                <w:sz w:val="20"/>
-              </w:rPr>
-              <w:t>Use Case Description</w:t>
-            </w:r>
-          </w:p>
-        </w:tc>
-        <w:tc>
-          <w:tcPr>
-            <w:tcW w:type="dxa" w:w="6970"/>
-            <w:gridSpan w:val="2"/>
-            <w:vAlign w:val="center"/>
-          </w:tcPr>
-          <w:p>
-            <w:pPr>
-              <w:spacing w:before="0" w:after="60" w:line="252" w:lineRule="auto"/>
-            </w:pPr>
-            <w:r>
-              <w:rPr>
-                <w:rFonts w:ascii="Arial" w:hAnsi="Arial"/>
-                <w:sz w:val="20"/>
-              </w:rPr>
-              <w:t>Allows an administrator to permanently remove a selected feedback record and its associated analysis.</w:t>
-            </w:r>
-          </w:p>
-        </w:tc>
-      </w:tr>
-      <w:tr>
-        <w:trPr>
-          <w:cantSplit/>
-        </w:trPr>
-        <w:tc>
-          <w:tcPr>
-            <w:tcW w:type="dxa" w:w="3110"/>
-            <w:vAlign w:val="center"/>
-          </w:tcPr>
-          <w:p>
-            <w:pPr>
-              <w:keepNext w:val="0"/>
-              <w:spacing w:before="0" w:after="60" w:line="252" w:lineRule="auto"/>
-            </w:pPr>
-            <w:r>
-              <w:rPr>
-                <w:rFonts w:ascii="Arial" w:hAnsi="Arial"/>
-                <w:b w:val="0"/>
-                <w:sz w:val="20"/>
-              </w:rPr>
-            </w:r>
-            <w:r>
-              <w:rPr>
-                <w:rFonts w:ascii="Arial" w:hAnsi="Arial"/>
-                <w:b w:val="0"/>
-                <w:color w:val="000000"/>
-                <w:sz w:val="20"/>
-              </w:rPr>
-              <w:t>Primary Actor</w:t>
-            </w:r>
-          </w:p>
-        </w:tc>
-        <w:tc>
-          <w:tcPr>
-            <w:tcW w:type="dxa" w:w="6970"/>
-            <w:gridSpan w:val="2"/>
-            <w:vAlign w:val="center"/>
-          </w:tcPr>
-          <w:p>
-            <w:pPr>
-              <w:spacing w:before="0" w:after="60" w:line="252" w:lineRule="auto"/>
-            </w:pPr>
-            <w:r>
-              <w:rPr>
-                <w:rFonts w:ascii="Arial" w:hAnsi="Arial"/>
-                <w:sz w:val="20"/>
-              </w:rPr>
-              <w:t>Admin or Super Admin</w:t>
-            </w:r>
-          </w:p>
-        </w:tc>
-      </w:tr>
-      <w:tr>
-        <w:trPr>
-          <w:cantSplit/>
-        </w:trPr>
-        <w:tc>
-          <w:tcPr>
-            <w:tcW w:type="dxa" w:w="3110"/>
-            <w:vAlign w:val="center"/>
-          </w:tcPr>
-          <w:p>
-            <w:pPr>
-              <w:keepNext w:val="0"/>
-              <w:spacing w:before="0" w:after="60" w:line="252" w:lineRule="auto"/>
-            </w:pPr>
-            <w:r>
-              <w:rPr>
-                <w:rFonts w:ascii="Arial" w:hAnsi="Arial"/>
-                <w:b w:val="0"/>
-                <w:sz w:val="20"/>
-              </w:rPr>
-            </w:r>
-            <w:r>
-              <w:rPr>
-                <w:rFonts w:ascii="Arial" w:hAnsi="Arial"/>
-                <w:b w:val="0"/>
-                <w:color w:val="000000"/>
-                <w:sz w:val="20"/>
-              </w:rPr>
-              <w:t>Secondary Actor</w:t>
-            </w:r>
-          </w:p>
-        </w:tc>
-        <w:tc>
-          <w:tcPr>
-            <w:tcW w:type="dxa" w:w="6970"/>
-            <w:gridSpan w:val="2"/>
-            <w:vAlign w:val="center"/>
-          </w:tcPr>
-          <w:p>
-            <w:pPr>
-              <w:spacing w:before="0" w:after="60" w:line="252" w:lineRule="auto"/>
-            </w:pPr>
-            <w:r>
-              <w:rPr>
-                <w:rFonts w:ascii="Arial" w:hAnsi="Arial"/>
-                <w:sz w:val="20"/>
-              </w:rPr>
-              <w:t>None</w:t>
-            </w:r>
-          </w:p>
-        </w:tc>
-      </w:tr>
-      <w:tr>
-        <w:trPr>
-          <w:cantSplit/>
-        </w:trPr>
-        <w:tc>
-          <w:tcPr>
-            <w:tcW w:type="dxa" w:w="3110"/>
-            <w:vAlign w:val="center"/>
-          </w:tcPr>
-          <w:p>
-            <w:pPr>
-              <w:keepNext w:val="0"/>
-              <w:spacing w:before="0" w:after="60" w:line="252" w:lineRule="auto"/>
-            </w:pPr>
-            <w:r>
-              <w:rPr>
-                <w:rFonts w:ascii="Arial" w:hAnsi="Arial"/>
-                <w:b w:val="0"/>
-                <w:sz w:val="20"/>
-              </w:rPr>
-            </w:r>
-            <w:r>
-              <w:rPr>
-                <w:rFonts w:ascii="Arial" w:hAnsi="Arial"/>
-                <w:b w:val="0"/>
-                <w:color w:val="000000"/>
-                <w:sz w:val="20"/>
-              </w:rPr>
-              <w:t>Precondition</w:t>
-            </w:r>
-          </w:p>
-        </w:tc>
-        <w:tc>
-          <w:tcPr>
-            <w:tcW w:type="dxa" w:w="6970"/>
-            <w:gridSpan w:val="2"/>
-            <w:vAlign w:val="center"/>
-          </w:tcPr>
-          <w:p>
-            <w:pPr>
-              <w:spacing w:before="0" w:after="60" w:line="252" w:lineRule="auto"/>
-            </w:pPr>
-            <w:r>
-              <w:rPr>
-                <w:rFonts w:ascii="Arial" w:hAnsi="Arial"/>
-                <w:sz w:val="20"/>
-              </w:rPr>
-              <w:t>The administrator is signed in with an active account and the selected feedback exists.</w:t>
-            </w:r>
-          </w:p>
-        </w:tc>
-      </w:tr>
-      <w:tr>
-        <w:trPr>
-          <w:cantSplit/>
-        </w:trPr>
-        <w:tc>
-          <w:tcPr>
-            <w:tcW w:type="dxa" w:w="3110"/>
-            <w:vAlign w:val="center"/>
-          </w:tcPr>
-          <w:p>
-            <w:pPr>
-              <w:keepNext w:val="0"/>
-              <w:spacing w:before="0" w:after="60" w:line="252" w:lineRule="auto"/>
-            </w:pPr>
-            <w:r>
-              <w:rPr>
-                <w:rFonts w:ascii="Arial" w:hAnsi="Arial"/>
-                <w:b w:val="0"/>
-                <w:sz w:val="20"/>
-              </w:rPr>
-            </w:r>
-            <w:r>
-              <w:rPr>
-                <w:rFonts w:ascii="Arial" w:hAnsi="Arial"/>
-                <w:b w:val="0"/>
-                <w:color w:val="000000"/>
-                <w:sz w:val="20"/>
-              </w:rPr>
-              <w:t>Postcondition</w:t>
-            </w:r>
-          </w:p>
-        </w:tc>
-        <w:tc>
-          <w:tcPr>
-            <w:tcW w:type="dxa" w:w="6970"/>
-            <w:gridSpan w:val="2"/>
-            <w:vAlign w:val="center"/>
-          </w:tcPr>
-          <w:p>
-            <w:pPr>
-              <w:spacing w:before="0" w:after="60" w:line="252" w:lineRule="auto"/>
-            </w:pPr>
-            <w:r>
-              <w:rPr>
-                <w:rFonts w:ascii="Arial" w:hAnsi="Arial"/>
-                <w:sz w:val="20"/>
-              </w:rPr>
-              <w:t>The feedback and associated analysis are removed; the dashboard displays a deletion confirmation.</w:t>
-            </w:r>
-          </w:p>
-        </w:tc>
-      </w:tr>
-      <w:tr>
-        <w:trPr>
-          <w:cantSplit/>
-        </w:trPr>
-        <w:tc>
-          <w:tcPr>
-            <w:tcW w:type="dxa" w:w="3110"/>
-            <w:vMerge w:val="restart"/>
-            <w:vAlign w:val="top"/>
-          </w:tcPr>
-          <w:p>
-            <w:pPr>
-              <w:keepNext w:val="0"/>
-              <w:spacing w:before="0" w:after="60" w:line="252" w:lineRule="auto"/>
-            </w:pPr>
-            <w:r>
-              <w:rPr>
-                <w:rFonts w:ascii="Arial" w:hAnsi="Arial"/>
-                <w:sz w:val="20"/>
-              </w:rPr>
-            </w:r>
-            <w:r>
-              <w:rPr>
-                <w:rFonts w:ascii="Arial" w:hAnsi="Arial"/>
-                <w:b/>
-                <w:color w:val="000000"/>
-                <w:sz w:val="20"/>
-              </w:rPr>
-              <w:t>Normal Flow (Main Flow)</w:t>
-            </w:r>
-          </w:p>
-        </w:tc>
-        <w:tc>
-          <w:tcPr>
-            <w:tcW w:type="dxa" w:w="3485"/>
-            <w:vAlign w:val="center"/>
-          </w:tcPr>
-          <w:p>
-            <w:pPr>
-              <w:keepNext w:val="0"/>
-              <w:spacing w:before="0" w:after="60" w:line="252" w:lineRule="auto"/>
-              <w:jc w:val="center"/>
-            </w:pPr>
-            <w:r>
-              <w:rPr>
-                <w:rFonts w:ascii="Arial" w:hAnsi="Arial"/>
-                <w:sz w:val="20"/>
-              </w:rPr>
-            </w:r>
-            <w:r>
-              <w:rPr>
-                <w:rFonts w:ascii="Arial" w:hAnsi="Arial"/>
-                <w:b/>
-                <w:color w:val="000000"/>
-                <w:sz w:val="20"/>
-              </w:rPr>
-              <w:t>User Action</w:t>
-            </w:r>
-          </w:p>
-        </w:tc>
-        <w:tc>
-          <w:tcPr>
-            <w:tcW w:type="dxa" w:w="3485"/>
-            <w:vAlign w:val="center"/>
-          </w:tcPr>
-          <w:p>
-            <w:pPr>
-              <w:keepNext w:val="0"/>
-              <w:spacing w:before="0" w:after="60" w:line="252" w:lineRule="auto"/>
-              <w:jc w:val="center"/>
-            </w:pPr>
-            <w:r>
-              <w:rPr>
-                <w:rFonts w:ascii="Arial" w:hAnsi="Arial"/>
-                <w:sz w:val="20"/>
-              </w:rPr>
-            </w:r>
-            <w:r>
-              <w:rPr>
-                <w:rFonts w:ascii="Arial" w:hAnsi="Arial"/>
-                <w:b/>
-                <w:color w:val="000000"/>
-                <w:sz w:val="20"/>
-              </w:rPr>
-              <w:t>System Response</w:t>
-            </w:r>
-          </w:p>
-        </w:tc>
-      </w:tr>
-      <w:tr>
-        <w:trPr>
-          <w:cantSplit/>
-        </w:trPr>
-        <w:tc>
-          <w:tcPr>
-            <w:tcW w:type="dxa" w:w="3110"/>
-            <w:vMerge/>
-          </w:tcPr>
-          <w:p/>
-        </w:tc>
-        <w:tc>
-          <w:tcPr>
-            <w:tcW w:type="dxa" w:w="3485"/>
-            <w:vAlign w:val="center"/>
-          </w:tcPr>
-          <w:p>
-            <w:pPr>
-              <w:spacing w:before="0" w:after="60" w:line="252" w:lineRule="auto"/>
-            </w:pPr>
-            <w:r>
-              <w:rPr>
-                <w:rFonts w:ascii="Arial" w:hAnsi="Arial"/>
-                <w:sz w:val="20"/>
-              </w:rPr>
-              <w:t>1. Locates a feedback record on the dashboard.</w:t>
-            </w:r>
-          </w:p>
-        </w:tc>
-        <w:tc>
-          <w:tcPr>
-            <w:tcW w:type="dxa" w:w="3485"/>
-            <w:vAlign w:val="center"/>
-          </w:tcPr>
-          <w:p>
-            <w:pPr>
-              <w:spacing w:before="0" w:after="60" w:line="252" w:lineRule="auto"/>
-            </w:pPr>
-            <w:r>
-              <w:rPr>
-                <w:rFonts w:ascii="Arial" w:hAnsi="Arial"/>
-                <w:sz w:val="20"/>
-              </w:rPr>
-              <w:t>2. Displays the record and the permitted delete control.</w:t>
-            </w:r>
-          </w:p>
-        </w:tc>
-      </w:tr>
-      <w:tr>
-        <w:trPr>
-          <w:cantSplit/>
-        </w:trPr>
-        <w:tc>
-          <w:tcPr>
-            <w:tcW w:type="dxa" w:w="3110"/>
-            <w:vMerge/>
-          </w:tcPr>
-          <w:p/>
-        </w:tc>
-        <w:tc>
-          <w:tcPr>
-            <w:tcW w:type="dxa" w:w="3485"/>
-            <w:vAlign w:val="center"/>
-          </w:tcPr>
-          <w:p>
-            <w:pPr>
-              <w:spacing w:before="0" w:after="60" w:line="252" w:lineRule="auto"/>
-            </w:pPr>
-            <w:r>
-              <w:rPr>
-                <w:rFonts w:ascii="Arial" w:hAnsi="Arial"/>
-                <w:sz w:val="20"/>
-              </w:rPr>
-              <w:t>3. Selects Delete Feedback.</w:t>
-            </w:r>
-          </w:p>
-        </w:tc>
-        <w:tc>
-          <w:tcPr>
-            <w:tcW w:type="dxa" w:w="3485"/>
-            <w:vAlign w:val="center"/>
-          </w:tcPr>
-          <w:p>
-            <w:pPr>
-              <w:spacing w:before="0" w:after="60" w:line="252" w:lineRule="auto"/>
-            </w:pPr>
-            <w:r>
-              <w:rPr>
-                <w:rFonts w:ascii="Arial" w:hAnsi="Arial"/>
-                <w:sz w:val="20"/>
-              </w:rPr>
-              <w:t>4. Presents the deletion confirmation.</w:t>
-            </w:r>
-          </w:p>
-        </w:tc>
-      </w:tr>
-      <w:tr>
-        <w:trPr>
-          <w:cantSplit/>
-        </w:trPr>
-        <w:tc>
-          <w:tcPr>
-            <w:tcW w:type="dxa" w:w="3110"/>
-            <w:vMerge/>
-          </w:tcPr>
-          <w:p/>
-        </w:tc>
-        <w:tc>
-          <w:tcPr>
-            <w:tcW w:type="dxa" w:w="3485"/>
-            <w:vAlign w:val="center"/>
-          </w:tcPr>
-          <w:p>
-            <w:pPr>
-              <w:spacing w:before="0" w:after="60" w:line="252" w:lineRule="auto"/>
-            </w:pPr>
-            <w:r>
-              <w:rPr>
-                <w:rFonts w:ascii="Arial" w:hAnsi="Arial"/>
-                <w:sz w:val="20"/>
-              </w:rPr>
-              <w:t>5. Confirms deletion.</w:t>
-            </w:r>
-          </w:p>
-        </w:tc>
-        <w:tc>
-          <w:tcPr>
-            <w:tcW w:type="dxa" w:w="3485"/>
-            <w:vAlign w:val="center"/>
-          </w:tcPr>
-          <w:p>
-            <w:pPr>
-              <w:spacing w:before="0" w:after="60" w:line="252" w:lineRule="auto"/>
-            </w:pPr>
-            <w:r>
-              <w:rPr>
-                <w:rFonts w:ascii="Arial" w:hAnsi="Arial"/>
-                <w:sz w:val="20"/>
-              </w:rPr>
-              <w:t>6. Checks administrator permission and permanently deletes the record and associated analysis.</w:t>
-            </w:r>
-          </w:p>
-        </w:tc>
-      </w:tr>
-      <w:tr>
-        <w:trPr>
-          <w:cantSplit/>
-        </w:trPr>
-        <w:tc>
-          <w:tcPr>
-            <w:tcW w:type="dxa" w:w="3110"/>
-            <w:vMerge/>
-          </w:tcPr>
-          <w:p/>
-        </w:tc>
-        <w:tc>
-          <w:tcPr>
-            <w:tcW w:type="dxa" w:w="3485"/>
-            <w:vAlign w:val="center"/>
-          </w:tcPr>
-          <w:p>
-            <w:pPr>
-              <w:spacing w:before="0" w:after="60" w:line="252" w:lineRule="auto"/>
-            </w:pPr>
-            <w:r>
-              <w:rPr>
-                <w:rFonts w:ascii="Arial" w:hAnsi="Arial"/>
-                <w:sz w:val="20"/>
-              </w:rPr>
-              <w:t/>
-            </w:r>
-          </w:p>
-        </w:tc>
-        <w:tc>
-          <w:tcPr>
-            <w:tcW w:type="dxa" w:w="3485"/>
-            <w:vAlign w:val="center"/>
-          </w:tcPr>
-          <w:p>
-            <w:pPr>
-              <w:spacing w:before="0" w:after="60" w:line="252" w:lineRule="auto"/>
-            </w:pPr>
-            <w:r>
-              <w:rPr>
-                <w:rFonts w:ascii="Arial" w:hAnsi="Arial"/>
-                <w:sz w:val="20"/>
-              </w:rPr>
-              <w:t>7. Displays confirmation and the remaining feedback records.</w:t>
-            </w:r>
-          </w:p>
-        </w:tc>
-      </w:tr>
-      <w:tr>
-        <w:trPr>
-          <w:cantSplit/>
-        </w:trPr>
-        <w:tc>
-          <w:tcPr>
-            <w:tcW w:type="dxa" w:w="3110"/>
-            <w:vAlign w:val="center"/>
-          </w:tcPr>
-          <w:p>
-            <w:pPr>
-              <w:spacing w:before="0" w:after="60" w:line="252" w:lineRule="auto"/>
-            </w:pPr>
-            <w:r>
-              <w:rPr>
-                <w:rFonts w:ascii="Arial" w:hAnsi="Arial"/>
-                <w:sz w:val="20"/>
-              </w:rPr>
-              <w:t>Alternate Flow</w:t>
-            </w:r>
-          </w:p>
-        </w:tc>
-        <w:tc>
-          <w:tcPr>
-            <w:tcW w:type="dxa" w:w="6970"/>
-            <w:gridSpan w:val="2"/>
-            <w:vAlign w:val="center"/>
-          </w:tcPr>
-          <w:p>
-            <w:pPr>
-              <w:spacing w:before="0" w:after="60" w:line="252" w:lineRule="auto"/>
-            </w:pPr>
-            <w:r>
-              <w:rPr>
-                <w:rFonts w:ascii="Arial" w:hAnsi="Arial"/>
-                <w:sz w:val="20"/>
-              </w:rPr>
-              <w:t>5a. The administrator cancels confirmation; the feedback remains unchanged.</w:t>
-            </w:r>
-          </w:p>
-        </w:tc>
-      </w:tr>
-      <w:tr>
-        <w:trPr>
-          <w:cantSplit/>
-        </w:trPr>
-        <w:tc>
-          <w:tcPr>
-            <w:tcW w:type="dxa" w:w="3110"/>
-            <w:vAlign w:val="center"/>
-          </w:tcPr>
-          <w:p>
-            <w:pPr>
-              <w:keepNext w:val="0"/>
-              <w:spacing w:before="0" w:after="60" w:line="252" w:lineRule="auto"/>
-            </w:pPr>
-            <w:r>
-              <w:rPr>
-                <w:rFonts w:ascii="Arial" w:hAnsi="Arial"/>
-                <w:sz w:val="20"/>
-              </w:rPr>
-            </w:r>
-            <w:r>
-              <w:rPr>
-                <w:rFonts w:ascii="Arial" w:hAnsi="Arial"/>
-                <w:b/>
-                <w:color w:val="000000"/>
-                <w:sz w:val="20"/>
-              </w:rPr>
-              <w:t>Exception Flow</w:t>
-            </w:r>
-          </w:p>
-        </w:tc>
-        <w:tc>
-          <w:tcPr>
-            <w:tcW w:type="dxa" w:w="6970"/>
-            <w:gridSpan w:val="2"/>
-            <w:vAlign w:val="center"/>
-          </w:tcPr>
-          <w:p>
-            <w:pPr>
-              <w:spacing w:before="0" w:after="60" w:line="252" w:lineRule="auto"/>
-            </w:pPr>
-            <w:r>
-              <w:rPr>
-                <w:rFonts w:ascii="Arial" w:hAnsi="Arial"/>
-                <w:sz w:val="20"/>
-              </w:rPr>
-              <w:t>6a. A Faculty or Student user cannot delete feedback. A missing record or database failure prevents successful deletion.</w:t>
-            </w:r>
-          </w:p>
-        </w:tc>
-      </w:tr>
-      <w:tr>
-        <w:trPr>
-          <w:cantSplit/>
-        </w:trPr>
-        <w:tc>
-          <w:tcPr>
-            <w:tcW w:type="dxa" w:w="3110"/>
-            <w:vAlign w:val="center"/>
-          </w:tcPr>
-          <w:p>
-            <w:pPr>
-              <w:keepNext w:val="0"/>
-              <w:spacing w:before="0" w:after="60" w:line="252" w:lineRule="auto"/>
-            </w:pPr>
-            <w:r>
-              <w:rPr>
-                <w:rFonts w:ascii="Arial" w:hAnsi="Arial"/>
-                <w:sz w:val="20"/>
-              </w:rPr>
-            </w:r>
-            <w:r>
-              <w:rPr>
-                <w:rFonts w:ascii="Arial" w:hAnsi="Arial"/>
-                <w:b/>
-                <w:color w:val="000000"/>
-                <w:sz w:val="20"/>
-              </w:rPr>
-              <w:t>Non-Functional Requirements</w:t>
-            </w:r>
-          </w:p>
-        </w:tc>
-        <w:tc>
-          <w:tcPr>
-            <w:tcW w:type="dxa" w:w="6970"/>
-            <w:gridSpan w:val="2"/>
-            <w:vAlign w:val="center"/>
-          </w:tcPr>
-          <w:p>
-            <w:pPr>
-              <w:spacing w:before="0" w:after="60" w:line="252" w:lineRule="auto"/>
-            </w:pPr>
-            <w:r>
-              <w:rPr>
-                <w:rFonts w:ascii="Arial" w:hAnsi="Arial"/>
-                <w:sz w:val="20"/>
-              </w:rPr>
-              <w:t>Deletion must enforce administrator authorization and request protection. Confirmation must make the permanent effect clear. Associated analysis must not remain orphaned.</w:t>
-            </w:r>
-          </w:p>
-        </w:tc>
-      </w:tr>
-    </w:tbl>
-    <w:p>
-      <w:r>
-        <w:br w:type="page"/>
-      </w:r>
-    </w:p>
-    <w:p>
-      <w:pPr>
-        <w:pStyle w:val="Title"/>
-        <w:spacing w:after="200"/>
-      </w:pPr>
-      <w:r>
-        <w:rPr>
-          <w:sz w:val="32"/>
-        </w:rPr>
-        <w:t>ResBack Use Case Descriptions</w:t>
-      </w:r>
-    </w:p>
-    <w:tbl>
-      <w:tblPr>
-        <w:tblW w:type="auto" w:w="0"/>
-        <w:jc w:val="center"/>
-        <w:tblLayout w:type="fixed"/>
-        <w:tblLook w:firstColumn="1" w:firstRow="1" w:lastColumn="0" w:lastRow="0" w:noHBand="0" w:noVBand="1" w:val="04A0"/>
-        <w:tblBorders>
-          <w:top w:val="single" w:sz="6" w:color="000000"/>
-          <w:left w:val="single" w:sz="6" w:color="000000"/>
-          <w:bottom w:val="single" w:sz="6" w:color="000000"/>
-          <w:right w:val="single" w:sz="6" w:color="000000"/>
-          <w:insideH w:val="single" w:sz="6" w:color="000000"/>
-          <w:insideV w:val="single" w:sz="6" w:color="000000"/>
-        </w:tblBorders>
-        <w:tblCellMar>
-          <w:top w:w="85" w:type="dxa"/>
-          <w:bottom w:w="85" w:type="dxa"/>
-          <w:left w:w="105" w:type="dxa"/>
-          <w:right w:w="105" w:type="dxa"/>
-        </w:tblCellMar>
-      </w:tblPr>
-      <w:tblGrid>
-        <w:gridCol w:w="3110"/>
-        <w:gridCol w:w="3485"/>
-        <w:gridCol w:w="3485"/>
-      </w:tblGrid>
-      <w:tr>
-        <w:trPr>
-          <w:cantSplit/>
-        </w:trPr>
-        <w:tc>
-          <w:tcPr>
-            <w:tcW w:type="dxa" w:w="3110"/>
-            <w:vAlign w:val="center"/>
-          </w:tcPr>
-          <w:p>
-            <w:pPr>
-              <w:keepNext w:val="0"/>
-              <w:spacing w:before="0" w:after="60" w:line="252" w:lineRule="auto"/>
-            </w:pPr>
-            <w:r>
-              <w:rPr>
-                <w:rFonts w:ascii="Arial" w:hAnsi="Arial"/>
-                <w:b w:val="0"/>
-                <w:sz w:val="20"/>
-              </w:rPr>
-            </w:r>
-            <w:r>
-              <w:rPr>
-                <w:rFonts w:ascii="Arial" w:hAnsi="Arial"/>
-                <w:b w:val="0"/>
-                <w:color w:val="000000"/>
-                <w:sz w:val="20"/>
-              </w:rPr>
-              <w:t>Use Case Name</w:t>
-            </w:r>
-          </w:p>
-        </w:tc>
-        <w:tc>
-          <w:tcPr>
-            <w:tcW w:type="dxa" w:w="6970"/>
-            <w:gridSpan w:val="2"/>
-            <w:vAlign w:val="center"/>
-          </w:tcPr>
-          <w:p>
-            <w:pPr>
-              <w:spacing w:before="0" w:after="60" w:line="252" w:lineRule="auto"/>
-            </w:pPr>
-            <w:r>
-              <w:rPr>
-                <w:rFonts w:ascii="Arial" w:hAnsi="Arial"/>
-                <w:sz w:val="20"/>
-              </w:rPr>
-              <w:t>View / Search Account</w:t>
-            </w:r>
-          </w:p>
-        </w:tc>
-      </w:tr>
-      <w:tr>
-        <w:trPr>
-          <w:cantSplit/>
-        </w:trPr>
-        <w:tc>
-          <w:tcPr>
-            <w:tcW w:type="dxa" w:w="3110"/>
-            <w:vAlign w:val="center"/>
-          </w:tcPr>
-          <w:p>
-            <w:pPr>
-              <w:keepNext w:val="0"/>
-              <w:spacing w:before="0" w:after="60" w:line="252" w:lineRule="auto"/>
-            </w:pPr>
-            <w:r>
-              <w:rPr>
-                <w:rFonts w:ascii="Arial" w:hAnsi="Arial"/>
-                <w:b w:val="0"/>
-                <w:sz w:val="20"/>
-              </w:rPr>
-            </w:r>
-            <w:r>
-              <w:rPr>
-                <w:rFonts w:ascii="Arial" w:hAnsi="Arial"/>
-                <w:b w:val="0"/>
-                <w:color w:val="000000"/>
-                <w:sz w:val="20"/>
-              </w:rPr>
-              <w:t>Use Case ID</w:t>
-            </w:r>
-          </w:p>
-        </w:tc>
-        <w:tc>
-          <w:tcPr>
-            <w:tcW w:type="dxa" w:w="6970"/>
-            <w:gridSpan w:val="2"/>
-            <w:vAlign w:val="center"/>
-          </w:tcPr>
-          <w:p>
-            <w:pPr>
-              <w:spacing w:before="0" w:after="60" w:line="252" w:lineRule="auto"/>
-            </w:pPr>
-            <w:r>
-              <w:rPr>
-                <w:rFonts w:ascii="Arial" w:hAnsi="Arial"/>
-                <w:sz w:val="20"/>
-              </w:rPr>
-              <w:t>UC-13</w:t>
-            </w:r>
-          </w:p>
-        </w:tc>
-      </w:tr>
-      <w:tr>
-        <w:trPr>
-          <w:cantSplit/>
-        </w:trPr>
-        <w:tc>
-          <w:tcPr>
-            <w:tcW w:type="dxa" w:w="3110"/>
-            <w:vAlign w:val="center"/>
-          </w:tcPr>
-          <w:p>
-            <w:pPr>
-              <w:keepNext w:val="0"/>
-              <w:spacing w:before="0" w:after="60" w:line="252" w:lineRule="auto"/>
-            </w:pPr>
-            <w:r>
-              <w:rPr>
-                <w:rFonts w:ascii="Arial" w:hAnsi="Arial"/>
-                <w:b w:val="0"/>
-                <w:sz w:val="20"/>
-              </w:rPr>
-            </w:r>
-            <w:r>
-              <w:rPr>
-                <w:rFonts w:ascii="Arial" w:hAnsi="Arial"/>
-                <w:b w:val="0"/>
-                <w:color w:val="000000"/>
-                <w:sz w:val="20"/>
-              </w:rPr>
-              <w:t>Use Case Description</w:t>
-            </w:r>
-          </w:p>
-        </w:tc>
-        <w:tc>
-          <w:tcPr>
-            <w:tcW w:type="dxa" w:w="6970"/>
-            <w:gridSpan w:val="2"/>
-            <w:vAlign w:val="center"/>
-          </w:tcPr>
-          <w:p>
-            <w:pPr>
-              <w:spacing w:before="0" w:after="60" w:line="252" w:lineRule="auto"/>
-            </w:pPr>
-            <w:r>
-              <w:rPr>
-                <w:rFonts w:ascii="Arial" w:hAnsi="Arial"/>
-                <w:sz w:val="20"/>
-              </w:rPr>
-              <w:t>Allows an administrator to view registered accounts and search them by nickname.</w:t>
-            </w:r>
-          </w:p>
-        </w:tc>
-      </w:tr>
-      <w:tr>
-        <w:trPr>
-          <w:cantSplit/>
-        </w:trPr>
-        <w:tc>
-          <w:tcPr>
-            <w:tcW w:type="dxa" w:w="3110"/>
-            <w:vAlign w:val="center"/>
-          </w:tcPr>
-          <w:p>
-            <w:pPr>
-              <w:keepNext w:val="0"/>
-              <w:spacing w:before="0" w:after="60" w:line="252" w:lineRule="auto"/>
-            </w:pPr>
-            <w:r>
-              <w:rPr>
-                <w:rFonts w:ascii="Arial" w:hAnsi="Arial"/>
-                <w:b w:val="0"/>
-                <w:sz w:val="20"/>
-              </w:rPr>
-            </w:r>
-            <w:r>
-              <w:rPr>
-                <w:rFonts w:ascii="Arial" w:hAnsi="Arial"/>
-                <w:b w:val="0"/>
-                <w:color w:val="000000"/>
-                <w:sz w:val="20"/>
-              </w:rPr>
-              <w:t>Primary Actor</w:t>
-            </w:r>
-          </w:p>
-        </w:tc>
-        <w:tc>
-          <w:tcPr>
-            <w:tcW w:type="dxa" w:w="6970"/>
-            <w:gridSpan w:val="2"/>
-            <w:vAlign w:val="center"/>
-          </w:tcPr>
-          <w:p>
-            <w:pPr>
-              <w:spacing w:before="0" w:after="60" w:line="252" w:lineRule="auto"/>
-            </w:pPr>
-            <w:r>
-              <w:rPr>
-                <w:rFonts w:ascii="Arial" w:hAnsi="Arial"/>
-                <w:sz w:val="20"/>
-              </w:rPr>
-              <w:t>Admin or Super Admin</w:t>
-            </w:r>
-          </w:p>
-        </w:tc>
-      </w:tr>
-      <w:tr>
-        <w:trPr>
-          <w:cantSplit/>
-        </w:trPr>
-        <w:tc>
-          <w:tcPr>
-            <w:tcW w:type="dxa" w:w="3110"/>
-            <w:vAlign w:val="center"/>
-          </w:tcPr>
-          <w:p>
-            <w:pPr>
-              <w:keepNext w:val="0"/>
-              <w:spacing w:before="0" w:after="60" w:line="252" w:lineRule="auto"/>
-            </w:pPr>
-            <w:r>
-              <w:rPr>
-                <w:rFonts w:ascii="Arial" w:hAnsi="Arial"/>
-                <w:b w:val="0"/>
-                <w:sz w:val="20"/>
-              </w:rPr>
-            </w:r>
-            <w:r>
-              <w:rPr>
-                <w:rFonts w:ascii="Arial" w:hAnsi="Arial"/>
-                <w:b w:val="0"/>
-                <w:color w:val="000000"/>
-                <w:sz w:val="20"/>
-              </w:rPr>
-              <w:t>Secondary Actor</w:t>
-            </w:r>
-          </w:p>
-        </w:tc>
-        <w:tc>
-          <w:tcPr>
-            <w:tcW w:type="dxa" w:w="6970"/>
-            <w:gridSpan w:val="2"/>
-            <w:vAlign w:val="center"/>
-          </w:tcPr>
-          <w:p>
-            <w:pPr>
-              <w:spacing w:before="0" w:after="60" w:line="252" w:lineRule="auto"/>
-            </w:pPr>
-            <w:r>
-              <w:rPr>
-                <w:rFonts w:ascii="Arial" w:hAnsi="Arial"/>
-                <w:sz w:val="20"/>
-              </w:rPr>
-              <w:t>None</w:t>
-            </w:r>
-          </w:p>
-        </w:tc>
-      </w:tr>
-      <w:tr>
-        <w:trPr>
-          <w:cantSplit/>
-        </w:trPr>
-        <w:tc>
-          <w:tcPr>
-            <w:tcW w:type="dxa" w:w="3110"/>
-            <w:vAlign w:val="center"/>
-          </w:tcPr>
-          <w:p>
-            <w:pPr>
-              <w:keepNext w:val="0"/>
-              <w:spacing w:before="0" w:after="60" w:line="252" w:lineRule="auto"/>
-            </w:pPr>
-            <w:r>
-              <w:rPr>
-                <w:rFonts w:ascii="Arial" w:hAnsi="Arial"/>
-                <w:b w:val="0"/>
-                <w:sz w:val="20"/>
-              </w:rPr>
-            </w:r>
-            <w:r>
-              <w:rPr>
-                <w:rFonts w:ascii="Arial" w:hAnsi="Arial"/>
-                <w:b w:val="0"/>
-                <w:color w:val="000000"/>
-                <w:sz w:val="20"/>
-              </w:rPr>
-              <w:t>Precondition</w:t>
-            </w:r>
-          </w:p>
-        </w:tc>
-        <w:tc>
-          <w:tcPr>
-            <w:tcW w:type="dxa" w:w="6970"/>
-            <w:gridSpan w:val="2"/>
-            <w:vAlign w:val="center"/>
-          </w:tcPr>
-          <w:p>
-            <w:pPr>
-              <w:spacing w:before="0" w:after="60" w:line="252" w:lineRule="auto"/>
-            </w:pPr>
-            <w:r>
-              <w:rPr>
-                <w:rFonts w:ascii="Arial" w:hAnsi="Arial"/>
-                <w:sz w:val="20"/>
-              </w:rPr>
-              <w:t>The administrator is signed in with an active account and has account-management access.</w:t>
-            </w:r>
-          </w:p>
-        </w:tc>
-      </w:tr>
-      <w:tr>
-        <w:trPr>
-          <w:cantSplit/>
-        </w:trPr>
-        <w:tc>
-          <w:tcPr>
-            <w:tcW w:type="dxa" w:w="3110"/>
-            <w:vAlign w:val="center"/>
-          </w:tcPr>
-          <w:p>
-            <w:pPr>
-              <w:keepNext w:val="0"/>
-              <w:spacing w:before="0" w:after="60" w:line="252" w:lineRule="auto"/>
-            </w:pPr>
-            <w:r>
-              <w:rPr>
-                <w:rFonts w:ascii="Arial" w:hAnsi="Arial"/>
-                <w:b w:val="0"/>
-                <w:sz w:val="20"/>
-              </w:rPr>
-            </w:r>
-            <w:r>
-              <w:rPr>
-                <w:rFonts w:ascii="Arial" w:hAnsi="Arial"/>
-                <w:b w:val="0"/>
-                <w:color w:val="000000"/>
-                <w:sz w:val="20"/>
-              </w:rPr>
-              <w:t>Postcondition</w:t>
-            </w:r>
-          </w:p>
-        </w:tc>
-        <w:tc>
-          <w:tcPr>
-            <w:tcW w:type="dxa" w:w="6970"/>
-            <w:gridSpan w:val="2"/>
-            <w:vAlign w:val="center"/>
-          </w:tcPr>
-          <w:p>
-            <w:pPr>
-              <w:spacing w:before="0" w:after="60" w:line="252" w:lineRule="auto"/>
-            </w:pPr>
-            <w:r>
-              <w:rPr>
-                <w:rFonts w:ascii="Arial" w:hAnsi="Arial"/>
-                <w:sz w:val="20"/>
-              </w:rPr>
-              <w:t>The account list or nickname search results are displayed.</w:t>
-            </w:r>
-          </w:p>
-        </w:tc>
-      </w:tr>
-      <w:tr>
-        <w:trPr>
-          <w:cantSplit/>
-        </w:trPr>
-        <w:tc>
-          <w:tcPr>
-            <w:tcW w:type="dxa" w:w="3110"/>
-            <w:vMerge w:val="restart"/>
-            <w:vAlign w:val="top"/>
-          </w:tcPr>
-          <w:p>
-            <w:pPr>
-              <w:keepNext w:val="0"/>
-              <w:spacing w:before="0" w:after="60" w:line="252" w:lineRule="auto"/>
-            </w:pPr>
-            <w:r>
-              <w:rPr>
-                <w:rFonts w:ascii="Arial" w:hAnsi="Arial"/>
-                <w:sz w:val="20"/>
-              </w:rPr>
-            </w:r>
-            <w:r>
-              <w:rPr>
-                <w:rFonts w:ascii="Arial" w:hAnsi="Arial"/>
-                <w:b/>
-                <w:color w:val="000000"/>
-                <w:sz w:val="20"/>
-              </w:rPr>
-              <w:t>Normal Flow (Main Flow)</w:t>
-            </w:r>
-          </w:p>
-        </w:tc>
-        <w:tc>
-          <w:tcPr>
-            <w:tcW w:type="dxa" w:w="3485"/>
-            <w:vAlign w:val="center"/>
-          </w:tcPr>
-          <w:p>
-            <w:pPr>
-              <w:keepNext w:val="0"/>
-              <w:spacing w:before="0" w:after="60" w:line="252" w:lineRule="auto"/>
-              <w:jc w:val="center"/>
-            </w:pPr>
-            <w:r>
-              <w:rPr>
-                <w:rFonts w:ascii="Arial" w:hAnsi="Arial"/>
-                <w:sz w:val="20"/>
-              </w:rPr>
-            </w:r>
-            <w:r>
-              <w:rPr>
-                <w:rFonts w:ascii="Arial" w:hAnsi="Arial"/>
-                <w:b/>
-                <w:color w:val="000000"/>
-                <w:sz w:val="20"/>
-              </w:rPr>
-              <w:t>User Action</w:t>
-            </w:r>
-          </w:p>
-        </w:tc>
-        <w:tc>
-          <w:tcPr>
-            <w:tcW w:type="dxa" w:w="3485"/>
-            <w:vAlign w:val="center"/>
-          </w:tcPr>
-          <w:p>
-            <w:pPr>
-              <w:keepNext w:val="0"/>
-              <w:spacing w:before="0" w:after="60" w:line="252" w:lineRule="auto"/>
-              <w:jc w:val="center"/>
-            </w:pPr>
-            <w:r>
-              <w:rPr>
-                <w:rFonts w:ascii="Arial" w:hAnsi="Arial"/>
-                <w:sz w:val="20"/>
-              </w:rPr>
-            </w:r>
-            <w:r>
-              <w:rPr>
-                <w:rFonts w:ascii="Arial" w:hAnsi="Arial"/>
-                <w:b/>
-                <w:color w:val="000000"/>
-                <w:sz w:val="20"/>
-              </w:rPr>
-              <w:t>System Response</w:t>
-            </w:r>
-          </w:p>
-        </w:tc>
-      </w:tr>
-      <w:tr>
-        <w:trPr>
-          <w:cantSplit/>
-        </w:trPr>
-        <w:tc>
-          <w:tcPr>
-            <w:tcW w:type="dxa" w:w="3110"/>
-            <w:vMerge/>
-          </w:tcPr>
-          <w:p/>
-        </w:tc>
-        <w:tc>
-          <w:tcPr>
-            <w:tcW w:type="dxa" w:w="3485"/>
-            <w:vAlign w:val="center"/>
-          </w:tcPr>
-          <w:p>
-            <w:pPr>
-              <w:spacing w:before="0" w:after="60" w:line="252" w:lineRule="auto"/>
-            </w:pPr>
-            <w:r>
-              <w:rPr>
-                <w:rFonts w:ascii="Arial" w:hAnsi="Arial"/>
-                <w:sz w:val="20"/>
-              </w:rPr>
-              <w:t>1. Opens View / Search Account.</w:t>
-            </w:r>
-          </w:p>
-        </w:tc>
-        <w:tc>
-          <w:tcPr>
-            <w:tcW w:type="dxa" w:w="3485"/>
-            <w:vAlign w:val="center"/>
-          </w:tcPr>
-          <w:p>
-            <w:pPr>
-              <w:spacing w:before="0" w:after="60" w:line="252" w:lineRule="auto"/>
-            </w:pPr>
-            <w:r>
-              <w:rPr>
-                <w:rFonts w:ascii="Arial" w:hAnsi="Arial"/>
-                <w:sz w:val="20"/>
-              </w:rPr>
-              <w:t>2. Displays accounts with nickname, role, status and registration date.</w:t>
-            </w:r>
-          </w:p>
-        </w:tc>
-      </w:tr>
-      <w:tr>
-        <w:trPr>
-          <w:cantSplit/>
-        </w:trPr>
-        <w:tc>
-          <w:tcPr>
-            <w:tcW w:type="dxa" w:w="3110"/>
-            <w:vMerge/>
-          </w:tcPr>
-          <w:p/>
-        </w:tc>
-        <w:tc>
-          <w:tcPr>
-            <w:tcW w:type="dxa" w:w="3485"/>
-            <w:vAlign w:val="center"/>
-          </w:tcPr>
-          <w:p>
-            <w:pPr>
-              <w:spacing w:before="0" w:after="60" w:line="252" w:lineRule="auto"/>
-            </w:pPr>
-            <w:r>
-              <w:rPr>
-                <w:rFonts w:ascii="Arial" w:hAnsi="Arial"/>
-                <w:sz w:val="20"/>
-              </w:rPr>
-              <w:t>3. Enters a nickname or part of a nickname and submits the search.</w:t>
-            </w:r>
-          </w:p>
-        </w:tc>
-        <w:tc>
-          <w:tcPr>
-            <w:tcW w:type="dxa" w:w="3485"/>
-            <w:vAlign w:val="center"/>
-          </w:tcPr>
-          <w:p>
-            <w:pPr>
-              <w:spacing w:before="0" w:after="60" w:line="252" w:lineRule="auto"/>
-            </w:pPr>
-            <w:r>
-              <w:rPr>
-                <w:rFonts w:ascii="Arial" w:hAnsi="Arial"/>
-                <w:sz w:val="20"/>
-              </w:rPr>
-              <w:t>4. Validates the search text.</w:t>
-            </w:r>
-          </w:p>
-        </w:tc>
-      </w:tr>
-      <w:tr>
-        <w:trPr>
-          <w:cantSplit/>
-        </w:trPr>
-        <w:tc>
-          <w:tcPr>
-            <w:tcW w:type="dxa" w:w="3110"/>
-            <w:vMerge/>
-          </w:tcPr>
-          <w:p/>
-        </w:tc>
-        <w:tc>
-          <w:tcPr>
-            <w:tcW w:type="dxa" w:w="3485"/>
-            <w:vAlign w:val="center"/>
-          </w:tcPr>
-          <w:p>
-            <w:pPr>
-              <w:spacing w:before="0" w:after="60" w:line="252" w:lineRule="auto"/>
-            </w:pPr>
-            <w:r>
-              <w:rPr>
-                <w:rFonts w:ascii="Arial" w:hAnsi="Arial"/>
-                <w:sz w:val="20"/>
-              </w:rPr>
-              <w:t/>
-            </w:r>
-          </w:p>
-        </w:tc>
-        <w:tc>
-          <w:tcPr>
-            <w:tcW w:type="dxa" w:w="3485"/>
-            <w:vAlign w:val="center"/>
-          </w:tcPr>
-          <w:p>
-            <w:pPr>
-              <w:spacing w:before="0" w:after="60" w:line="252" w:lineRule="auto"/>
-            </w:pPr>
-            <w:r>
-              <w:rPr>
-                <w:rFonts w:ascii="Arial" w:hAnsi="Arial"/>
-                <w:sz w:val="20"/>
-              </w:rPr>
-              <w:t>5. Retrieves accounts matching the nickname search.</w:t>
-            </w:r>
-          </w:p>
-        </w:tc>
-      </w:tr>
-      <w:tr>
-        <w:trPr>
-          <w:cantSplit/>
-        </w:trPr>
-        <w:tc>
-          <w:tcPr>
-            <w:tcW w:type="dxa" w:w="3110"/>
-            <w:vMerge/>
-          </w:tcPr>
-          <w:p/>
-        </w:tc>
-        <w:tc>
-          <w:tcPr>
-            <w:tcW w:type="dxa" w:w="3485"/>
-            <w:vAlign w:val="center"/>
-          </w:tcPr>
-          <w:p>
-            <w:pPr>
-              <w:spacing w:before="0" w:after="60" w:line="252" w:lineRule="auto"/>
-            </w:pPr>
-            <w:r>
-              <w:rPr>
-                <w:rFonts w:ascii="Arial" w:hAnsi="Arial"/>
-                <w:sz w:val="20"/>
-              </w:rPr>
-              <w:t/>
-            </w:r>
-          </w:p>
-        </w:tc>
-        <w:tc>
-          <w:tcPr>
-            <w:tcW w:type="dxa" w:w="3485"/>
-            <w:vAlign w:val="center"/>
-          </w:tcPr>
-          <w:p>
-            <w:pPr>
-              <w:spacing w:before="0" w:after="60" w:line="252" w:lineRule="auto"/>
-            </w:pPr>
-            <w:r>
-              <w:rPr>
-                <w:rFonts w:ascii="Arial" w:hAnsi="Arial"/>
-                <w:sz w:val="20"/>
-              </w:rPr>
-              <w:t>6. Displays the paginated results while retaining the search criteria.</w:t>
-            </w:r>
-          </w:p>
-        </w:tc>
-      </w:tr>
-      <w:tr>
-        <w:trPr>
-          <w:cantSplit/>
-        </w:trPr>
-        <w:tc>
-          <w:tcPr>
-            <w:tcW w:type="dxa" w:w="3110"/>
-            <w:vAlign w:val="center"/>
-          </w:tcPr>
-          <w:p>
-            <w:pPr>
-              <w:spacing w:before="0" w:after="60" w:line="252" w:lineRule="auto"/>
-            </w:pPr>
-            <w:r>
-              <w:rPr>
-                <w:rFonts w:ascii="Arial" w:hAnsi="Arial"/>
-                <w:sz w:val="20"/>
-              </w:rPr>
-              <w:t>Alternate Flow</w:t>
-            </w:r>
-          </w:p>
-        </w:tc>
-        <w:tc>
-          <w:tcPr>
-            <w:tcW w:type="dxa" w:w="6970"/>
-            <w:gridSpan w:val="2"/>
-            <w:vAlign w:val="center"/>
-          </w:tcPr>
-          <w:p>
-            <w:pPr>
-              <w:spacing w:before="0" w:after="60" w:line="252" w:lineRule="auto"/>
-            </w:pPr>
-            <w:r>
-              <w:rPr>
-                <w:rFonts w:ascii="Arial" w:hAnsi="Arial"/>
-                <w:sz w:val="20"/>
-              </w:rPr>
-              <w:t>3a. An empty search displays the full paginated list. 5a. No matching nickname displays an empty result. After step 6, the administrator may select another result page or an authorized account action (UC-14, UC-15 or UC-16).</w:t>
-            </w:r>
-          </w:p>
-        </w:tc>
-      </w:tr>
-      <w:tr>
-        <w:trPr>
-          <w:cantSplit/>
-        </w:trPr>
-        <w:tc>
-          <w:tcPr>
-            <w:tcW w:type="dxa" w:w="3110"/>
-            <w:vAlign w:val="center"/>
-          </w:tcPr>
-          <w:p>
-            <w:pPr>
-              <w:keepNext w:val="0"/>
-              <w:spacing w:before="0" w:after="60" w:line="252" w:lineRule="auto"/>
-            </w:pPr>
-            <w:r>
-              <w:rPr>
-                <w:rFonts w:ascii="Arial" w:hAnsi="Arial"/>
-                <w:sz w:val="20"/>
-              </w:rPr>
-            </w:r>
-            <w:r>
-              <w:rPr>
-                <w:rFonts w:ascii="Arial" w:hAnsi="Arial"/>
-                <w:b/>
-                <w:color w:val="000000"/>
-                <w:sz w:val="20"/>
-              </w:rPr>
-              <w:t>Exception Flow</w:t>
-            </w:r>
-          </w:p>
-        </w:tc>
-        <w:tc>
-          <w:tcPr>
-            <w:tcW w:type="dxa" w:w="6970"/>
-            <w:gridSpan w:val="2"/>
-            <w:vAlign w:val="center"/>
-          </w:tcPr>
-          <w:p>
-            <w:pPr>
-              <w:spacing w:before="0" w:after="60" w:line="252" w:lineRule="auto"/>
-            </w:pPr>
-            <w:r>
-              <w:rPr>
-                <w:rFonts w:ascii="Arial" w:hAnsi="Arial"/>
-                <w:sz w:val="20"/>
-              </w:rPr>
-              <w:t>1a. An unauthorized user is denied access. Invalid search input or a retrieval failure prevents the requested result.</w:t>
-            </w:r>
-          </w:p>
-        </w:tc>
-      </w:tr>
-      <w:tr>
-        <w:trPr>
-          <w:cantSplit/>
-        </w:trPr>
-        <w:tc>
-          <w:tcPr>
-            <w:tcW w:type="dxa" w:w="3110"/>
-            <w:vAlign w:val="center"/>
-          </w:tcPr>
-          <w:p>
-            <w:pPr>
-              <w:keepNext w:val="0"/>
-              <w:spacing w:before="0" w:after="60" w:line="252" w:lineRule="auto"/>
-            </w:pPr>
-            <w:r>
-              <w:rPr>
-                <w:rFonts w:ascii="Arial" w:hAnsi="Arial"/>
-                <w:sz w:val="20"/>
-              </w:rPr>
-            </w:r>
-            <w:r>
-              <w:rPr>
-                <w:rFonts w:ascii="Arial" w:hAnsi="Arial"/>
-                <w:b/>
-                <w:color w:val="000000"/>
-                <w:sz w:val="20"/>
-              </w:rPr>
-              <w:t>Non-Functional Requirements</w:t>
-            </w:r>
-          </w:p>
-        </w:tc>
-        <w:tc>
-          <w:tcPr>
-            <w:tcW w:type="dxa" w:w="6970"/>
-            <w:gridSpan w:val="2"/>
-            <w:vAlign w:val="center"/>
-          </w:tcPr>
-          <w:p>
-            <w:pPr>
-              <w:spacing w:before="0" w:after="60" w:line="252" w:lineRule="auto"/>
-            </w:pPr>
-            <w:r>
-              <w:rPr>
-                <w:rFonts w:ascii="Arial" w:hAnsi="Arial"/>
-                <w:sz w:val="20"/>
-              </w:rPr>
-              <w:t>Account lists must use nicknames and omit email addresses and real names. Search must enforce administrator access and validate input.</w:t>
-            </w:r>
-          </w:p>
-        </w:tc>
-      </w:tr>
-    </w:tbl>
-    <w:p>
-      <w:r>
-        <w:br w:type="page"/>
-      </w:r>
-    </w:p>
-    <w:p>
-      <w:pPr>
-        <w:pStyle w:val="Title"/>
-        <w:spacing w:after="200"/>
-      </w:pPr>
-      <w:r>
-        <w:rPr>
-          <w:sz w:val="32"/>
-        </w:rPr>
-        <w:t>ResBack Use Case Descriptions</w:t>
-      </w:r>
-    </w:p>
-    <w:tbl>
-      <w:tblPr>
-        <w:tblW w:type="auto" w:w="0"/>
-        <w:jc w:val="center"/>
-        <w:tblLayout w:type="fixed"/>
-        <w:tblLook w:firstColumn="1" w:firstRow="1" w:lastColumn="0" w:lastRow="0" w:noHBand="0" w:noVBand="1" w:val="04A0"/>
-        <w:tblBorders>
-          <w:top w:val="single" w:sz="6" w:color="000000"/>
-          <w:left w:val="single" w:sz="6" w:color="000000"/>
-          <w:bottom w:val="single" w:sz="6" w:color="000000"/>
-          <w:right w:val="single" w:sz="6" w:color="000000"/>
-          <w:insideH w:val="single" w:sz="6" w:color="000000"/>
-          <w:insideV w:val="single" w:sz="6" w:color="000000"/>
-        </w:tblBorders>
-        <w:tblCellMar>
-          <w:top w:w="85" w:type="dxa"/>
-          <w:bottom w:w="85" w:type="dxa"/>
-          <w:left w:w="105" w:type="dxa"/>
-          <w:right w:w="105" w:type="dxa"/>
-        </w:tblCellMar>
-      </w:tblPr>
-      <w:tblGrid>
-        <w:gridCol w:w="3110"/>
-        <w:gridCol w:w="3485"/>
-        <w:gridCol w:w="3485"/>
-      </w:tblGrid>
-      <w:tr>
-        <w:trPr>
-          <w:cantSplit/>
-        </w:trPr>
-        <w:tc>
-          <w:tcPr>
-            <w:tcW w:type="dxa" w:w="3110"/>
-            <w:vAlign w:val="center"/>
-          </w:tcPr>
-          <w:p>
-            <w:pPr>
-              <w:keepNext w:val="0"/>
-              <w:spacing w:before="0" w:after="60" w:line="252" w:lineRule="auto"/>
-            </w:pPr>
-            <w:r>
-              <w:rPr>
-                <w:rFonts w:ascii="Arial" w:hAnsi="Arial"/>
-                <w:b w:val="0"/>
-                <w:sz w:val="20"/>
-              </w:rPr>
-            </w:r>
-            <w:r>
-              <w:rPr>
-                <w:rFonts w:ascii="Arial" w:hAnsi="Arial"/>
-                <w:b w:val="0"/>
-                <w:color w:val="000000"/>
-                <w:sz w:val="20"/>
-              </w:rPr>
-              <w:t>Use Case Name</w:t>
-            </w:r>
-          </w:p>
-        </w:tc>
-        <w:tc>
-          <w:tcPr>
-            <w:tcW w:type="dxa" w:w="6970"/>
-            <w:gridSpan w:val="2"/>
-            <w:vAlign w:val="center"/>
-          </w:tcPr>
-          <w:p>
-            <w:pPr>
-              <w:spacing w:before="0" w:after="60" w:line="252" w:lineRule="auto"/>
-            </w:pPr>
-            <w:r>
-              <w:rPr>
-                <w:rFonts w:ascii="Arial" w:hAnsi="Arial"/>
-                <w:sz w:val="20"/>
-              </w:rPr>
-              <w:t>Delete Another Account</w:t>
-            </w:r>
-          </w:p>
-        </w:tc>
-      </w:tr>
-      <w:tr>
-        <w:trPr>
-          <w:cantSplit/>
-        </w:trPr>
-        <w:tc>
-          <w:tcPr>
-            <w:tcW w:type="dxa" w:w="3110"/>
-            <w:vAlign w:val="center"/>
-          </w:tcPr>
-          <w:p>
-            <w:pPr>
-              <w:keepNext w:val="0"/>
-              <w:spacing w:before="0" w:after="60" w:line="252" w:lineRule="auto"/>
-            </w:pPr>
-            <w:r>
-              <w:rPr>
-                <w:rFonts w:ascii="Arial" w:hAnsi="Arial"/>
-                <w:b w:val="0"/>
-                <w:sz w:val="20"/>
-              </w:rPr>
-            </w:r>
-            <w:r>
-              <w:rPr>
-                <w:rFonts w:ascii="Arial" w:hAnsi="Arial"/>
-                <w:b w:val="0"/>
-                <w:color w:val="000000"/>
-                <w:sz w:val="20"/>
-              </w:rPr>
-              <w:t>Use Case ID</w:t>
-            </w:r>
-          </w:p>
-        </w:tc>
-        <w:tc>
-          <w:tcPr>
-            <w:tcW w:type="dxa" w:w="6970"/>
-            <w:gridSpan w:val="2"/>
-            <w:vAlign w:val="center"/>
-          </w:tcPr>
-          <w:p>
-            <w:pPr>
-              <w:spacing w:before="0" w:after="60" w:line="252" w:lineRule="auto"/>
-            </w:pPr>
-            <w:r>
-              <w:rPr>
-                <w:rFonts w:ascii="Arial" w:hAnsi="Arial"/>
-                <w:sz w:val="20"/>
-              </w:rPr>
-              <w:t>UC-14</w:t>
-            </w:r>
-          </w:p>
-        </w:tc>
-      </w:tr>
-      <w:tr>
-        <w:trPr>
-          <w:cantSplit/>
-        </w:trPr>
-        <w:tc>
-          <w:tcPr>
-            <w:tcW w:type="dxa" w:w="3110"/>
-            <w:vAlign w:val="center"/>
-          </w:tcPr>
-          <w:p>
-            <w:pPr>
-              <w:keepNext w:val="0"/>
-              <w:spacing w:before="0" w:after="60" w:line="252" w:lineRule="auto"/>
-            </w:pPr>
-            <w:r>
-              <w:rPr>
-                <w:rFonts w:ascii="Arial" w:hAnsi="Arial"/>
-                <w:b w:val="0"/>
-                <w:sz w:val="20"/>
-              </w:rPr>
-            </w:r>
-            <w:r>
-              <w:rPr>
-                <w:rFonts w:ascii="Arial" w:hAnsi="Arial"/>
-                <w:b w:val="0"/>
-                <w:color w:val="000000"/>
-                <w:sz w:val="20"/>
-              </w:rPr>
-              <w:t>Use Case Description</w:t>
-            </w:r>
-          </w:p>
-        </w:tc>
-        <w:tc>
-          <w:tcPr>
-            <w:tcW w:type="dxa" w:w="6970"/>
-            <w:gridSpan w:val="2"/>
-            <w:vAlign w:val="center"/>
-          </w:tcPr>
-          <w:p>
-            <w:pPr>
-              <w:spacing w:before="0" w:after="60" w:line="252" w:lineRule="auto"/>
-            </w:pPr>
-            <w:r>
-              <w:rPr>
-                <w:rFonts w:ascii="Arial" w:hAnsi="Arial"/>
-                <w:sz w:val="20"/>
-              </w:rPr>
-              <w:t>Allows a Super Admin to permanently delete an account other than the currently signed-in account.</w:t>
-            </w:r>
-          </w:p>
-        </w:tc>
-      </w:tr>
-      <w:tr>
-        <w:trPr>
-          <w:cantSplit/>
-        </w:trPr>
-        <w:tc>
-          <w:tcPr>
-            <w:tcW w:type="dxa" w:w="3110"/>
-            <w:vAlign w:val="center"/>
-          </w:tcPr>
-          <w:p>
-            <w:pPr>
-              <w:keepNext w:val="0"/>
-              <w:spacing w:before="0" w:after="60" w:line="252" w:lineRule="auto"/>
-            </w:pPr>
-            <w:r>
-              <w:rPr>
-                <w:rFonts w:ascii="Arial" w:hAnsi="Arial"/>
-                <w:b w:val="0"/>
-                <w:sz w:val="20"/>
-              </w:rPr>
-            </w:r>
-            <w:r>
-              <w:rPr>
-                <w:rFonts w:ascii="Arial" w:hAnsi="Arial"/>
-                <w:b w:val="0"/>
-                <w:color w:val="000000"/>
-                <w:sz w:val="20"/>
-              </w:rPr>
-              <w:t>Primary Actor</w:t>
-            </w:r>
-          </w:p>
-        </w:tc>
-        <w:tc>
-          <w:tcPr>
-            <w:tcW w:type="dxa" w:w="6970"/>
-            <w:gridSpan w:val="2"/>
-            <w:vAlign w:val="center"/>
-          </w:tcPr>
-          <w:p>
-            <w:pPr>
-              <w:spacing w:before="0" w:after="60" w:line="252" w:lineRule="auto"/>
-            </w:pPr>
-            <w:r>
-              <w:rPr>
-                <w:rFonts w:ascii="Arial" w:hAnsi="Arial"/>
-                <w:sz w:val="20"/>
-              </w:rPr>
-              <w:t>Super Admin</w:t>
-            </w:r>
-          </w:p>
-        </w:tc>
-      </w:tr>
-      <w:tr>
-        <w:trPr>
-          <w:cantSplit/>
-        </w:trPr>
-        <w:tc>
-          <w:tcPr>
-            <w:tcW w:type="dxa" w:w="3110"/>
-            <w:vAlign w:val="center"/>
-          </w:tcPr>
-          <w:p>
-            <w:pPr>
-              <w:keepNext w:val="0"/>
-              <w:spacing w:before="0" w:after="60" w:line="252" w:lineRule="auto"/>
-            </w:pPr>
-            <w:r>
-              <w:rPr>
-                <w:rFonts w:ascii="Arial" w:hAnsi="Arial"/>
-                <w:b w:val="0"/>
-                <w:sz w:val="20"/>
-              </w:rPr>
-            </w:r>
-            <w:r>
-              <w:rPr>
-                <w:rFonts w:ascii="Arial" w:hAnsi="Arial"/>
-                <w:b w:val="0"/>
-                <w:color w:val="000000"/>
-                <w:sz w:val="20"/>
-              </w:rPr>
-              <w:t>Secondary Actor</w:t>
-            </w:r>
-          </w:p>
-        </w:tc>
-        <w:tc>
-          <w:tcPr>
-            <w:tcW w:type="dxa" w:w="6970"/>
-            <w:gridSpan w:val="2"/>
-            <w:vAlign w:val="center"/>
-          </w:tcPr>
-          <w:p>
-            <w:pPr>
-              <w:spacing w:before="0" w:after="60" w:line="252" w:lineRule="auto"/>
-            </w:pPr>
-            <w:r>
-              <w:rPr>
-                <w:rFonts w:ascii="Arial" w:hAnsi="Arial"/>
-                <w:sz w:val="20"/>
-              </w:rPr>
-              <w:t>None</w:t>
-            </w:r>
-          </w:p>
-        </w:tc>
-      </w:tr>
-      <w:tr>
-        <w:trPr>
-          <w:cantSplit/>
-        </w:trPr>
-        <w:tc>
-          <w:tcPr>
-            <w:tcW w:type="dxa" w:w="3110"/>
-            <w:vAlign w:val="center"/>
-          </w:tcPr>
-          <w:p>
-            <w:pPr>
-              <w:keepNext w:val="0"/>
-              <w:spacing w:before="0" w:after="60" w:line="252" w:lineRule="auto"/>
-            </w:pPr>
-            <w:r>
-              <w:rPr>
-                <w:rFonts w:ascii="Arial" w:hAnsi="Arial"/>
-                <w:b w:val="0"/>
-                <w:sz w:val="20"/>
-              </w:rPr>
-            </w:r>
-            <w:r>
-              <w:rPr>
-                <w:rFonts w:ascii="Arial" w:hAnsi="Arial"/>
-                <w:b w:val="0"/>
-                <w:color w:val="000000"/>
-                <w:sz w:val="20"/>
-              </w:rPr>
-              <w:t>Precondition</w:t>
-            </w:r>
-          </w:p>
-        </w:tc>
-        <w:tc>
-          <w:tcPr>
-            <w:tcW w:type="dxa" w:w="6970"/>
-            <w:gridSpan w:val="2"/>
-            <w:vAlign w:val="center"/>
-          </w:tcPr>
-          <w:p>
-            <w:pPr>
-              <w:spacing w:before="0" w:after="60" w:line="252" w:lineRule="auto"/>
-            </w:pPr>
-            <w:r>
-              <w:rPr>
-                <w:rFonts w:ascii="Arial" w:hAnsi="Arial"/>
-                <w:sz w:val="20"/>
-              </w:rPr>
-              <w:t>The Super Admin is signed in with an active account; the target account exists and belongs to another user.</w:t>
-            </w:r>
-          </w:p>
-        </w:tc>
-      </w:tr>
-      <w:tr>
-        <w:trPr>
-          <w:cantSplit/>
-        </w:trPr>
-        <w:tc>
-          <w:tcPr>
-            <w:tcW w:type="dxa" w:w="3110"/>
-            <w:vAlign w:val="center"/>
-          </w:tcPr>
-          <w:p>
-            <w:pPr>
-              <w:keepNext w:val="0"/>
-              <w:spacing w:before="0" w:after="60" w:line="252" w:lineRule="auto"/>
-            </w:pPr>
-            <w:r>
-              <w:rPr>
-                <w:rFonts w:ascii="Arial" w:hAnsi="Arial"/>
-                <w:b w:val="0"/>
-                <w:sz w:val="20"/>
-              </w:rPr>
-            </w:r>
-            <w:r>
-              <w:rPr>
-                <w:rFonts w:ascii="Arial" w:hAnsi="Arial"/>
-                <w:b w:val="0"/>
-                <w:color w:val="000000"/>
-                <w:sz w:val="20"/>
-              </w:rPr>
-              <w:t>Postcondition</w:t>
-            </w:r>
-          </w:p>
-        </w:tc>
-        <w:tc>
-          <w:tcPr>
-            <w:tcW w:type="dxa" w:w="6970"/>
-            <w:gridSpan w:val="2"/>
-            <w:vAlign w:val="center"/>
-          </w:tcPr>
-          <w:p>
-            <w:pPr>
-              <w:spacing w:before="0" w:after="60" w:line="252" w:lineRule="auto"/>
-            </w:pPr>
-            <w:r>
-              <w:rPr>
-                <w:rFonts w:ascii="Arial" w:hAnsi="Arial"/>
-                <w:sz w:val="20"/>
-              </w:rPr>
-              <w:t>The target account is deleted and the updated account list shows a confirmation.</w:t>
-            </w:r>
-          </w:p>
-        </w:tc>
-      </w:tr>
-      <w:tr>
-        <w:trPr>
-          <w:cantSplit/>
-        </w:trPr>
-        <w:tc>
-          <w:tcPr>
-            <w:tcW w:type="dxa" w:w="3110"/>
-            <w:vMerge w:val="restart"/>
-            <w:vAlign w:val="top"/>
-          </w:tcPr>
-          <w:p>
-            <w:pPr>
-              <w:keepNext w:val="0"/>
-              <w:spacing w:before="0" w:after="60" w:line="252" w:lineRule="auto"/>
-            </w:pPr>
-            <w:r>
-              <w:rPr>
-                <w:rFonts w:ascii="Arial" w:hAnsi="Arial"/>
-                <w:sz w:val="20"/>
-              </w:rPr>
-            </w:r>
-            <w:r>
-              <w:rPr>
-                <w:rFonts w:ascii="Arial" w:hAnsi="Arial"/>
-                <w:b/>
-                <w:color w:val="000000"/>
-                <w:sz w:val="20"/>
-              </w:rPr>
-              <w:t>Normal Flow (Main Flow)</w:t>
-            </w:r>
-          </w:p>
-        </w:tc>
-        <w:tc>
-          <w:tcPr>
-            <w:tcW w:type="dxa" w:w="3485"/>
-            <w:vAlign w:val="center"/>
-          </w:tcPr>
-          <w:p>
-            <w:pPr>
-              <w:keepNext w:val="0"/>
-              <w:spacing w:before="0" w:after="60" w:line="252" w:lineRule="auto"/>
-              <w:jc w:val="center"/>
-            </w:pPr>
-            <w:r>
-              <w:rPr>
-                <w:rFonts w:ascii="Arial" w:hAnsi="Arial"/>
-                <w:sz w:val="20"/>
-              </w:rPr>
-            </w:r>
-            <w:r>
-              <w:rPr>
-                <w:rFonts w:ascii="Arial" w:hAnsi="Arial"/>
-                <w:b/>
-                <w:color w:val="000000"/>
-                <w:sz w:val="20"/>
-              </w:rPr>
-              <w:t>User Action</w:t>
-            </w:r>
-          </w:p>
-        </w:tc>
-        <w:tc>
-          <w:tcPr>
-            <w:tcW w:type="dxa" w:w="3485"/>
-            <w:vAlign w:val="center"/>
-          </w:tcPr>
-          <w:p>
-            <w:pPr>
-              <w:keepNext w:val="0"/>
-              <w:spacing w:before="0" w:after="60" w:line="252" w:lineRule="auto"/>
-              <w:jc w:val="center"/>
-            </w:pPr>
-            <w:r>
-              <w:rPr>
-                <w:rFonts w:ascii="Arial" w:hAnsi="Arial"/>
-                <w:sz w:val="20"/>
-              </w:rPr>
-            </w:r>
-            <w:r>
-              <w:rPr>
-                <w:rFonts w:ascii="Arial" w:hAnsi="Arial"/>
-                <w:b/>
-                <w:color w:val="000000"/>
-                <w:sz w:val="20"/>
-              </w:rPr>
-              <w:t>System Response</w:t>
-            </w:r>
-          </w:p>
-        </w:tc>
-      </w:tr>
-      <w:tr>
-        <w:trPr>
-          <w:cantSplit/>
-        </w:trPr>
-        <w:tc>
-          <w:tcPr>
-            <w:tcW w:type="dxa" w:w="3110"/>
-            <w:vMerge/>
-          </w:tcPr>
-          <w:p/>
-        </w:tc>
-        <w:tc>
-          <w:tcPr>
-            <w:tcW w:type="dxa" w:w="3485"/>
-            <w:vAlign w:val="center"/>
-          </w:tcPr>
-          <w:p>
-            <w:pPr>
-              <w:spacing w:before="0" w:after="60" w:line="252" w:lineRule="auto"/>
-            </w:pPr>
-            <w:r>
-              <w:rPr>
-                <w:rFonts w:ascii="Arial" w:hAnsi="Arial"/>
-                <w:sz w:val="20"/>
-              </w:rPr>
-              <w:t>1. Finds the target using View / Search Account (UC-13).</w:t>
-            </w:r>
-          </w:p>
-        </w:tc>
-        <w:tc>
-          <w:tcPr>
-            <w:tcW w:type="dxa" w:w="3485"/>
-            <w:vAlign w:val="center"/>
-          </w:tcPr>
-          <w:p>
-            <w:pPr>
-              <w:spacing w:before="0" w:after="60" w:line="252" w:lineRule="auto"/>
-            </w:pPr>
-            <w:r>
-              <w:rPr>
-                <w:rFonts w:ascii="Arial" w:hAnsi="Arial"/>
-                <w:sz w:val="20"/>
-              </w:rPr>
-              <w:t>2. Displays the account and its permitted delete control.</w:t>
-            </w:r>
-          </w:p>
-        </w:tc>
-      </w:tr>
-      <w:tr>
-        <w:trPr>
-          <w:cantSplit/>
-        </w:trPr>
-        <w:tc>
-          <w:tcPr>
-            <w:tcW w:type="dxa" w:w="3110"/>
-            <w:vMerge/>
-          </w:tcPr>
-          <w:p/>
-        </w:tc>
-        <w:tc>
-          <w:tcPr>
-            <w:tcW w:type="dxa" w:w="3485"/>
-            <w:vAlign w:val="center"/>
-          </w:tcPr>
-          <w:p>
-            <w:pPr>
-              <w:spacing w:before="0" w:after="60" w:line="252" w:lineRule="auto"/>
-            </w:pPr>
-            <w:r>
-              <w:rPr>
-                <w:rFonts w:ascii="Arial" w:hAnsi="Arial"/>
-                <w:sz w:val="20"/>
-              </w:rPr>
-              <w:t>3. Selects Delete Another Account.</w:t>
-            </w:r>
-          </w:p>
-        </w:tc>
-        <w:tc>
-          <w:tcPr>
-            <w:tcW w:type="dxa" w:w="3485"/>
-            <w:vAlign w:val="center"/>
-          </w:tcPr>
-          <w:p>
-            <w:pPr>
-              <w:spacing w:before="0" w:after="60" w:line="252" w:lineRule="auto"/>
-            </w:pPr>
-            <w:r>
-              <w:rPr>
-                <w:rFonts w:ascii="Arial" w:hAnsi="Arial"/>
-                <w:sz w:val="20"/>
-              </w:rPr>
-              <w:t>4. Presents confirmation identifying the target by nickname.</w:t>
-            </w:r>
-          </w:p>
-        </w:tc>
-      </w:tr>
-      <w:tr>
-        <w:trPr>
-          <w:cantSplit/>
-        </w:trPr>
-        <w:tc>
-          <w:tcPr>
-            <w:tcW w:type="dxa" w:w="3110"/>
-            <w:vMerge/>
-          </w:tcPr>
-          <w:p/>
-        </w:tc>
-        <w:tc>
-          <w:tcPr>
-            <w:tcW w:type="dxa" w:w="3485"/>
-            <w:vAlign w:val="center"/>
-          </w:tcPr>
-          <w:p>
-            <w:pPr>
-              <w:spacing w:before="0" w:after="60" w:line="252" w:lineRule="auto"/>
-            </w:pPr>
-            <w:r>
-              <w:rPr>
-                <w:rFonts w:ascii="Arial" w:hAnsi="Arial"/>
-                <w:sz w:val="20"/>
-              </w:rPr>
-              <w:t>5. Confirms the deletion.</w:t>
-            </w:r>
-          </w:p>
-        </w:tc>
-        <w:tc>
-          <w:tcPr>
-            <w:tcW w:type="dxa" w:w="3485"/>
-            <w:vAlign w:val="center"/>
-          </w:tcPr>
-          <w:p>
-            <w:pPr>
-              <w:spacing w:before="0" w:after="60" w:line="252" w:lineRule="auto"/>
-            </w:pPr>
-            <w:r>
-              <w:rPr>
-                <w:rFonts w:ascii="Arial" w:hAnsi="Arial"/>
-                <w:sz w:val="20"/>
-              </w:rPr>
-              <w:t>6. Verifies Super Admin permission and checks that the target is not the signed-in account.</w:t>
-            </w:r>
-          </w:p>
-        </w:tc>
-      </w:tr>
-      <w:tr>
-        <w:trPr>
-          <w:cantSplit/>
-        </w:trPr>
-        <w:tc>
-          <w:tcPr>
-            <w:tcW w:type="dxa" w:w="3110"/>
-            <w:vMerge/>
-          </w:tcPr>
-          <w:p/>
-        </w:tc>
-        <w:tc>
-          <w:tcPr>
-            <w:tcW w:type="dxa" w:w="3485"/>
-            <w:vAlign w:val="center"/>
-          </w:tcPr>
-          <w:p>
-            <w:pPr>
-              <w:spacing w:before="0" w:after="60" w:line="252" w:lineRule="auto"/>
-            </w:pPr>
-            <w:r>
-              <w:rPr>
-                <w:rFonts w:ascii="Arial" w:hAnsi="Arial"/>
-                <w:sz w:val="20"/>
-              </w:rPr>
-              <w:t/>
-            </w:r>
-          </w:p>
-        </w:tc>
-        <w:tc>
-          <w:tcPr>
-            <w:tcW w:type="dxa" w:w="3485"/>
-            <w:vAlign w:val="center"/>
-          </w:tcPr>
-          <w:p>
-            <w:pPr>
-              <w:spacing w:before="0" w:after="60" w:line="252" w:lineRule="auto"/>
-            </w:pPr>
-            <w:r>
-              <w:rPr>
-                <w:rFonts w:ascii="Arial" w:hAnsi="Arial"/>
-                <w:sz w:val="20"/>
-              </w:rPr>
-              <w:t>7. Deletes the target account and displays the updated account list with a success message.</w:t>
-            </w:r>
-          </w:p>
-        </w:tc>
-      </w:tr>
-      <w:tr>
-        <w:trPr>
-          <w:cantSplit/>
-        </w:trPr>
-        <w:tc>
-          <w:tcPr>
-            <w:tcW w:type="dxa" w:w="3110"/>
-            <w:vAlign w:val="center"/>
-          </w:tcPr>
-          <w:p>
-            <w:pPr>
-              <w:spacing w:before="0" w:after="60" w:line="252" w:lineRule="auto"/>
-            </w:pPr>
-            <w:r>
-              <w:rPr>
-                <w:rFonts w:ascii="Arial" w:hAnsi="Arial"/>
-                <w:sz w:val="20"/>
-              </w:rPr>
-              <w:t>Alternate Flow</w:t>
-            </w:r>
-          </w:p>
-        </w:tc>
-        <w:tc>
-          <w:tcPr>
-            <w:tcW w:type="dxa" w:w="6970"/>
-            <w:gridSpan w:val="2"/>
-            <w:vAlign w:val="center"/>
-          </w:tcPr>
-          <w:p>
-            <w:pPr>
-              <w:spacing w:before="0" w:after="60" w:line="252" w:lineRule="auto"/>
-            </w:pPr>
-            <w:r>
-              <w:rPr>
-                <w:rFonts w:ascii="Arial" w:hAnsi="Arial"/>
-                <w:sz w:val="20"/>
-              </w:rPr>
-              <w:t>5a. The Super Admin cancels confirmation; the target account remains unchanged.</w:t>
-            </w:r>
-          </w:p>
-        </w:tc>
-      </w:tr>
-      <w:tr>
-        <w:trPr>
-          <w:cantSplit/>
-        </w:trPr>
-        <w:tc>
-          <w:tcPr>
-            <w:tcW w:type="dxa" w:w="3110"/>
-            <w:vAlign w:val="center"/>
-          </w:tcPr>
-          <w:p>
-            <w:pPr>
-              <w:keepNext w:val="0"/>
-              <w:spacing w:before="0" w:after="60" w:line="252" w:lineRule="auto"/>
-            </w:pPr>
-            <w:r>
-              <w:rPr>
-                <w:rFonts w:ascii="Arial" w:hAnsi="Arial"/>
-                <w:sz w:val="20"/>
-              </w:rPr>
-            </w:r>
-            <w:r>
-              <w:rPr>
-                <w:rFonts w:ascii="Arial" w:hAnsi="Arial"/>
-                <w:b/>
-                <w:color w:val="000000"/>
-                <w:sz w:val="20"/>
-              </w:rPr>
-              <w:t>Exception Flow</w:t>
-            </w:r>
-          </w:p>
-        </w:tc>
-        <w:tc>
-          <w:tcPr>
-            <w:tcW w:type="dxa" w:w="6970"/>
-            <w:gridSpan w:val="2"/>
-            <w:vAlign w:val="center"/>
-          </w:tcPr>
-          <w:p>
-            <w:pPr>
-              <w:spacing w:before="0" w:after="60" w:line="252" w:lineRule="auto"/>
-            </w:pPr>
-            <w:r>
-              <w:rPr>
-                <w:rFonts w:ascii="Arial" w:hAnsi="Arial"/>
-                <w:sz w:val="20"/>
-              </w:rPr>
-              <w:t>6a. A regular Admin or any other role cannot delete accounts. Self-deletion is blocked. A missing target or database failure prevents successful completion.</w:t>
-            </w:r>
-          </w:p>
-        </w:tc>
-      </w:tr>
-      <w:tr>
-        <w:trPr>
-          <w:cantSplit/>
-        </w:trPr>
-        <w:tc>
-          <w:tcPr>
-            <w:tcW w:type="dxa" w:w="3110"/>
-            <w:vAlign w:val="center"/>
-          </w:tcPr>
-          <w:p>
-            <w:pPr>
-              <w:keepNext w:val="0"/>
-              <w:spacing w:before="0" w:after="60" w:line="252" w:lineRule="auto"/>
-            </w:pPr>
-            <w:r>
-              <w:rPr>
-                <w:rFonts w:ascii="Arial" w:hAnsi="Arial"/>
-                <w:sz w:val="20"/>
-              </w:rPr>
-            </w:r>
-            <w:r>
-              <w:rPr>
-                <w:rFonts w:ascii="Arial" w:hAnsi="Arial"/>
-                <w:b/>
-                <w:color w:val="000000"/>
-                <w:sz w:val="20"/>
-              </w:rPr>
-              <w:t>Non-Functional Requirements</w:t>
-            </w:r>
-          </w:p>
-        </w:tc>
-        <w:tc>
-          <w:tcPr>
-            <w:tcW w:type="dxa" w:w="6970"/>
-            <w:gridSpan w:val="2"/>
-            <w:vAlign w:val="center"/>
-          </w:tcPr>
-          <w:p>
-            <w:pPr>
-              <w:spacing w:before="0" w:after="60" w:line="252" w:lineRule="auto"/>
-            </w:pPr>
-            <w:r>
-              <w:rPr>
-                <w:rFonts w:ascii="Arial" w:hAnsi="Arial"/>
-                <w:sz w:val="20"/>
-              </w:rPr>
-              <w:t>Super Admin authorization and request protection must be enforced. Confirmation must make permanent deletion clear without exposing email addresses or real names.</w:t>
-            </w:r>
-          </w:p>
-        </w:tc>
-      </w:tr>
-    </w:tbl>
-    <w:p>
-      <w:r>
-        <w:br w:type="page"/>
-      </w:r>
-    </w:p>
-    <w:p>
-      <w:pPr>
-        <w:pStyle w:val="Title"/>
-        <w:spacing w:after="200"/>
-      </w:pPr>
-      <w:r>
-        <w:rPr>
-          <w:sz w:val="32"/>
-        </w:rPr>
-        <w:t>ResBack Use Case Descriptions</w:t>
-      </w:r>
-    </w:p>
-    <w:tbl>
-      <w:tblPr>
-        <w:tblW w:type="auto" w:w="0"/>
-        <w:jc w:val="center"/>
-        <w:tblLayout w:type="fixed"/>
-        <w:tblLook w:firstColumn="1" w:firstRow="1" w:lastColumn="0" w:lastRow="0" w:noHBand="0" w:noVBand="1" w:val="04A0"/>
-        <w:tblBorders>
-          <w:top w:val="single" w:sz="6" w:color="000000"/>
-          <w:left w:val="single" w:sz="6" w:color="000000"/>
-          <w:bottom w:val="single" w:sz="6" w:color="000000"/>
-          <w:right w:val="single" w:sz="6" w:color="000000"/>
-          <w:insideH w:val="single" w:sz="6" w:color="000000"/>
-          <w:insideV w:val="single" w:sz="6" w:color="000000"/>
-        </w:tblBorders>
-        <w:tblCellMar>
-          <w:top w:w="85" w:type="dxa"/>
-          <w:bottom w:w="85" w:type="dxa"/>
-          <w:left w:w="105" w:type="dxa"/>
-          <w:right w:w="105" w:type="dxa"/>
-        </w:tblCellMar>
-      </w:tblPr>
-      <w:tblGrid>
-        <w:gridCol w:w="3110"/>
-        <w:gridCol w:w="3485"/>
-        <w:gridCol w:w="3485"/>
-      </w:tblGrid>
-      <w:tr>
-        <w:trPr>
-          <w:cantSplit/>
-        </w:trPr>
-        <w:tc>
-          <w:tcPr>
-            <w:tcW w:type="dxa" w:w="3110"/>
-            <w:vAlign w:val="center"/>
-          </w:tcPr>
-          <w:p>
-            <w:pPr>
-              <w:keepNext w:val="0"/>
-              <w:spacing w:before="0" w:after="60" w:line="252" w:lineRule="auto"/>
-            </w:pPr>
-            <w:r>
-              <w:rPr>
-                <w:rFonts w:ascii="Arial" w:hAnsi="Arial"/>
-                <w:b w:val="0"/>
-                <w:sz w:val="20"/>
-              </w:rPr>
-            </w:r>
-            <w:r>
-              <w:rPr>
-                <w:rFonts w:ascii="Arial" w:hAnsi="Arial"/>
-                <w:b w:val="0"/>
-                <w:color w:val="000000"/>
-                <w:sz w:val="20"/>
-              </w:rPr>
-              <w:t>Use Case Name</w:t>
-            </w:r>
-          </w:p>
-        </w:tc>
-        <w:tc>
-          <w:tcPr>
-            <w:tcW w:type="dxa" w:w="6970"/>
-            <w:gridSpan w:val="2"/>
-            <w:vAlign w:val="center"/>
-          </w:tcPr>
-          <w:p>
-            <w:pPr>
-              <w:spacing w:before="0" w:after="60" w:line="252" w:lineRule="auto"/>
-            </w:pPr>
-            <w:r>
-              <w:rPr>
-                <w:rFonts w:ascii="Arial" w:hAnsi="Arial"/>
-                <w:sz w:val="20"/>
-              </w:rPr>
-              <w:t>Change Account Role</w:t>
-            </w:r>
-          </w:p>
-        </w:tc>
-      </w:tr>
-      <w:tr>
-        <w:trPr>
-          <w:cantSplit/>
-        </w:trPr>
-        <w:tc>
-          <w:tcPr>
-            <w:tcW w:type="dxa" w:w="3110"/>
-            <w:vAlign w:val="center"/>
-          </w:tcPr>
-          <w:p>
-            <w:pPr>
-              <w:keepNext w:val="0"/>
-              <w:spacing w:before="0" w:after="60" w:line="252" w:lineRule="auto"/>
-            </w:pPr>
-            <w:r>
-              <w:rPr>
-                <w:rFonts w:ascii="Arial" w:hAnsi="Arial"/>
-                <w:b w:val="0"/>
-                <w:sz w:val="20"/>
-              </w:rPr>
-            </w:r>
-            <w:r>
-              <w:rPr>
-                <w:rFonts w:ascii="Arial" w:hAnsi="Arial"/>
-                <w:b w:val="0"/>
-                <w:color w:val="000000"/>
-                <w:sz w:val="20"/>
-              </w:rPr>
-              <w:t>Use Case ID</w:t>
-            </w:r>
-          </w:p>
-        </w:tc>
-        <w:tc>
-          <w:tcPr>
-            <w:tcW w:type="dxa" w:w="6970"/>
-            <w:gridSpan w:val="2"/>
-            <w:vAlign w:val="center"/>
-          </w:tcPr>
-          <w:p>
-            <w:pPr>
-              <w:spacing w:before="0" w:after="60" w:line="252" w:lineRule="auto"/>
-            </w:pPr>
-            <w:r>
-              <w:rPr>
-                <w:rFonts w:ascii="Arial" w:hAnsi="Arial"/>
-                <w:sz w:val="20"/>
-              </w:rPr>
-              <w:t>UC-15</w:t>
-            </w:r>
-          </w:p>
-        </w:tc>
-      </w:tr>
-      <w:tr>
-        <w:trPr>
-          <w:cantSplit/>
-        </w:trPr>
-        <w:tc>
-          <w:tcPr>
-            <w:tcW w:type="dxa" w:w="3110"/>
-            <w:vAlign w:val="center"/>
-          </w:tcPr>
-          <w:p>
-            <w:pPr>
-              <w:keepNext w:val="0"/>
-              <w:spacing w:before="0" w:after="60" w:line="252" w:lineRule="auto"/>
-            </w:pPr>
-            <w:r>
-              <w:rPr>
-                <w:rFonts w:ascii="Arial" w:hAnsi="Arial"/>
-                <w:b w:val="0"/>
-                <w:sz w:val="20"/>
-              </w:rPr>
-            </w:r>
-            <w:r>
-              <w:rPr>
-                <w:rFonts w:ascii="Arial" w:hAnsi="Arial"/>
-                <w:b w:val="0"/>
-                <w:color w:val="000000"/>
-                <w:sz w:val="20"/>
-              </w:rPr>
-              <w:t>Use Case Description</w:t>
-            </w:r>
-          </w:p>
-        </w:tc>
-        <w:tc>
-          <w:tcPr>
-            <w:tcW w:type="dxa" w:w="6970"/>
-            <w:gridSpan w:val="2"/>
-            <w:vAlign w:val="center"/>
-          </w:tcPr>
-          <w:p>
-            <w:pPr>
-              <w:spacing w:before="0" w:after="60" w:line="252" w:lineRule="auto"/>
-            </w:pPr>
-            <w:r>
-              <w:rPr>
-                <w:rFonts w:ascii="Arial" w:hAnsi="Arial"/>
-                <w:sz w:val="20"/>
-              </w:rPr>
-              <w:t>Allows an administrator to assign a permitted role to another registered account.</w:t>
-            </w:r>
-          </w:p>
-        </w:tc>
-      </w:tr>
-      <w:tr>
-        <w:trPr>
-          <w:cantSplit/>
-        </w:trPr>
-        <w:tc>
-          <w:tcPr>
-            <w:tcW w:type="dxa" w:w="3110"/>
-            <w:vAlign w:val="center"/>
-          </w:tcPr>
-          <w:p>
-            <w:pPr>
-              <w:keepNext w:val="0"/>
-              <w:spacing w:before="0" w:after="60" w:line="252" w:lineRule="auto"/>
-            </w:pPr>
-            <w:r>
-              <w:rPr>
-                <w:rFonts w:ascii="Arial" w:hAnsi="Arial"/>
-                <w:b w:val="0"/>
-                <w:sz w:val="20"/>
-              </w:rPr>
-            </w:r>
-            <w:r>
-              <w:rPr>
-                <w:rFonts w:ascii="Arial" w:hAnsi="Arial"/>
-                <w:b w:val="0"/>
-                <w:color w:val="000000"/>
-                <w:sz w:val="20"/>
-              </w:rPr>
-              <w:t>Primary Actor</w:t>
-            </w:r>
-          </w:p>
-        </w:tc>
-        <w:tc>
-          <w:tcPr>
-            <w:tcW w:type="dxa" w:w="6970"/>
-            <w:gridSpan w:val="2"/>
-            <w:vAlign w:val="center"/>
-          </w:tcPr>
-          <w:p>
-            <w:pPr>
-              <w:spacing w:before="0" w:after="60" w:line="252" w:lineRule="auto"/>
-            </w:pPr>
-            <w:r>
-              <w:rPr>
-                <w:rFonts w:ascii="Arial" w:hAnsi="Arial"/>
-                <w:sz w:val="20"/>
-              </w:rPr>
-              <w:t>Admin or Super Admin</w:t>
-            </w:r>
-          </w:p>
-        </w:tc>
-      </w:tr>
-      <w:tr>
-        <w:trPr>
-          <w:cantSplit/>
-        </w:trPr>
-        <w:tc>
-          <w:tcPr>
-            <w:tcW w:type="dxa" w:w="3110"/>
-            <w:vAlign w:val="center"/>
-          </w:tcPr>
-          <w:p>
-            <w:pPr>
-              <w:keepNext w:val="0"/>
-              <w:spacing w:before="0" w:after="60" w:line="252" w:lineRule="auto"/>
-            </w:pPr>
-            <w:r>
-              <w:rPr>
-                <w:rFonts w:ascii="Arial" w:hAnsi="Arial"/>
-                <w:b w:val="0"/>
-                <w:sz w:val="20"/>
-              </w:rPr>
-            </w:r>
-            <w:r>
-              <w:rPr>
-                <w:rFonts w:ascii="Arial" w:hAnsi="Arial"/>
-                <w:b w:val="0"/>
-                <w:color w:val="000000"/>
-                <w:sz w:val="20"/>
-              </w:rPr>
-              <w:t>Secondary Actor</w:t>
-            </w:r>
-          </w:p>
-        </w:tc>
-        <w:tc>
-          <w:tcPr>
-            <w:tcW w:type="dxa" w:w="6970"/>
-            <w:gridSpan w:val="2"/>
-            <w:vAlign w:val="center"/>
-          </w:tcPr>
-          <w:p>
-            <w:pPr>
-              <w:spacing w:before="0" w:after="60" w:line="252" w:lineRule="auto"/>
-            </w:pPr>
-            <w:r>
-              <w:rPr>
-                <w:rFonts w:ascii="Arial" w:hAnsi="Arial"/>
-                <w:sz w:val="20"/>
-              </w:rPr>
-              <w:t>None</w:t>
-            </w:r>
-          </w:p>
-        </w:tc>
-      </w:tr>
-      <w:tr>
-        <w:trPr>
-          <w:cantSplit/>
-        </w:trPr>
-        <w:tc>
-          <w:tcPr>
-            <w:tcW w:type="dxa" w:w="3110"/>
-            <w:vAlign w:val="center"/>
-          </w:tcPr>
-          <w:p>
-            <w:pPr>
-              <w:keepNext w:val="0"/>
-              <w:spacing w:before="0" w:after="60" w:line="252" w:lineRule="auto"/>
-            </w:pPr>
-            <w:r>
-              <w:rPr>
-                <w:rFonts w:ascii="Arial" w:hAnsi="Arial"/>
-                <w:b w:val="0"/>
-                <w:sz w:val="20"/>
-              </w:rPr>
-            </w:r>
-            <w:r>
-              <w:rPr>
-                <w:rFonts w:ascii="Arial" w:hAnsi="Arial"/>
-                <w:b w:val="0"/>
-                <w:color w:val="000000"/>
-                <w:sz w:val="20"/>
-              </w:rPr>
-              <w:t>Precondition</w:t>
-            </w:r>
-          </w:p>
-        </w:tc>
-        <w:tc>
-          <w:tcPr>
-            <w:tcW w:type="dxa" w:w="6970"/>
-            <w:gridSpan w:val="2"/>
-            <w:vAlign w:val="center"/>
-          </w:tcPr>
-          <w:p>
-            <w:pPr>
-              <w:spacing w:before="0" w:after="60" w:line="252" w:lineRule="auto"/>
-            </w:pPr>
-            <w:r>
-              <w:rPr>
-                <w:rFonts w:ascii="Arial" w:hAnsi="Arial"/>
-                <w:sz w:val="20"/>
-              </w:rPr>
-              <w:t>The administrator is signed in with an active account and has opened View / Search Account (UC-13). The target account exists and is not the signed-in account.</w:t>
-            </w:r>
-          </w:p>
-        </w:tc>
-      </w:tr>
-      <w:tr>
-        <w:trPr>
-          <w:cantSplit/>
-        </w:trPr>
-        <w:tc>
-          <w:tcPr>
-            <w:tcW w:type="dxa" w:w="3110"/>
-            <w:vAlign w:val="center"/>
-          </w:tcPr>
-          <w:p>
-            <w:pPr>
-              <w:keepNext w:val="0"/>
-              <w:spacing w:before="0" w:after="60" w:line="252" w:lineRule="auto"/>
-            </w:pPr>
-            <w:r>
-              <w:rPr>
-                <w:rFonts w:ascii="Arial" w:hAnsi="Arial"/>
-                <w:b w:val="0"/>
-                <w:sz w:val="20"/>
-              </w:rPr>
-            </w:r>
-            <w:r>
-              <w:rPr>
-                <w:rFonts w:ascii="Arial" w:hAnsi="Arial"/>
-                <w:b w:val="0"/>
-                <w:color w:val="000000"/>
-                <w:sz w:val="20"/>
-              </w:rPr>
-              <w:t>Postcondition</w:t>
-            </w:r>
-          </w:p>
-        </w:tc>
-        <w:tc>
-          <w:tcPr>
-            <w:tcW w:type="dxa" w:w="6970"/>
-            <w:gridSpan w:val="2"/>
-            <w:vAlign w:val="center"/>
-          </w:tcPr>
-          <w:p>
-            <w:pPr>
-              <w:spacing w:before="0" w:after="60" w:line="252" w:lineRule="auto"/>
-            </w:pPr>
-            <w:r>
-              <w:rPr>
-                <w:rFonts w:ascii="Arial" w:hAnsi="Arial"/>
-                <w:sz w:val="20"/>
-              </w:rPr>
-              <w:t>The permitted role is saved for the target account and a confirmation is displayed.</w:t>
-            </w:r>
-          </w:p>
-        </w:tc>
-      </w:tr>
-      <w:tr>
-        <w:trPr>
-          <w:cantSplit/>
-        </w:trPr>
-        <w:tc>
-          <w:tcPr>
-            <w:tcW w:type="dxa" w:w="3110"/>
-            <w:vMerge w:val="restart"/>
-            <w:vAlign w:val="top"/>
-          </w:tcPr>
-          <w:p>
-            <w:pPr>
-              <w:keepNext w:val="0"/>
-              <w:spacing w:before="0" w:after="60" w:line="252" w:lineRule="auto"/>
-            </w:pPr>
-            <w:r>
-              <w:rPr>
-                <w:rFonts w:ascii="Arial" w:hAnsi="Arial"/>
-                <w:sz w:val="20"/>
-              </w:rPr>
-            </w:r>
-            <w:r>
-              <w:rPr>
-                <w:rFonts w:ascii="Arial" w:hAnsi="Arial"/>
-                <w:b/>
-                <w:color w:val="000000"/>
-                <w:sz w:val="20"/>
-              </w:rPr>
-              <w:t>Normal Flow (Main Flow)</w:t>
-            </w:r>
-          </w:p>
-        </w:tc>
-        <w:tc>
-          <w:tcPr>
-            <w:tcW w:type="dxa" w:w="3485"/>
-            <w:vAlign w:val="center"/>
-          </w:tcPr>
-          <w:p>
-            <w:pPr>
-              <w:keepNext w:val="0"/>
-              <w:spacing w:before="0" w:after="60" w:line="252" w:lineRule="auto"/>
-              <w:jc w:val="center"/>
-            </w:pPr>
-            <w:r>
-              <w:rPr>
-                <w:rFonts w:ascii="Arial" w:hAnsi="Arial"/>
-                <w:sz w:val="20"/>
-              </w:rPr>
-            </w:r>
-            <w:r>
-              <w:rPr>
-                <w:rFonts w:ascii="Arial" w:hAnsi="Arial"/>
-                <w:b/>
-                <w:color w:val="000000"/>
-                <w:sz w:val="20"/>
-              </w:rPr>
-              <w:t>User Action</w:t>
-            </w:r>
-          </w:p>
-        </w:tc>
-        <w:tc>
-          <w:tcPr>
-            <w:tcW w:type="dxa" w:w="3485"/>
-            <w:vAlign w:val="center"/>
-          </w:tcPr>
-          <w:p>
-            <w:pPr>
-              <w:keepNext w:val="0"/>
-              <w:spacing w:before="0" w:after="60" w:line="252" w:lineRule="auto"/>
-              <w:jc w:val="center"/>
-            </w:pPr>
-            <w:r>
-              <w:rPr>
-                <w:rFonts w:ascii="Arial" w:hAnsi="Arial"/>
-                <w:sz w:val="20"/>
-              </w:rPr>
-            </w:r>
-            <w:r>
-              <w:rPr>
-                <w:rFonts w:ascii="Arial" w:hAnsi="Arial"/>
-                <w:b/>
-                <w:color w:val="000000"/>
-                <w:sz w:val="20"/>
-              </w:rPr>
-              <w:t>System Response</w:t>
-            </w:r>
-          </w:p>
-        </w:tc>
-      </w:tr>
-      <w:tr>
-        <w:trPr>
-          <w:cantSplit/>
-        </w:trPr>
-        <w:tc>
-          <w:tcPr>
-            <w:tcW w:type="dxa" w:w="3110"/>
-            <w:vMerge/>
-          </w:tcPr>
-          <w:p/>
-        </w:tc>
-        <w:tc>
-          <w:tcPr>
-            <w:tcW w:type="dxa" w:w="3485"/>
-            <w:vAlign w:val="center"/>
-          </w:tcPr>
-          <w:p>
-            <w:pPr>
-              <w:spacing w:before="0" w:after="60" w:line="252" w:lineRule="auto"/>
-            </w:pPr>
-            <w:r>
-              <w:rPr>
-                <w:rFonts w:ascii="Arial" w:hAnsi="Arial"/>
-                <w:sz w:val="20"/>
-              </w:rPr>
-              <w:t>1. Opens View / Search Account (UC-13).</w:t>
-            </w:r>
-          </w:p>
-        </w:tc>
-        <w:tc>
-          <w:tcPr>
-            <w:tcW w:type="dxa" w:w="3485"/>
-            <w:vAlign w:val="center"/>
-          </w:tcPr>
-          <w:p>
-            <w:pPr>
-              <w:spacing w:before="0" w:after="60" w:line="252" w:lineRule="auto"/>
-            </w:pPr>
-            <w:r>
-              <w:rPr>
-                <w:rFonts w:ascii="Arial" w:hAnsi="Arial"/>
-                <w:sz w:val="20"/>
-              </w:rPr>
-              <w:t>2. Displays account nicknames, current roles, statuses and permitted role controls.</w:t>
-            </w:r>
-          </w:p>
-        </w:tc>
-      </w:tr>
-      <w:tr>
-        <w:trPr>
-          <w:cantSplit/>
-        </w:trPr>
-        <w:tc>
-          <w:tcPr>
-            <w:tcW w:type="dxa" w:w="3110"/>
-            <w:vMerge/>
-          </w:tcPr>
-          <w:p/>
-        </w:tc>
-        <w:tc>
-          <w:tcPr>
-            <w:tcW w:type="dxa" w:w="3485"/>
-            <w:vAlign w:val="center"/>
-          </w:tcPr>
-          <w:p>
-            <w:pPr>
-              <w:spacing w:before="0" w:after="60" w:line="252" w:lineRule="auto"/>
-            </w:pPr>
-            <w:r>
-              <w:rPr>
-                <w:rFonts w:ascii="Arial" w:hAnsi="Arial"/>
-                <w:sz w:val="20"/>
-              </w:rPr>
-              <w:t>3. Selects another account, chooses a permitted role and selects Save.</w:t>
-            </w:r>
-          </w:p>
-        </w:tc>
-        <w:tc>
-          <w:tcPr>
-            <w:tcW w:type="dxa" w:w="3485"/>
-            <w:vAlign w:val="center"/>
-          </w:tcPr>
-          <w:p>
-            <w:pPr>
-              <w:spacing w:before="0" w:after="60" w:line="252" w:lineRule="auto"/>
-            </w:pPr>
-            <w:r>
-              <w:rPr>
-                <w:rFonts w:ascii="Arial" w:hAnsi="Arial"/>
-                <w:sz w:val="20"/>
-              </w:rPr>
-              <w:t>4. Checks administrator authority and blocks self-role changes. Admin may manage only Student/Faculty targets; Super Admin may also manage administrator targets.</w:t>
-            </w:r>
-          </w:p>
-        </w:tc>
-      </w:tr>
-      <w:tr>
-        <w:trPr>
-          <w:cantSplit/>
-        </w:trPr>
-        <w:tc>
-          <w:tcPr>
-            <w:tcW w:type="dxa" w:w="3110"/>
-            <w:vMerge/>
-          </w:tcPr>
-          <w:p/>
-        </w:tc>
-        <w:tc>
-          <w:tcPr>
-            <w:tcW w:type="dxa" w:w="3485"/>
-            <w:vAlign w:val="center"/>
-          </w:tcPr>
-          <w:p>
-            <w:pPr>
-              <w:spacing w:before="0" w:after="60" w:line="252" w:lineRule="auto"/>
-            </w:pPr>
-            <w:r>
-              <w:rPr>
-                <w:rFonts w:ascii="Arial" w:hAnsi="Arial"/>
-                <w:sz w:val="20"/>
-              </w:rPr>
-              <w:t/>
-            </w:r>
-          </w:p>
-        </w:tc>
-        <w:tc>
-          <w:tcPr>
-            <w:tcW w:type="dxa" w:w="3485"/>
-            <w:vAlign w:val="center"/>
-          </w:tcPr>
-          <w:p>
-            <w:pPr>
-              <w:spacing w:before="0" w:after="60" w:line="252" w:lineRule="auto"/>
-            </w:pPr>
-            <w:r>
-              <w:rPr>
-                <w:rFonts w:ascii="Arial" w:hAnsi="Arial"/>
-                <w:sz w:val="20"/>
-              </w:rPr>
-              <w:t>5. Validates the selected role. Admin may assign Student or Faculty; Super Admin may also assign Admin or Super Admin.</w:t>
-            </w:r>
-          </w:p>
-        </w:tc>
-      </w:tr>
-      <w:tr>
-        <w:trPr>
-          <w:cantSplit/>
-        </w:trPr>
-        <w:tc>
-          <w:tcPr>
-            <w:tcW w:type="dxa" w:w="3110"/>
-            <w:vMerge/>
-          </w:tcPr>
-          <w:p/>
-        </w:tc>
-        <w:tc>
-          <w:tcPr>
-            <w:tcW w:type="dxa" w:w="3485"/>
-            <w:vAlign w:val="center"/>
-          </w:tcPr>
-          <w:p>
-            <w:pPr>
-              <w:spacing w:before="0" w:after="60" w:line="252" w:lineRule="auto"/>
-            </w:pPr>
-            <w:r>
-              <w:rPr>
-                <w:rFonts w:ascii="Arial" w:hAnsi="Arial"/>
-                <w:sz w:val="20"/>
-              </w:rPr>
-              <w:t/>
-            </w:r>
-          </w:p>
-        </w:tc>
-        <w:tc>
-          <w:tcPr>
-            <w:tcW w:type="dxa" w:w="3485"/>
-            <w:vAlign w:val="center"/>
-          </w:tcPr>
-          <w:p>
-            <w:pPr>
-              <w:spacing w:before="0" w:after="60" w:line="252" w:lineRule="auto"/>
-            </w:pPr>
-            <w:r>
-              <w:rPr>
-                <w:rFonts w:ascii="Arial" w:hAnsi="Arial"/>
-                <w:sz w:val="20"/>
-              </w:rPr>
-              <w:t>6. Updates the target account role and displays confirmation.</w:t>
-            </w:r>
-          </w:p>
-        </w:tc>
-      </w:tr>
-      <w:tr>
-        <w:trPr>
-          <w:cantSplit/>
-        </w:trPr>
-        <w:tc>
-          <w:tcPr>
-            <w:tcW w:type="dxa" w:w="3110"/>
-            <w:vAlign w:val="center"/>
-          </w:tcPr>
-          <w:p>
-            <w:pPr>
-              <w:spacing w:before="0" w:after="60" w:line="252" w:lineRule="auto"/>
-            </w:pPr>
-            <w:r>
-              <w:rPr>
-                <w:rFonts w:ascii="Arial" w:hAnsi="Arial"/>
-                <w:sz w:val="20"/>
-              </w:rPr>
-              <w:t>Alternate Flow</w:t>
-            </w:r>
-          </w:p>
-        </w:tc>
-        <w:tc>
-          <w:tcPr>
-            <w:tcW w:type="dxa" w:w="6970"/>
-            <w:gridSpan w:val="2"/>
-            <w:vAlign w:val="center"/>
-          </w:tcPr>
-          <w:p>
-            <w:pPr>
-              <w:spacing w:before="0" w:after="60" w:line="252" w:lineRule="auto"/>
-            </w:pPr>
-            <w:r>
-              <w:rPr>
-                <w:rFonts w:ascii="Arial" w:hAnsi="Arial"/>
-                <w:sz w:val="20"/>
-              </w:rPr>
-              <w:t>3a. The administrator leaves the page without saving; the current role remains unchanged.</w:t>
-            </w:r>
-          </w:p>
-        </w:tc>
-      </w:tr>
-      <w:tr>
-        <w:trPr>
-          <w:cantSplit/>
-        </w:trPr>
-        <w:tc>
-          <w:tcPr>
-            <w:tcW w:type="dxa" w:w="3110"/>
-            <w:vAlign w:val="center"/>
-          </w:tcPr>
-          <w:p>
-            <w:pPr>
-              <w:keepNext w:val="0"/>
-              <w:spacing w:before="0" w:after="60" w:line="252" w:lineRule="auto"/>
-            </w:pPr>
-            <w:r>
-              <w:rPr>
-                <w:rFonts w:ascii="Arial" w:hAnsi="Arial"/>
-                <w:sz w:val="20"/>
-              </w:rPr>
-            </w:r>
-            <w:r>
-              <w:rPr>
-                <w:rFonts w:ascii="Arial" w:hAnsi="Arial"/>
-                <w:b/>
-                <w:color w:val="000000"/>
-                <w:sz w:val="20"/>
-              </w:rPr>
-              <w:t>Exception Flow</w:t>
-            </w:r>
-          </w:p>
-        </w:tc>
-        <w:tc>
-          <w:tcPr>
-            <w:tcW w:type="dxa" w:w="6970"/>
-            <w:gridSpan w:val="2"/>
-            <w:vAlign w:val="center"/>
-          </w:tcPr>
-          <w:p>
-            <w:pPr>
-              <w:spacing w:before="0" w:after="60" w:line="252" w:lineRule="auto"/>
-            </w:pPr>
-            <w:r>
-              <w:rPr>
-                <w:rFonts w:ascii="Arial" w:hAnsi="Arial"/>
-                <w:sz w:val="20"/>
-              </w:rPr>
-              <w:t>4a. Self-role changes or unauthorized management of an administrator account are blocked. 5a. An invalid or disallowed role prevents the update. A missing target or database failure prevents successful completion.</w:t>
-            </w:r>
-          </w:p>
-        </w:tc>
-      </w:tr>
-      <w:tr>
-        <w:trPr>
-          <w:cantSplit/>
-        </w:trPr>
-        <w:tc>
-          <w:tcPr>
-            <w:tcW w:type="dxa" w:w="3110"/>
-            <w:vAlign w:val="center"/>
-          </w:tcPr>
-          <w:p>
-            <w:pPr>
-              <w:keepNext w:val="0"/>
-              <w:spacing w:before="0" w:after="60" w:line="252" w:lineRule="auto"/>
-            </w:pPr>
-            <w:r>
-              <w:rPr>
-                <w:rFonts w:ascii="Arial" w:hAnsi="Arial"/>
-                <w:sz w:val="20"/>
-              </w:rPr>
-            </w:r>
-            <w:r>
-              <w:rPr>
-                <w:rFonts w:ascii="Arial" w:hAnsi="Arial"/>
-                <w:b/>
-                <w:color w:val="000000"/>
-                <w:sz w:val="20"/>
-              </w:rPr>
-              <w:t>Non-Functional Requirements</w:t>
-            </w:r>
-          </w:p>
-        </w:tc>
-        <w:tc>
-          <w:tcPr>
-            <w:tcW w:type="dxa" w:w="6970"/>
-            <w:gridSpan w:val="2"/>
-            <w:vAlign w:val="center"/>
-          </w:tcPr>
-          <w:p>
-            <w:pPr>
-              <w:spacing w:before="0" w:after="60" w:line="252" w:lineRule="auto"/>
-            </w:pPr>
-            <w:r>
-              <w:rPr>
-                <w:rFonts w:ascii="Arial" w:hAnsi="Arial"/>
-                <w:sz w:val="20"/>
-              </w:rPr>
-              <w:t>Authorization must be enforced on the server. Requests must be protected against forgery. Account controls must identify users by nickname and protect the signed-in account.</w:t>
-            </w:r>
-          </w:p>
-        </w:tc>
-      </w:tr>
-    </w:tbl>
-    <w:p>
-      <w:r>
-        <w:br w:type="page"/>
-      </w:r>
-    </w:p>
-    <w:p>
-      <w:pPr>
-        <w:pStyle w:val="Title"/>
-        <w:spacing w:after="200"/>
-      </w:pPr>
-      <w:r>
-        <w:rPr>
-          <w:sz w:val="32"/>
-        </w:rPr>
-        <w:t>ResBack Use Case Descriptions</w:t>
-      </w:r>
-    </w:p>
-    <w:tbl>
-      <w:tblPr>
-        <w:tblW w:type="auto" w:w="0"/>
-        <w:jc w:val="center"/>
-        <w:tblLayout w:type="fixed"/>
-        <w:tblLook w:firstColumn="1" w:firstRow="1" w:lastColumn="0" w:lastRow="0" w:noHBand="0" w:noVBand="1" w:val="04A0"/>
-        <w:tblBorders>
-          <w:top w:val="single" w:sz="6" w:color="000000"/>
-          <w:left w:val="single" w:sz="6" w:color="000000"/>
-          <w:bottom w:val="single" w:sz="6" w:color="000000"/>
-          <w:right w:val="single" w:sz="6" w:color="000000"/>
-          <w:insideH w:val="single" w:sz="6" w:color="000000"/>
-          <w:insideV w:val="single" w:sz="6" w:color="000000"/>
-        </w:tblBorders>
-        <w:tblCellMar>
-          <w:top w:w="85" w:type="dxa"/>
-          <w:bottom w:w="85" w:type="dxa"/>
-          <w:left w:w="105" w:type="dxa"/>
-          <w:right w:w="105" w:type="dxa"/>
-        </w:tblCellMar>
-      </w:tblPr>
-      <w:tblGrid>
-        <w:gridCol w:w="3110"/>
-        <w:gridCol w:w="3485"/>
-        <w:gridCol w:w="3485"/>
-      </w:tblGrid>
-      <w:tr>
-        <w:trPr>
-          <w:cantSplit/>
-        </w:trPr>
-        <w:tc>
-          <w:tcPr>
-            <w:tcW w:type="dxa" w:w="3110"/>
-            <w:vAlign w:val="center"/>
-          </w:tcPr>
-          <w:p>
-            <w:pPr>
-              <w:keepNext w:val="0"/>
-              <w:spacing w:before="0" w:after="60" w:line="252" w:lineRule="auto"/>
-            </w:pPr>
-            <w:r>
-              <w:rPr>
-                <w:rFonts w:ascii="Arial" w:hAnsi="Arial"/>
-                <w:b w:val="0"/>
-                <w:sz w:val="20"/>
-              </w:rPr>
-            </w:r>
-            <w:r>
-              <w:rPr>
-                <w:rFonts w:ascii="Arial" w:hAnsi="Arial"/>
-                <w:b w:val="0"/>
-                <w:color w:val="000000"/>
-                <w:sz w:val="20"/>
-              </w:rPr>
-              <w:t>Use Case Name</w:t>
-            </w:r>
-          </w:p>
-        </w:tc>
-        <w:tc>
-          <w:tcPr>
-            <w:tcW w:type="dxa" w:w="6970"/>
-            <w:gridSpan w:val="2"/>
-            <w:vAlign w:val="center"/>
-          </w:tcPr>
-          <w:p>
-            <w:pPr>
-              <w:spacing w:before="0" w:after="60" w:line="252" w:lineRule="auto"/>
-            </w:pPr>
-            <w:r>
-              <w:rPr>
-                <w:rFonts w:ascii="Arial" w:hAnsi="Arial"/>
-                <w:sz w:val="20"/>
-              </w:rPr>
-              <w:t>Deactivate / Reactivate Account</w:t>
-            </w:r>
-          </w:p>
-        </w:tc>
-      </w:tr>
-      <w:tr>
-        <w:trPr>
-          <w:cantSplit/>
-        </w:trPr>
-        <w:tc>
-          <w:tcPr>
-            <w:tcW w:type="dxa" w:w="3110"/>
-            <w:vAlign w:val="center"/>
-          </w:tcPr>
-          <w:p>
-            <w:pPr>
-              <w:keepNext w:val="0"/>
-              <w:spacing w:before="0" w:after="60" w:line="252" w:lineRule="auto"/>
-            </w:pPr>
-            <w:r>
-              <w:rPr>
-                <w:rFonts w:ascii="Arial" w:hAnsi="Arial"/>
-                <w:b w:val="0"/>
-                <w:sz w:val="20"/>
-              </w:rPr>
-            </w:r>
-            <w:r>
-              <w:rPr>
-                <w:rFonts w:ascii="Arial" w:hAnsi="Arial"/>
-                <w:b w:val="0"/>
-                <w:color w:val="000000"/>
-                <w:sz w:val="20"/>
-              </w:rPr>
-              <w:t>Use Case ID</w:t>
-            </w:r>
-          </w:p>
-        </w:tc>
-        <w:tc>
-          <w:tcPr>
-            <w:tcW w:type="dxa" w:w="6970"/>
-            <w:gridSpan w:val="2"/>
-            <w:vAlign w:val="center"/>
-          </w:tcPr>
-          <w:p>
-            <w:pPr>
-              <w:spacing w:before="0" w:after="60" w:line="252" w:lineRule="auto"/>
-            </w:pPr>
-            <w:r>
-              <w:rPr>
-                <w:rFonts w:ascii="Arial" w:hAnsi="Arial"/>
-                <w:sz w:val="20"/>
-              </w:rPr>
-              <w:t>UC-16</w:t>
-            </w:r>
-          </w:p>
-        </w:tc>
-      </w:tr>
-      <w:tr>
-        <w:trPr>
-          <w:cantSplit/>
-        </w:trPr>
-        <w:tc>
-          <w:tcPr>
-            <w:tcW w:type="dxa" w:w="3110"/>
-            <w:vAlign w:val="center"/>
-          </w:tcPr>
-          <w:p>
-            <w:pPr>
-              <w:keepNext w:val="0"/>
-              <w:spacing w:before="0" w:after="60" w:line="252" w:lineRule="auto"/>
-            </w:pPr>
-            <w:r>
-              <w:rPr>
-                <w:rFonts w:ascii="Arial" w:hAnsi="Arial"/>
-                <w:b w:val="0"/>
-                <w:sz w:val="20"/>
-              </w:rPr>
-            </w:r>
-            <w:r>
-              <w:rPr>
-                <w:rFonts w:ascii="Arial" w:hAnsi="Arial"/>
-                <w:b w:val="0"/>
-                <w:color w:val="000000"/>
-                <w:sz w:val="20"/>
-              </w:rPr>
-              <w:t>Use Case Description</w:t>
-            </w:r>
-          </w:p>
-        </w:tc>
-        <w:tc>
-          <w:tcPr>
-            <w:tcW w:type="dxa" w:w="6970"/>
-            <w:gridSpan w:val="2"/>
-            <w:vAlign w:val="center"/>
-          </w:tcPr>
-          <w:p>
-            <w:pPr>
-              <w:spacing w:before="0" w:after="60" w:line="252" w:lineRule="auto"/>
-            </w:pPr>
-            <w:r>
-              <w:rPr>
-                <w:rFonts w:ascii="Arial" w:hAnsi="Arial"/>
-                <w:sz w:val="20"/>
-              </w:rPr>
-              <w:t>Allows an administrator to deactivate or reactivate another account within the administrator's authority.</w:t>
-            </w:r>
-          </w:p>
-        </w:tc>
-      </w:tr>
-      <w:tr>
-        <w:trPr>
-          <w:cantSplit/>
-        </w:trPr>
-        <w:tc>
-          <w:tcPr>
-            <w:tcW w:type="dxa" w:w="3110"/>
-            <w:vAlign w:val="center"/>
-          </w:tcPr>
-          <w:p>
-            <w:pPr>
-              <w:keepNext w:val="0"/>
-              <w:spacing w:before="0" w:after="60" w:line="252" w:lineRule="auto"/>
-            </w:pPr>
-            <w:r>
-              <w:rPr>
-                <w:rFonts w:ascii="Arial" w:hAnsi="Arial"/>
-                <w:b w:val="0"/>
-                <w:sz w:val="20"/>
-              </w:rPr>
-            </w:r>
-            <w:r>
-              <w:rPr>
-                <w:rFonts w:ascii="Arial" w:hAnsi="Arial"/>
-                <w:b w:val="0"/>
-                <w:color w:val="000000"/>
-                <w:sz w:val="20"/>
-              </w:rPr>
-              <w:t>Primary Actor</w:t>
-            </w:r>
-          </w:p>
-        </w:tc>
-        <w:tc>
-          <w:tcPr>
-            <w:tcW w:type="dxa" w:w="6970"/>
-            <w:gridSpan w:val="2"/>
-            <w:vAlign w:val="center"/>
-          </w:tcPr>
-          <w:p>
-            <w:pPr>
-              <w:spacing w:before="0" w:after="60" w:line="252" w:lineRule="auto"/>
-            </w:pPr>
-            <w:r>
-              <w:rPr>
-                <w:rFonts w:ascii="Arial" w:hAnsi="Arial"/>
-                <w:sz w:val="20"/>
-              </w:rPr>
-              <w:t>Admin or Super Admin</w:t>
-            </w:r>
-          </w:p>
-        </w:tc>
-      </w:tr>
-      <w:tr>
-        <w:trPr>
-          <w:cantSplit/>
-        </w:trPr>
-        <w:tc>
-          <w:tcPr>
-            <w:tcW w:type="dxa" w:w="3110"/>
-            <w:vAlign w:val="center"/>
-          </w:tcPr>
-          <w:p>
-            <w:pPr>
-              <w:keepNext w:val="0"/>
-              <w:spacing w:before="0" w:after="60" w:line="252" w:lineRule="auto"/>
-            </w:pPr>
-            <w:r>
-              <w:rPr>
-                <w:rFonts w:ascii="Arial" w:hAnsi="Arial"/>
-                <w:b w:val="0"/>
-                <w:sz w:val="20"/>
-              </w:rPr>
-            </w:r>
-            <w:r>
-              <w:rPr>
-                <w:rFonts w:ascii="Arial" w:hAnsi="Arial"/>
-                <w:b w:val="0"/>
-                <w:color w:val="000000"/>
-                <w:sz w:val="20"/>
-              </w:rPr>
-              <w:t>Secondary Actor</w:t>
-            </w:r>
-          </w:p>
-        </w:tc>
-        <w:tc>
-          <w:tcPr>
-            <w:tcW w:type="dxa" w:w="6970"/>
-            <w:gridSpan w:val="2"/>
-            <w:vAlign w:val="center"/>
-          </w:tcPr>
-          <w:p>
-            <w:pPr>
-              <w:spacing w:before="0" w:after="60" w:line="252" w:lineRule="auto"/>
-            </w:pPr>
-            <w:r>
-              <w:rPr>
-                <w:rFonts w:ascii="Arial" w:hAnsi="Arial"/>
-                <w:sz w:val="20"/>
-              </w:rPr>
-              <w:t>None</w:t>
-            </w:r>
-          </w:p>
-        </w:tc>
-      </w:tr>
-      <w:tr>
-        <w:trPr>
-          <w:cantSplit/>
-        </w:trPr>
-        <w:tc>
-          <w:tcPr>
-            <w:tcW w:type="dxa" w:w="3110"/>
-            <w:vAlign w:val="center"/>
-          </w:tcPr>
-          <w:p>
-            <w:pPr>
-              <w:keepNext w:val="0"/>
-              <w:spacing w:before="0" w:after="60" w:line="252" w:lineRule="auto"/>
-            </w:pPr>
-            <w:r>
-              <w:rPr>
-                <w:rFonts w:ascii="Arial" w:hAnsi="Arial"/>
-                <w:b w:val="0"/>
-                <w:sz w:val="20"/>
-              </w:rPr>
-            </w:r>
-            <w:r>
-              <w:rPr>
-                <w:rFonts w:ascii="Arial" w:hAnsi="Arial"/>
-                <w:b w:val="0"/>
-                <w:color w:val="000000"/>
-                <w:sz w:val="20"/>
-              </w:rPr>
-              <w:t>Precondition</w:t>
-            </w:r>
-          </w:p>
-        </w:tc>
-        <w:tc>
-          <w:tcPr>
-            <w:tcW w:type="dxa" w:w="6970"/>
-            <w:gridSpan w:val="2"/>
-            <w:vAlign w:val="center"/>
-          </w:tcPr>
-          <w:p>
-            <w:pPr>
-              <w:spacing w:before="0" w:after="60" w:line="252" w:lineRule="auto"/>
-            </w:pPr>
-            <w:r>
-              <w:rPr>
-                <w:rFonts w:ascii="Arial" w:hAnsi="Arial"/>
-                <w:sz w:val="20"/>
-              </w:rPr>
-              <w:t>The administrator is signed in with an active account and has opened View / Search Account (UC-13). The target account exists and is not the signed-in account.</w:t>
-            </w:r>
-          </w:p>
-        </w:tc>
-      </w:tr>
-      <w:tr>
-        <w:trPr>
-          <w:cantSplit/>
-        </w:trPr>
-        <w:tc>
-          <w:tcPr>
-            <w:tcW w:type="dxa" w:w="3110"/>
-            <w:vAlign w:val="center"/>
-          </w:tcPr>
-          <w:p>
-            <w:pPr>
-              <w:keepNext w:val="0"/>
-              <w:spacing w:before="0" w:after="60" w:line="252" w:lineRule="auto"/>
-            </w:pPr>
-            <w:r>
-              <w:rPr>
-                <w:rFonts w:ascii="Arial" w:hAnsi="Arial"/>
-                <w:b w:val="0"/>
-                <w:sz w:val="20"/>
-              </w:rPr>
-            </w:r>
-            <w:r>
-              <w:rPr>
-                <w:rFonts w:ascii="Arial" w:hAnsi="Arial"/>
-                <w:b w:val="0"/>
-                <w:color w:val="000000"/>
-                <w:sz w:val="20"/>
-              </w:rPr>
-              <w:t>Postcondition</w:t>
-            </w:r>
-          </w:p>
-        </w:tc>
-        <w:tc>
-          <w:tcPr>
-            <w:tcW w:type="dxa" w:w="6970"/>
-            <w:gridSpan w:val="2"/>
-            <w:vAlign w:val="center"/>
-          </w:tcPr>
-          <w:p>
-            <w:pPr>
-              <w:spacing w:before="0" w:after="60" w:line="252" w:lineRule="auto"/>
-            </w:pPr>
-            <w:r>
-              <w:rPr>
-                <w:rFonts w:ascii="Arial" w:hAnsi="Arial"/>
-                <w:sz w:val="20"/>
-              </w:rPr>
-              <w:t>The target account status is changed and a confirmation is displayed. Deactivated accounts cannot log in or access operations that require an active account.</w:t>
-            </w:r>
-          </w:p>
-        </w:tc>
-      </w:tr>
-      <w:tr>
-        <w:trPr>
-          <w:cantSplit/>
-        </w:trPr>
-        <w:tc>
-          <w:tcPr>
-            <w:tcW w:type="dxa" w:w="3110"/>
-            <w:vMerge w:val="restart"/>
-            <w:vAlign w:val="top"/>
-          </w:tcPr>
-          <w:p>
-            <w:pPr>
-              <w:keepNext w:val="0"/>
-              <w:spacing w:before="0" w:after="60" w:line="252" w:lineRule="auto"/>
-            </w:pPr>
-            <w:r>
-              <w:rPr>
-                <w:rFonts w:ascii="Arial" w:hAnsi="Arial"/>
-                <w:sz w:val="20"/>
-              </w:rPr>
-            </w:r>
-            <w:r>
-              <w:rPr>
-                <w:rFonts w:ascii="Arial" w:hAnsi="Arial"/>
-                <w:b/>
-                <w:color w:val="000000"/>
-                <w:sz w:val="20"/>
-              </w:rPr>
-              <w:t>Normal Flow (Main Flow)</w:t>
-            </w:r>
-          </w:p>
-        </w:tc>
-        <w:tc>
-          <w:tcPr>
-            <w:tcW w:type="dxa" w:w="3485"/>
-            <w:vAlign w:val="center"/>
-          </w:tcPr>
-          <w:p>
-            <w:pPr>
-              <w:keepNext w:val="0"/>
-              <w:spacing w:before="0" w:after="60" w:line="252" w:lineRule="auto"/>
-              <w:jc w:val="center"/>
-            </w:pPr>
-            <w:r>
-              <w:rPr>
-                <w:rFonts w:ascii="Arial" w:hAnsi="Arial"/>
-                <w:sz w:val="20"/>
-              </w:rPr>
-            </w:r>
-            <w:r>
-              <w:rPr>
-                <w:rFonts w:ascii="Arial" w:hAnsi="Arial"/>
-                <w:b/>
-                <w:color w:val="000000"/>
-                <w:sz w:val="20"/>
-              </w:rPr>
-              <w:t>User Action</w:t>
-            </w:r>
-          </w:p>
-        </w:tc>
-        <w:tc>
-          <w:tcPr>
-            <w:tcW w:type="dxa" w:w="3485"/>
-            <w:vAlign w:val="center"/>
-          </w:tcPr>
-          <w:p>
-            <w:pPr>
-              <w:keepNext w:val="0"/>
-              <w:spacing w:before="0" w:after="60" w:line="252" w:lineRule="auto"/>
-              <w:jc w:val="center"/>
-            </w:pPr>
-            <w:r>
-              <w:rPr>
-                <w:rFonts w:ascii="Arial" w:hAnsi="Arial"/>
-                <w:sz w:val="20"/>
-              </w:rPr>
-            </w:r>
-            <w:r>
-              <w:rPr>
-                <w:rFonts w:ascii="Arial" w:hAnsi="Arial"/>
-                <w:b/>
-                <w:color w:val="000000"/>
-                <w:sz w:val="20"/>
-              </w:rPr>
-              <w:t>System Response</w:t>
-            </w:r>
-          </w:p>
-        </w:tc>
-      </w:tr>
-      <w:tr>
-        <w:trPr>
-          <w:cantSplit/>
-        </w:trPr>
-        <w:tc>
-          <w:tcPr>
-            <w:tcW w:type="dxa" w:w="3110"/>
-            <w:vMerge/>
-          </w:tcPr>
-          <w:p/>
-        </w:tc>
-        <w:tc>
-          <w:tcPr>
-            <w:tcW w:type="dxa" w:w="3485"/>
-            <w:vAlign w:val="center"/>
-          </w:tcPr>
-          <w:p>
-            <w:pPr>
-              <w:spacing w:before="0" w:after="60" w:line="252" w:lineRule="auto"/>
-            </w:pPr>
-            <w:r>
-              <w:rPr>
-                <w:rFonts w:ascii="Arial" w:hAnsi="Arial"/>
-                <w:sz w:val="20"/>
-              </w:rPr>
-              <w:t>1. Opens View / Search Account (UC-13).</w:t>
-            </w:r>
-          </w:p>
-        </w:tc>
-        <w:tc>
-          <w:tcPr>
-            <w:tcW w:type="dxa" w:w="3485"/>
-            <w:vAlign w:val="center"/>
-          </w:tcPr>
-          <w:p>
-            <w:pPr>
-              <w:spacing w:before="0" w:after="60" w:line="252" w:lineRule="auto"/>
-            </w:pPr>
-            <w:r>
-              <w:rPr>
-                <w:rFonts w:ascii="Arial" w:hAnsi="Arial"/>
-                <w:sz w:val="20"/>
-              </w:rPr>
-              <w:t>2. Displays account nicknames, roles, statuses and permitted status controls.</w:t>
-            </w:r>
-          </w:p>
-        </w:tc>
-      </w:tr>
-      <w:tr>
-        <w:trPr>
-          <w:cantSplit/>
-        </w:trPr>
-        <w:tc>
-          <w:tcPr>
-            <w:tcW w:type="dxa" w:w="3110"/>
-            <w:vMerge/>
-          </w:tcPr>
-          <w:p/>
-        </w:tc>
-        <w:tc>
-          <w:tcPr>
-            <w:tcW w:type="dxa" w:w="3485"/>
-            <w:vAlign w:val="center"/>
-          </w:tcPr>
-          <w:p>
-            <w:pPr>
-              <w:spacing w:before="0" w:after="60" w:line="252" w:lineRule="auto"/>
-            </w:pPr>
-            <w:r>
-              <w:rPr>
-                <w:rFonts w:ascii="Arial" w:hAnsi="Arial"/>
-                <w:sz w:val="20"/>
-              </w:rPr>
-              <w:t>3. Selects Deactivate for an active target or Reactivate for an inactive target.</w:t>
-            </w:r>
-          </w:p>
-        </w:tc>
-        <w:tc>
-          <w:tcPr>
-            <w:tcW w:type="dxa" w:w="3485"/>
-            <w:vAlign w:val="center"/>
-          </w:tcPr>
-          <w:p>
-            <w:pPr>
-              <w:spacing w:before="0" w:after="60" w:line="252" w:lineRule="auto"/>
-            </w:pPr>
-            <w:r>
-              <w:rPr>
-                <w:rFonts w:ascii="Arial" w:hAnsi="Arial"/>
-                <w:sz w:val="20"/>
-              </w:rPr>
-              <w:t>4. Checks administrator authority and blocks changes to the signed-in account. Admin may manage only Student/Faculty targets; Super Admin may also manage administrator targets.</w:t>
-            </w:r>
-          </w:p>
-        </w:tc>
-      </w:tr>
-      <w:tr>
-        <w:trPr>
-          <w:cantSplit/>
-        </w:trPr>
-        <w:tc>
-          <w:tcPr>
-            <w:tcW w:type="dxa" w:w="3110"/>
-            <w:vMerge/>
-          </w:tcPr>
-          <w:p/>
-        </w:tc>
-        <w:tc>
-          <w:tcPr>
-            <w:tcW w:type="dxa" w:w="3485"/>
-            <w:vAlign w:val="center"/>
-          </w:tcPr>
-          <w:p>
-            <w:pPr>
-              <w:spacing w:before="0" w:after="60" w:line="252" w:lineRule="auto"/>
-            </w:pPr>
-            <w:r>
-              <w:rPr>
-                <w:rFonts w:ascii="Arial" w:hAnsi="Arial"/>
-                <w:sz w:val="20"/>
-              </w:rPr>
-              <w:t/>
-            </w:r>
-          </w:p>
-        </w:tc>
-        <w:tc>
-          <w:tcPr>
-            <w:tcW w:type="dxa" w:w="3485"/>
-            <w:vAlign w:val="center"/>
-          </w:tcPr>
-          <w:p>
-            <w:pPr>
-              <w:spacing w:before="0" w:after="60" w:line="252" w:lineRule="auto"/>
-            </w:pPr>
-            <w:r>
-              <w:rPr>
-                <w:rFonts w:ascii="Arial" w:hAnsi="Arial"/>
-                <w:sz w:val="20"/>
-              </w:rPr>
-              <w:t>5. Changes the target's active status to the opposite state and saves it.</w:t>
-            </w:r>
-          </w:p>
-        </w:tc>
-      </w:tr>
-      <w:tr>
-        <w:trPr>
-          <w:cantSplit/>
-        </w:trPr>
-        <w:tc>
-          <w:tcPr>
-            <w:tcW w:type="dxa" w:w="3110"/>
-            <w:vMerge/>
-          </w:tcPr>
-          <w:p/>
-        </w:tc>
-        <w:tc>
-          <w:tcPr>
-            <w:tcW w:type="dxa" w:w="3485"/>
-            <w:vAlign w:val="center"/>
-          </w:tcPr>
-          <w:p>
-            <w:pPr>
-              <w:spacing w:before="0" w:after="60" w:line="252" w:lineRule="auto"/>
-            </w:pPr>
-            <w:r>
-              <w:rPr>
-                <w:rFonts w:ascii="Arial" w:hAnsi="Arial"/>
-                <w:sz w:val="20"/>
-              </w:rPr>
-              <w:t/>
-            </w:r>
-          </w:p>
-        </w:tc>
-        <w:tc>
-          <w:tcPr>
-            <w:tcW w:type="dxa" w:w="3485"/>
-            <w:vAlign w:val="center"/>
-          </w:tcPr>
-          <w:p>
-            <w:pPr>
-              <w:spacing w:before="0" w:after="60" w:line="252" w:lineRule="auto"/>
-            </w:pPr>
-            <w:r>
-              <w:rPr>
-                <w:rFonts w:ascii="Arial" w:hAnsi="Arial"/>
-                <w:sz w:val="20"/>
-              </w:rPr>
-              <w:t>6. Displays the updated status and a confirmation message.</w:t>
-            </w:r>
-          </w:p>
-        </w:tc>
-      </w:tr>
-      <w:tr>
-        <w:trPr>
-          <w:cantSplit/>
-        </w:trPr>
-        <w:tc>
-          <w:tcPr>
-            <w:tcW w:type="dxa" w:w="3110"/>
-            <w:vAlign w:val="center"/>
-          </w:tcPr>
-          <w:p>
-            <w:pPr>
-              <w:spacing w:before="0" w:after="60" w:line="252" w:lineRule="auto"/>
-            </w:pPr>
-            <w:r>
-              <w:rPr>
-                <w:rFonts w:ascii="Arial" w:hAnsi="Arial"/>
-                <w:sz w:val="20"/>
-              </w:rPr>
-              <w:t>Alternate Flow</w:t>
-            </w:r>
-          </w:p>
-        </w:tc>
-        <w:tc>
-          <w:tcPr>
-            <w:tcW w:type="dxa" w:w="6970"/>
-            <w:gridSpan w:val="2"/>
-            <w:vAlign w:val="center"/>
-          </w:tcPr>
-          <w:p>
-            <w:pPr>
-              <w:spacing w:before="0" w:after="60" w:line="252" w:lineRule="auto"/>
-            </w:pPr>
-            <w:r>
-              <w:rPr>
-                <w:rFonts w:ascii="Arial" w:hAnsi="Arial"/>
-                <w:sz w:val="20"/>
-              </w:rPr>
-              <w:t>3a. For an inactive account, Reactivate restores active status. For an active account, Deactivate removes active status.</w:t>
-            </w:r>
-          </w:p>
-        </w:tc>
-      </w:tr>
-      <w:tr>
-        <w:trPr>
-          <w:cantSplit/>
-        </w:trPr>
-        <w:tc>
-          <w:tcPr>
-            <w:tcW w:type="dxa" w:w="3110"/>
-            <w:vAlign w:val="center"/>
-          </w:tcPr>
-          <w:p>
-            <w:pPr>
-              <w:keepNext w:val="0"/>
-              <w:spacing w:before="0" w:after="60" w:line="252" w:lineRule="auto"/>
-            </w:pPr>
-            <w:r>
-              <w:rPr>
-                <w:rFonts w:ascii="Arial" w:hAnsi="Arial"/>
-                <w:sz w:val="20"/>
-              </w:rPr>
-            </w:r>
-            <w:r>
-              <w:rPr>
-                <w:rFonts w:ascii="Arial" w:hAnsi="Arial"/>
-                <w:b/>
-                <w:color w:val="000000"/>
-                <w:sz w:val="20"/>
-              </w:rPr>
-              <w:t>Exception Flow</w:t>
-            </w:r>
-          </w:p>
-        </w:tc>
-        <w:tc>
-          <w:tcPr>
-            <w:tcW w:type="dxa" w:w="6970"/>
-            <w:gridSpan w:val="2"/>
-            <w:vAlign w:val="center"/>
-          </w:tcPr>
-          <w:p>
-            <w:pPr>
-              <w:spacing w:before="0" w:after="60" w:line="252" w:lineRule="auto"/>
-            </w:pPr>
-            <w:r>
-              <w:rPr>
-                <w:rFonts w:ascii="Arial" w:hAnsi="Arial"/>
-                <w:sz w:val="20"/>
-              </w:rPr>
-              <w:t>4a. Changing the signed-in account's status or unauthorized management of an administrator account is blocked. A missing target or database failure prevents successful completion.</w:t>
-            </w:r>
-          </w:p>
-        </w:tc>
-      </w:tr>
-      <w:tr>
-        <w:trPr>
-          <w:cantSplit/>
-        </w:trPr>
-        <w:tc>
-          <w:tcPr>
-            <w:tcW w:type="dxa" w:w="3110"/>
-            <w:vAlign w:val="center"/>
-          </w:tcPr>
-          <w:p>
-            <w:pPr>
-              <w:keepNext w:val="0"/>
-              <w:spacing w:before="0" w:after="60" w:line="252" w:lineRule="auto"/>
-            </w:pPr>
-            <w:r>
-              <w:rPr>
-                <w:rFonts w:ascii="Arial" w:hAnsi="Arial"/>
-                <w:sz w:val="20"/>
-              </w:rPr>
-            </w:r>
-            <w:r>
-              <w:rPr>
-                <w:rFonts w:ascii="Arial" w:hAnsi="Arial"/>
-                <w:b/>
-                <w:color w:val="000000"/>
-                <w:sz w:val="20"/>
-              </w:rPr>
-              <w:t>Non-Functional Requirements</w:t>
-            </w:r>
-          </w:p>
-        </w:tc>
-        <w:tc>
-          <w:tcPr>
-            <w:tcW w:type="dxa" w:w="6970"/>
-            <w:gridSpan w:val="2"/>
-            <w:vAlign w:val="center"/>
-          </w:tcPr>
-          <w:p>
-            <w:pPr>
-              <w:spacing w:before="0" w:after="60" w:line="252" w:lineRule="auto"/>
-            </w:pPr>
-            <w:r>
-              <w:rPr>
-                <w:rFonts w:ascii="Arial" w:hAnsi="Arial"/>
-                <w:sz w:val="20"/>
-              </w:rPr>
-              <w:t>Status updates must enforce role restrictions and request protection. Active-account checks must prevent a deactivated user from accessing protected operations.</w:t>
-            </w:r>
-          </w:p>
-        </w:tc>
-      </w:tr>
-    </w:tbl>
-    <w:p>
-      <w:r>
-        <w:br w:type="page"/>
-      </w:r>
-    </w:p>
-    <w:p>
-      <w:pPr>
-        <w:pStyle w:val="Title"/>
-        <w:spacing w:after="200"/>
-      </w:pPr>
-      <w:r>
-        <w:rPr>
-          <w:sz w:val="32"/>
-        </w:rPr>
-        <w:t>ResBack Use Case Descriptions</w:t>
-      </w:r>
-    </w:p>
-    <w:tbl>
-      <w:tblPr>
-        <w:tblW w:type="auto" w:w="0"/>
-        <w:jc w:val="center"/>
-        <w:tblLayout w:type="fixed"/>
-        <w:tblLook w:firstColumn="1" w:firstRow="1" w:lastColumn="0" w:lastRow="0" w:noHBand="0" w:noVBand="1" w:val="04A0"/>
-        <w:tblBorders>
-          <w:top w:val="single" w:sz="6" w:color="000000"/>
-          <w:left w:val="single" w:sz="6" w:color="000000"/>
-          <w:bottom w:val="single" w:sz="6" w:color="000000"/>
-          <w:right w:val="single" w:sz="6" w:color="000000"/>
-          <w:insideH w:val="single" w:sz="6" w:color="000000"/>
-          <w:insideV w:val="single" w:sz="6" w:color="000000"/>
-        </w:tblBorders>
-        <w:tblCellMar>
-          <w:top w:w="85" w:type="dxa"/>
-          <w:bottom w:w="85" w:type="dxa"/>
-          <w:left w:w="105" w:type="dxa"/>
-          <w:right w:w="105" w:type="dxa"/>
-        </w:tblCellMar>
-      </w:tblPr>
-      <w:tblGrid>
-        <w:gridCol w:w="3110"/>
-        <w:gridCol w:w="3485"/>
-        <w:gridCol w:w="3485"/>
-      </w:tblGrid>
-      <w:tr>
-        <w:trPr>
-          <w:cantSplit/>
-        </w:trPr>
-        <w:tc>
-          <w:tcPr>
-            <w:tcW w:type="dxa" w:w="3110"/>
-            <w:vAlign w:val="center"/>
-          </w:tcPr>
-          <w:p>
-            <w:pPr>
-              <w:keepNext w:val="0"/>
-              <w:spacing w:before="0" w:after="60" w:line="252" w:lineRule="auto"/>
-            </w:pPr>
-            <w:r>
-              <w:rPr>
-                <w:rFonts w:ascii="Arial" w:hAnsi="Arial"/>
-                <w:b w:val="0"/>
-                <w:sz w:val="20"/>
-              </w:rPr>
-            </w:r>
-            <w:r>
-              <w:rPr>
-                <w:rFonts w:ascii="Arial" w:hAnsi="Arial"/>
-                <w:b w:val="0"/>
-                <w:color w:val="000000"/>
-                <w:sz w:val="20"/>
-              </w:rPr>
-              <w:t>Use Case Name</w:t>
-            </w:r>
-          </w:p>
-        </w:tc>
-        <w:tc>
-          <w:tcPr>
-            <w:tcW w:type="dxa" w:w="6970"/>
-            <w:gridSpan w:val="2"/>
-            <w:vAlign w:val="center"/>
-          </w:tcPr>
-          <w:p>
-            <w:pPr>
-              <w:spacing w:before="0" w:after="60" w:line="252" w:lineRule="auto"/>
-            </w:pPr>
-            <w:r>
-              <w:rPr>
-                <w:rFonts w:ascii="Arial" w:hAnsi="Arial"/>
-                <w:sz w:val="20"/>
-              </w:rPr>
-              <w:t>Logout</w:t>
-            </w:r>
-          </w:p>
-        </w:tc>
-      </w:tr>
-      <w:tr>
-        <w:trPr>
-          <w:cantSplit/>
-        </w:trPr>
-        <w:tc>
-          <w:tcPr>
-            <w:tcW w:type="dxa" w:w="3110"/>
-            <w:vAlign w:val="center"/>
-          </w:tcPr>
-          <w:p>
-            <w:pPr>
-              <w:keepNext w:val="0"/>
-              <w:spacing w:before="0" w:after="60" w:line="252" w:lineRule="auto"/>
-            </w:pPr>
-            <w:r>
-              <w:rPr>
-                <w:rFonts w:ascii="Arial" w:hAnsi="Arial"/>
-                <w:b w:val="0"/>
-                <w:sz w:val="20"/>
-              </w:rPr>
-            </w:r>
-            <w:r>
-              <w:rPr>
-                <w:rFonts w:ascii="Arial" w:hAnsi="Arial"/>
-                <w:b w:val="0"/>
-                <w:color w:val="000000"/>
-                <w:sz w:val="20"/>
-              </w:rPr>
-              <w:t>Use Case ID</w:t>
-            </w:r>
-          </w:p>
-        </w:tc>
-        <w:tc>
-          <w:tcPr>
-            <w:tcW w:type="dxa" w:w="6970"/>
-            <w:gridSpan w:val="2"/>
-            <w:vAlign w:val="center"/>
-          </w:tcPr>
-          <w:p>
-            <w:pPr>
-              <w:spacing w:before="0" w:after="60" w:line="252" w:lineRule="auto"/>
-            </w:pPr>
-            <w:r>
-              <w:rPr>
-                <w:rFonts w:ascii="Arial" w:hAnsi="Arial"/>
-                <w:sz w:val="20"/>
-              </w:rPr>
-              <w:t>UC-17</w:t>
-            </w:r>
-          </w:p>
-        </w:tc>
-      </w:tr>
-      <w:tr>
-        <w:trPr>
-          <w:cantSplit/>
-        </w:trPr>
-        <w:tc>
-          <w:tcPr>
-            <w:tcW w:type="dxa" w:w="3110"/>
-            <w:vAlign w:val="center"/>
-          </w:tcPr>
-          <w:p>
-            <w:pPr>
-              <w:keepNext w:val="0"/>
-              <w:spacing w:before="0" w:after="60" w:line="252" w:lineRule="auto"/>
-            </w:pPr>
-            <w:r>
-              <w:rPr>
-                <w:rFonts w:ascii="Arial" w:hAnsi="Arial"/>
-                <w:b w:val="0"/>
-                <w:sz w:val="20"/>
-              </w:rPr>
-            </w:r>
-            <w:r>
-              <w:rPr>
-                <w:rFonts w:ascii="Arial" w:hAnsi="Arial"/>
-                <w:b w:val="0"/>
-                <w:color w:val="000000"/>
-                <w:sz w:val="20"/>
-              </w:rPr>
-              <w:t>Use Case Description</w:t>
-            </w:r>
-          </w:p>
-        </w:tc>
-        <w:tc>
-          <w:tcPr>
-            <w:tcW w:type="dxa" w:w="6970"/>
-            <w:gridSpan w:val="2"/>
-            <w:vAlign w:val="center"/>
-          </w:tcPr>
-          <w:p>
-            <w:pPr>
-              <w:spacing w:before="0" w:after="60" w:line="252" w:lineRule="auto"/>
-            </w:pPr>
-            <w:r>
-              <w:rPr>
-                <w:rFonts w:ascii="Arial" w:hAnsi="Arial"/>
-                <w:sz w:val="20"/>
-              </w:rPr>
-              <w:t>Allows a signed-in actor to end the current authenticated session.</w:t>
-            </w:r>
-          </w:p>
-        </w:tc>
-      </w:tr>
-      <w:tr>
-        <w:trPr>
-          <w:cantSplit/>
-        </w:trPr>
-        <w:tc>
-          <w:tcPr>
-            <w:tcW w:type="dxa" w:w="3110"/>
-            <w:vAlign w:val="center"/>
-          </w:tcPr>
-          <w:p>
-            <w:pPr>
-              <w:keepNext w:val="0"/>
-              <w:spacing w:before="0" w:after="60" w:line="252" w:lineRule="auto"/>
-            </w:pPr>
-            <w:r>
-              <w:rPr>
-                <w:rFonts w:ascii="Arial" w:hAnsi="Arial"/>
-                <w:b w:val="0"/>
-                <w:sz w:val="20"/>
-              </w:rPr>
-            </w:r>
-            <w:r>
-              <w:rPr>
-                <w:rFonts w:ascii="Arial" w:hAnsi="Arial"/>
-                <w:b w:val="0"/>
-                <w:color w:val="000000"/>
-                <w:sz w:val="20"/>
-              </w:rPr>
-              <w:t>Primary Actor</w:t>
-            </w:r>
-          </w:p>
-        </w:tc>
-        <w:tc>
-          <w:tcPr>
-            <w:tcW w:type="dxa" w:w="6970"/>
-            <w:gridSpan w:val="2"/>
-            <w:vAlign w:val="center"/>
-          </w:tcPr>
-          <w:p>
-            <w:pPr>
-              <w:spacing w:before="0" w:after="60" w:line="252" w:lineRule="auto"/>
-            </w:pPr>
-            <w:r>
-              <w:rPr>
-                <w:rFonts w:ascii="Arial" w:hAnsi="Arial"/>
-                <w:sz w:val="20"/>
-              </w:rPr>
-              <w:t>Student, Faculty, Admin or Super Admin</w:t>
-            </w:r>
-          </w:p>
-        </w:tc>
-      </w:tr>
-      <w:tr>
-        <w:trPr>
-          <w:cantSplit/>
-        </w:trPr>
-        <w:tc>
-          <w:tcPr>
-            <w:tcW w:type="dxa" w:w="3110"/>
-            <w:vAlign w:val="center"/>
-          </w:tcPr>
-          <w:p>
-            <w:pPr>
-              <w:keepNext w:val="0"/>
-              <w:spacing w:before="0" w:after="60" w:line="252" w:lineRule="auto"/>
-            </w:pPr>
-            <w:r>
-              <w:rPr>
-                <w:rFonts w:ascii="Arial" w:hAnsi="Arial"/>
-                <w:b w:val="0"/>
-                <w:sz w:val="20"/>
-              </w:rPr>
-            </w:r>
-            <w:r>
-              <w:rPr>
-                <w:rFonts w:ascii="Arial" w:hAnsi="Arial"/>
-                <w:b w:val="0"/>
-                <w:color w:val="000000"/>
-                <w:sz w:val="20"/>
-              </w:rPr>
-              <w:t>Secondary Actor</w:t>
-            </w:r>
-          </w:p>
-        </w:tc>
-        <w:tc>
-          <w:tcPr>
-            <w:tcW w:type="dxa" w:w="6970"/>
-            <w:gridSpan w:val="2"/>
-            <w:vAlign w:val="center"/>
-          </w:tcPr>
-          <w:p>
-            <w:pPr>
-              <w:spacing w:before="0" w:after="60" w:line="252" w:lineRule="auto"/>
-            </w:pPr>
-            <w:r>
-              <w:rPr>
-                <w:rFonts w:ascii="Arial" w:hAnsi="Arial"/>
-                <w:sz w:val="20"/>
-              </w:rPr>
-              <w:t>None</w:t>
-            </w:r>
-          </w:p>
-        </w:tc>
-      </w:tr>
-      <w:tr>
-        <w:trPr>
-          <w:cantSplit/>
-        </w:trPr>
-        <w:tc>
-          <w:tcPr>
-            <w:tcW w:type="dxa" w:w="3110"/>
-            <w:vAlign w:val="center"/>
-          </w:tcPr>
-          <w:p>
-            <w:pPr>
-              <w:keepNext w:val="0"/>
-              <w:spacing w:before="0" w:after="60" w:line="252" w:lineRule="auto"/>
-            </w:pPr>
-            <w:r>
-              <w:rPr>
-                <w:rFonts w:ascii="Arial" w:hAnsi="Arial"/>
-                <w:b w:val="0"/>
-                <w:sz w:val="20"/>
-              </w:rPr>
-            </w:r>
-            <w:r>
-              <w:rPr>
-                <w:rFonts w:ascii="Arial" w:hAnsi="Arial"/>
-                <w:b w:val="0"/>
-                <w:color w:val="000000"/>
-                <w:sz w:val="20"/>
-              </w:rPr>
-              <w:t>Precondition</w:t>
-            </w:r>
-          </w:p>
-        </w:tc>
-        <w:tc>
-          <w:tcPr>
-            <w:tcW w:type="dxa" w:w="6970"/>
-            <w:gridSpan w:val="2"/>
-            <w:vAlign w:val="center"/>
-          </w:tcPr>
-          <w:p>
-            <w:pPr>
-              <w:spacing w:before="0" w:after="60" w:line="252" w:lineRule="auto"/>
-            </w:pPr>
-            <w:r>
-              <w:rPr>
-                <w:rFonts w:ascii="Arial" w:hAnsi="Arial"/>
-                <w:sz w:val="20"/>
-              </w:rPr>
-              <w:t>The actor has an authenticated session.</w:t>
-            </w:r>
-          </w:p>
-        </w:tc>
-      </w:tr>
-      <w:tr>
-        <w:trPr>
-          <w:cantSplit/>
-        </w:trPr>
-        <w:tc>
-          <w:tcPr>
-            <w:tcW w:type="dxa" w:w="3110"/>
-            <w:vAlign w:val="center"/>
-          </w:tcPr>
-          <w:p>
-            <w:pPr>
-              <w:keepNext w:val="0"/>
-              <w:spacing w:before="0" w:after="60" w:line="252" w:lineRule="auto"/>
-            </w:pPr>
-            <w:r>
-              <w:rPr>
-                <w:rFonts w:ascii="Arial" w:hAnsi="Arial"/>
-                <w:b w:val="0"/>
-                <w:sz w:val="20"/>
-              </w:rPr>
-            </w:r>
-            <w:r>
-              <w:rPr>
-                <w:rFonts w:ascii="Arial" w:hAnsi="Arial"/>
-                <w:b w:val="0"/>
-                <w:color w:val="000000"/>
-                <w:sz w:val="20"/>
-              </w:rPr>
-              <w:t>Postcondition</w:t>
-            </w:r>
-          </w:p>
-        </w:tc>
-        <w:tc>
-          <w:tcPr>
-            <w:tcW w:type="dxa" w:w="6970"/>
-            <w:gridSpan w:val="2"/>
-            <w:vAlign w:val="center"/>
-          </w:tcPr>
-          <w:p>
-            <w:pPr>
-              <w:spacing w:before="0" w:after="60" w:line="252" w:lineRule="auto"/>
-            </w:pPr>
-            <w:r>
-              <w:rPr>
-                <w:rFonts w:ascii="Arial" w:hAnsi="Arial"/>
-                <w:sz w:val="20"/>
-              </w:rPr>
-              <w:t>The actor is signed out, the session is invalidated and the Login page is displayed.</w:t>
-            </w:r>
-          </w:p>
-        </w:tc>
-      </w:tr>
-      <w:tr>
-        <w:trPr>
-          <w:cantSplit/>
-        </w:trPr>
-        <w:tc>
-          <w:tcPr>
-            <w:tcW w:type="dxa" w:w="3110"/>
-            <w:vMerge w:val="restart"/>
-            <w:vAlign w:val="top"/>
-          </w:tcPr>
-          <w:p>
-            <w:pPr>
-              <w:keepNext w:val="0"/>
-              <w:spacing w:before="0" w:after="60" w:line="252" w:lineRule="auto"/>
-            </w:pPr>
-            <w:r>
-              <w:rPr>
-                <w:rFonts w:ascii="Arial" w:hAnsi="Arial"/>
-                <w:sz w:val="20"/>
-              </w:rPr>
-            </w:r>
-            <w:r>
-              <w:rPr>
-                <w:rFonts w:ascii="Arial" w:hAnsi="Arial"/>
-                <w:b/>
-                <w:color w:val="000000"/>
-                <w:sz w:val="20"/>
-              </w:rPr>
-              <w:t>Normal Flow (Main Flow)</w:t>
-            </w:r>
-          </w:p>
-        </w:tc>
-        <w:tc>
-          <w:tcPr>
-            <w:tcW w:type="dxa" w:w="3485"/>
-            <w:vAlign w:val="center"/>
-          </w:tcPr>
-          <w:p>
-            <w:pPr>
-              <w:keepNext w:val="0"/>
-              <w:spacing w:before="0" w:after="60" w:line="252" w:lineRule="auto"/>
-              <w:jc w:val="center"/>
-            </w:pPr>
-            <w:r>
-              <w:rPr>
-                <w:rFonts w:ascii="Arial" w:hAnsi="Arial"/>
-                <w:sz w:val="20"/>
-              </w:rPr>
-            </w:r>
-            <w:r>
-              <w:rPr>
-                <w:rFonts w:ascii="Arial" w:hAnsi="Arial"/>
-                <w:b/>
-                <w:color w:val="000000"/>
-                <w:sz w:val="20"/>
-              </w:rPr>
-              <w:t>User Action</w:t>
-            </w:r>
-          </w:p>
-        </w:tc>
-        <w:tc>
-          <w:tcPr>
-            <w:tcW w:type="dxa" w:w="3485"/>
-            <w:vAlign w:val="center"/>
-          </w:tcPr>
-          <w:p>
-            <w:pPr>
-              <w:keepNext w:val="0"/>
-              <w:spacing w:before="0" w:after="60" w:line="252" w:lineRule="auto"/>
-              <w:jc w:val="center"/>
-            </w:pPr>
-            <w:r>
-              <w:rPr>
-                <w:rFonts w:ascii="Arial" w:hAnsi="Arial"/>
-                <w:sz w:val="20"/>
-              </w:rPr>
-            </w:r>
-            <w:r>
-              <w:rPr>
-                <w:rFonts w:ascii="Arial" w:hAnsi="Arial"/>
-                <w:b/>
-                <w:color w:val="000000"/>
-                <w:sz w:val="20"/>
-              </w:rPr>
-              <w:t>System Response</w:t>
-            </w:r>
-          </w:p>
-        </w:tc>
-      </w:tr>
-      <w:tr>
-        <w:trPr>
-          <w:cantSplit/>
-        </w:trPr>
-        <w:tc>
-          <w:tcPr>
-            <w:tcW w:type="dxa" w:w="3110"/>
-            <w:vMerge/>
-          </w:tcPr>
-          <w:p/>
-        </w:tc>
-        <w:tc>
-          <w:tcPr>
-            <w:tcW w:type="dxa" w:w="3485"/>
-            <w:vAlign w:val="center"/>
-          </w:tcPr>
-          <w:p>
-            <w:pPr>
-              <w:spacing w:before="0" w:after="60" w:line="252" w:lineRule="auto"/>
-            </w:pPr>
-            <w:r>
-              <w:rPr>
-                <w:rFonts w:ascii="Arial" w:hAnsi="Arial"/>
-                <w:sz w:val="20"/>
-              </w:rPr>
-              <w:t>1. Selects Logout.</w:t>
-            </w:r>
-          </w:p>
-        </w:tc>
-        <w:tc>
-          <w:tcPr>
-            <w:tcW w:type="dxa" w:w="3485"/>
-            <w:vAlign w:val="center"/>
-          </w:tcPr>
-          <w:p>
-            <w:pPr>
-              <w:spacing w:before="0" w:after="60" w:line="252" w:lineRule="auto"/>
-            </w:pPr>
-            <w:r>
-              <w:rPr>
-                <w:rFonts w:ascii="Arial" w:hAnsi="Arial"/>
-                <w:sz w:val="20"/>
-              </w:rPr>
-              <w:t>2. Ends authentication for the current session.</w:t>
-            </w:r>
-          </w:p>
-        </w:tc>
-      </w:tr>
-      <w:tr>
-        <w:trPr>
-          <w:cantSplit/>
-        </w:trPr>
-        <w:tc>
-          <w:tcPr>
-            <w:tcW w:type="dxa" w:w="3110"/>
-            <w:vMerge/>
-          </w:tcPr>
-          <w:p/>
-        </w:tc>
-        <w:tc>
-          <w:tcPr>
-            <w:tcW w:type="dxa" w:w="3485"/>
-            <w:vAlign w:val="center"/>
-          </w:tcPr>
-          <w:p>
-            <w:pPr>
-              <w:spacing w:before="0" w:after="60" w:line="252" w:lineRule="auto"/>
-            </w:pPr>
-            <w:r>
-              <w:rPr>
-                <w:rFonts w:ascii="Arial" w:hAnsi="Arial"/>
-                <w:sz w:val="20"/>
-              </w:rPr>
-              <w:t/>
-            </w:r>
-          </w:p>
-        </w:tc>
-        <w:tc>
-          <w:tcPr>
-            <w:tcW w:type="dxa" w:w="3485"/>
-            <w:vAlign w:val="center"/>
-          </w:tcPr>
-          <w:p>
-            <w:pPr>
-              <w:spacing w:before="0" w:after="60" w:line="252" w:lineRule="auto"/>
-            </w:pPr>
-            <w:r>
-              <w:rPr>
-                <w:rFonts w:ascii="Arial" w:hAnsi="Arial"/>
-                <w:sz w:val="20"/>
-              </w:rPr>
-              <w:t>3. Invalidates the session and clears its stored data.</w:t>
-            </w:r>
-          </w:p>
-        </w:tc>
-      </w:tr>
-      <w:tr>
-        <w:trPr>
-          <w:cantSplit/>
-        </w:trPr>
-        <w:tc>
-          <w:tcPr>
-            <w:tcW w:type="dxa" w:w="3110"/>
-            <w:vMerge/>
-          </w:tcPr>
-          <w:p/>
-        </w:tc>
-        <w:tc>
-          <w:tcPr>
-            <w:tcW w:type="dxa" w:w="3485"/>
-            <w:vAlign w:val="center"/>
-          </w:tcPr>
-          <w:p>
-            <w:pPr>
-              <w:spacing w:before="0" w:after="60" w:line="252" w:lineRule="auto"/>
-            </w:pPr>
-            <w:r>
-              <w:rPr>
-                <w:rFonts w:ascii="Arial" w:hAnsi="Arial"/>
-                <w:sz w:val="20"/>
-              </w:rPr>
-              <w:t/>
-            </w:r>
-          </w:p>
-        </w:tc>
-        <w:tc>
-          <w:tcPr>
-            <w:tcW w:type="dxa" w:w="3485"/>
-            <w:vAlign w:val="center"/>
-          </w:tcPr>
-          <w:p>
-            <w:pPr>
-              <w:spacing w:before="0" w:after="60" w:line="252" w:lineRule="auto"/>
-            </w:pPr>
-            <w:r>
-              <w:rPr>
-                <w:rFonts w:ascii="Arial" w:hAnsi="Arial"/>
-                <w:sz w:val="20"/>
-              </w:rPr>
-              <w:t>4. Regenerates the request-protection token.</w:t>
-            </w:r>
-          </w:p>
-        </w:tc>
-      </w:tr>
-      <w:tr>
-        <w:trPr>
-          <w:cantSplit/>
-        </w:trPr>
-        <w:tc>
-          <w:tcPr>
-            <w:tcW w:type="dxa" w:w="3110"/>
-            <w:vMerge/>
-          </w:tcPr>
-          <w:p/>
-        </w:tc>
-        <w:tc>
-          <w:tcPr>
-            <w:tcW w:type="dxa" w:w="3485"/>
-            <w:vAlign w:val="center"/>
-          </w:tcPr>
-          <w:p>
-            <w:pPr>
-              <w:spacing w:before="0" w:after="60" w:line="252" w:lineRule="auto"/>
-            </w:pPr>
-            <w:r>
-              <w:rPr>
-                <w:rFonts w:ascii="Arial" w:hAnsi="Arial"/>
-                <w:sz w:val="20"/>
-              </w:rPr>
-              <w:t/>
-            </w:r>
-          </w:p>
-        </w:tc>
-        <w:tc>
-          <w:tcPr>
-            <w:tcW w:type="dxa" w:w="3485"/>
-            <w:vAlign w:val="center"/>
-          </w:tcPr>
-          <w:p>
-            <w:pPr>
-              <w:spacing w:before="0" w:after="60" w:line="252" w:lineRule="auto"/>
-            </w:pPr>
-            <w:r>
-              <w:rPr>
-                <w:rFonts w:ascii="Arial" w:hAnsi="Arial"/>
-                <w:sz w:val="20"/>
-              </w:rPr>
-              <w:t>5. Redirects the actor to Login (UC-02).</w:t>
-            </w:r>
-          </w:p>
-        </w:tc>
-      </w:tr>
-      <w:tr>
-        <w:trPr>
-          <w:cantSplit/>
-        </w:trPr>
-        <w:tc>
-          <w:tcPr>
-            <w:tcW w:type="dxa" w:w="3110"/>
-            <w:vAlign w:val="center"/>
-          </w:tcPr>
-          <w:p>
-            <w:pPr>
-              <w:spacing w:before="0" w:after="60" w:line="252" w:lineRule="auto"/>
-            </w:pPr>
-            <w:r>
-              <w:rPr>
-                <w:rFonts w:ascii="Arial" w:hAnsi="Arial"/>
-                <w:sz w:val="20"/>
-              </w:rPr>
-              <w:t>Alternate Flow</w:t>
-            </w:r>
-          </w:p>
-        </w:tc>
-        <w:tc>
-          <w:tcPr>
-            <w:tcW w:type="dxa" w:w="6970"/>
-            <w:gridSpan w:val="2"/>
-            <w:vAlign w:val="center"/>
-          </w:tcPr>
-          <w:p>
-            <w:pPr>
-              <w:spacing w:before="0" w:after="60" w:line="252" w:lineRule="auto"/>
-            </w:pPr>
-            <w:r>
-              <w:rPr>
-                <w:rFonts w:ascii="Arial" w:hAnsi="Arial"/>
-                <w:sz w:val="20"/>
-              </w:rPr>
-              <w:t>1a. If the session has already expired, access to the authenticated logout route redirects the actor to Login.</w:t>
-            </w:r>
-          </w:p>
-        </w:tc>
-      </w:tr>
-      <w:tr>
-        <w:trPr>
-          <w:cantSplit/>
-        </w:trPr>
-        <w:tc>
-          <w:tcPr>
-            <w:tcW w:type="dxa" w:w="3110"/>
-            <w:vAlign w:val="center"/>
-          </w:tcPr>
-          <w:p>
-            <w:pPr>
-              <w:keepNext w:val="0"/>
-              <w:spacing w:before="0" w:after="60" w:line="252" w:lineRule="auto"/>
-            </w:pPr>
-            <w:r>
-              <w:rPr>
-                <w:rFonts w:ascii="Arial" w:hAnsi="Arial"/>
-                <w:sz w:val="20"/>
-              </w:rPr>
-            </w:r>
-            <w:r>
-              <w:rPr>
-                <w:rFonts w:ascii="Arial" w:hAnsi="Arial"/>
-                <w:b/>
-                <w:color w:val="000000"/>
-                <w:sz w:val="20"/>
-              </w:rPr>
-              <w:t>Exception Flow</w:t>
-            </w:r>
-          </w:p>
-        </w:tc>
-        <w:tc>
-          <w:tcPr>
-            <w:tcW w:type="dxa" w:w="6970"/>
-            <w:gridSpan w:val="2"/>
-            <w:vAlign w:val="center"/>
-          </w:tcPr>
-          <w:p>
-            <w:pPr>
-              <w:spacing w:before="0" w:after="60" w:line="252" w:lineRule="auto"/>
-            </w:pPr>
-            <w:r>
-              <w:rPr>
-                <w:rFonts w:ascii="Arial" w:hAnsi="Arial"/>
-                <w:sz w:val="20"/>
-              </w:rPr>
-              <w:t>2a. An invalid request-protection token prevents the logout request from being processed; the actor must reload the page and submit a valid request.</w:t>
-            </w:r>
-          </w:p>
-        </w:tc>
-      </w:tr>
-      <w:tr>
-        <w:trPr>
-          <w:cantSplit/>
-        </w:trPr>
-        <w:tc>
-          <w:tcPr>
-            <w:tcW w:type="dxa" w:w="3110"/>
-            <w:vAlign w:val="center"/>
-          </w:tcPr>
-          <w:p>
-            <w:pPr>
-              <w:keepNext w:val="0"/>
-              <w:spacing w:before="0" w:after="60" w:line="252" w:lineRule="auto"/>
-            </w:pPr>
-            <w:r>
-              <w:rPr>
-                <w:rFonts w:ascii="Arial" w:hAnsi="Arial"/>
-                <w:sz w:val="20"/>
-              </w:rPr>
-            </w:r>
-            <w:r>
-              <w:rPr>
-                <w:rFonts w:ascii="Arial" w:hAnsi="Arial"/>
-                <w:b/>
-                <w:color w:val="000000"/>
-                <w:sz w:val="20"/>
-              </w:rPr>
-              <w:t>Non-Functional Requirements</w:t>
-            </w:r>
-          </w:p>
-        </w:tc>
-        <w:tc>
-          <w:tcPr>
-            <w:tcW w:type="dxa" w:w="6970"/>
-            <w:gridSpan w:val="2"/>
-            <w:vAlign w:val="center"/>
-          </w:tcPr>
-          <w:p>
-            <w:pPr>
-              <w:spacing w:before="0" w:after="60" w:line="252" w:lineRule="auto"/>
-            </w:pPr>
-            <w:r>
-              <w:rPr>
-                <w:rFonts w:ascii="Arial" w:hAnsi="Arial"/>
-                <w:sz w:val="20"/>
-              </w:rPr>
-              <w:t>Logout must use a protected POST request. Invalidated sessions must not authorize further access to authenticated pages.</w:t>
+              <w:t>Enforce server authorization and request protection. Lists use nicknames and omit emails/real names. Confirm permanent deletion. Deactivated users must be blocked from protected operations.</w:t>
             </w:r>
           </w:p>
         </w:tc>
